--- a/gitbash.docx
+++ b/gitbash.docx
@@ -25502,6 +25502,80 @@
     </w:p>
     <w:p>
       <w:pPr>
+        <w:rPr>
+          <w:rFonts w:hint="default" w:ascii="Lucida Console" w:hAnsi="Lucida Console"/>
+          <w:color w:val="auto"/>
+          <w:sz w:val="18"/>
+          <w:szCs w:val="24"/>
+          <w:lang w:val="en-US" w:eastAsia="zh-CN"/>
+        </w:rPr>
+      </w:pPr>
+      <w:r>
+        <w:rPr>
+          <w:rFonts w:hint="default" w:ascii="Lucida Console" w:hAnsi="Lucida Console"/>
+          <w:color w:val="auto"/>
+          <w:sz w:val="18"/>
+          <w:szCs w:val="24"/>
+          <w:lang w:val="en-US" w:eastAsia="zh-CN"/>
+        </w:rPr>
+        <w:br w:type="page"/>
+      </w:r>
+    </w:p>
+    <w:p>
+      <w:pPr>
+        <w:rPr>
+          <w:rFonts w:hint="default" w:ascii="Lucida Console" w:hAnsi="Lucida Console"/>
+          <w:color w:val="auto"/>
+          <w:sz w:val="18"/>
+          <w:szCs w:val="24"/>
+          <w:lang w:val="en-US" w:eastAsia="zh-CN"/>
+        </w:rPr>
+      </w:pPr>
+    </w:p>
+    <w:p>
+      <w:pPr>
+        <w:rPr>
+          <w:rFonts w:hint="eastAsia" w:ascii="Lucida Console" w:hAnsi="Lucida Console"/>
+          <w:color w:val="auto"/>
+          <w:sz w:val="18"/>
+          <w:szCs w:val="24"/>
+          <w:lang w:val="en-US" w:eastAsia="zh-CN"/>
+        </w:rPr>
+      </w:pPr>
+      <w:r>
+        <w:rPr>
+          <w:rFonts w:hint="eastAsia" w:ascii="Lucida Console" w:hAnsi="Lucida Console"/>
+          <w:color w:val="auto"/>
+          <w:sz w:val="18"/>
+          <w:szCs w:val="24"/>
+          <w:lang w:val="en-US" w:eastAsia="zh-CN"/>
+        </w:rPr>
+        <w:t>日志输出：</w:t>
+      </w:r>
+    </w:p>
+    <w:p>
+      <w:pPr>
+        <w:rPr>
+          <w:rFonts w:hint="default" w:ascii="Lucida Console" w:hAnsi="Lucida Console"/>
+          <w:color w:val="auto"/>
+          <w:sz w:val="18"/>
+          <w:szCs w:val="24"/>
+          <w:lang w:val="en-US" w:eastAsia="zh-CN"/>
+        </w:rPr>
+      </w:pPr>
+      <w:r>
+        <w:rPr>
+          <w:rFonts w:hint="eastAsia" w:ascii="Lucida Console" w:hAnsi="Lucida Console"/>
+          <w:color w:val="auto"/>
+          <w:sz w:val="18"/>
+          <w:szCs w:val="24"/>
+          <w:lang w:val="en-US" w:eastAsia="zh-CN"/>
+        </w:rPr>
+        <w:t>暂存待机</w:t>
+      </w:r>
+    </w:p>
+    <w:p>
+      <w:pPr>
         <w:keepNext w:val="0"/>
         <w:keepLines w:val="0"/>
         <w:widowControl/>
@@ -49568,8 +49642,6 @@
     </w:p>
     <w:p>
       <w:pPr>
-        <w:spacing w:beforeLines="0" w:afterLines="0"/>
-        <w:jc w:val="left"/>
         <w:rPr>
           <w:rFonts w:hint="default" w:ascii="Lucida Console" w:hAnsi="Lucida Console" w:eastAsia="Lucida Console"/>
           <w:color w:val="auto"/>
@@ -49578,8 +49650,4133 @@
           <w:lang w:val="en-US"/>
         </w:rPr>
       </w:pPr>
+      <w:r>
+        <w:rPr>
+          <w:rFonts w:hint="default" w:ascii="Lucida Console" w:hAnsi="Lucida Console" w:eastAsia="Lucida Console"/>
+          <w:color w:val="auto"/>
+          <w:sz w:val="18"/>
+          <w:szCs w:val="24"/>
+          <w:lang w:val="en-US"/>
+        </w:rPr>
+        <w:br w:type="page"/>
+      </w:r>
+    </w:p>
+    <w:p>
+      <w:pPr>
+        <w:spacing w:beforeLines="0" w:afterLines="0"/>
+        <w:jc w:val="left"/>
+        <w:rPr>
+          <w:rFonts w:hint="default" w:ascii="Lucida Console" w:hAnsi="Lucida Console" w:eastAsia="Lucida Console"/>
+          <w:color w:val="auto"/>
+          <w:sz w:val="18"/>
+          <w:szCs w:val="24"/>
+          <w:lang w:val="en-US"/>
+        </w:rPr>
+      </w:pPr>
+      <w:r>
+        <w:rPr>
+          <w:rFonts w:hint="default" w:ascii="Lucida Console" w:hAnsi="Lucida Console" w:eastAsia="Lucida Console"/>
+          <w:color w:val="auto"/>
+          <w:sz w:val="18"/>
+          <w:szCs w:val="24"/>
+          <w:lang w:val="en-US"/>
+        </w:rPr>
+        <w:t>Commit Composer Preview</w:t>
+      </w:r>
       <w:bookmarkStart w:id="0" w:name="_GoBack"/>
       <w:bookmarkEnd w:id="0"/>
+    </w:p>
+    <w:p>
+      <w:pPr>
+        <w:keepNext w:val="0"/>
+        <w:keepLines w:val="0"/>
+        <w:widowControl/>
+        <w:suppressLineNumbers w:val="0"/>
+        <w:shd w:val="clear" w:fill="121314"/>
+        <w:spacing w:line="285" w:lineRule="atLeast"/>
+        <w:jc w:val="left"/>
+        <w:rPr>
+          <w:rFonts w:hint="default" w:ascii="Consolas" w:hAnsi="Consolas" w:eastAsia="Consolas" w:cs="Consolas"/>
+          <w:b w:val="0"/>
+          <w:bCs w:val="0"/>
+          <w:color w:val="BBBEBF"/>
+          <w:sz w:val="21"/>
+          <w:szCs w:val="21"/>
+        </w:rPr>
+      </w:pPr>
+      <w:r>
+        <w:rPr>
+          <w:rFonts w:hint="default" w:ascii="Consolas" w:hAnsi="Consolas" w:eastAsia="Consolas" w:cs="Consolas"/>
+          <w:b w:val="0"/>
+          <w:bCs w:val="0"/>
+          <w:color w:val="8B949E"/>
+          <w:kern w:val="0"/>
+          <w:sz w:val="21"/>
+          <w:szCs w:val="21"/>
+          <w:shd w:val="clear" w:fill="121314"/>
+          <w:lang w:val="en-US" w:eastAsia="zh-CN" w:bidi="ar"/>
+        </w:rPr>
+        <w:t>2026-06-04</w:t>
+      </w:r>
+      <w:r>
+        <w:rPr>
+          <w:rFonts w:hint="default" w:ascii="Consolas" w:hAnsi="Consolas" w:eastAsia="Consolas" w:cs="Consolas"/>
+          <w:b w:val="0"/>
+          <w:bCs w:val="0"/>
+          <w:color w:val="BBBEBF"/>
+          <w:kern w:val="0"/>
+          <w:sz w:val="21"/>
+          <w:szCs w:val="21"/>
+          <w:shd w:val="clear" w:fill="121314"/>
+          <w:lang w:val="en-US" w:eastAsia="zh-CN" w:bidi="ar"/>
+        </w:rPr>
+        <w:t xml:space="preserve"> </w:t>
+      </w:r>
+      <w:r>
+        <w:rPr>
+          <w:rFonts w:hint="default" w:ascii="Consolas" w:hAnsi="Consolas" w:eastAsia="Consolas" w:cs="Consolas"/>
+          <w:b w:val="0"/>
+          <w:bCs w:val="0"/>
+          <w:color w:val="8B949E"/>
+          <w:kern w:val="0"/>
+          <w:sz w:val="21"/>
+          <w:szCs w:val="21"/>
+          <w:shd w:val="clear" w:fill="121314"/>
+          <w:lang w:val="en-US" w:eastAsia="zh-CN" w:bidi="ar"/>
+        </w:rPr>
+        <w:t>17:12:05.941</w:t>
+      </w:r>
+      <w:r>
+        <w:rPr>
+          <w:rFonts w:hint="default" w:ascii="Consolas" w:hAnsi="Consolas" w:eastAsia="Consolas" w:cs="Consolas"/>
+          <w:b w:val="0"/>
+          <w:bCs w:val="0"/>
+          <w:color w:val="BBBEBF"/>
+          <w:kern w:val="0"/>
+          <w:sz w:val="21"/>
+          <w:szCs w:val="21"/>
+          <w:shd w:val="clear" w:fill="121314"/>
+          <w:lang w:val="en-US" w:eastAsia="zh-CN" w:bidi="ar"/>
+        </w:rPr>
+        <w:t xml:space="preserve"> </w:t>
+      </w:r>
+      <w:r>
+        <w:rPr>
+          <w:rFonts w:hint="default" w:ascii="Consolas" w:hAnsi="Consolas" w:eastAsia="Consolas" w:cs="Consolas"/>
+          <w:b w:val="0"/>
+          <w:bCs w:val="0"/>
+          <w:color w:val="7EE787"/>
+          <w:kern w:val="0"/>
+          <w:sz w:val="21"/>
+          <w:szCs w:val="21"/>
+          <w:shd w:val="clear" w:fill="121314"/>
+          <w:lang w:val="en-US" w:eastAsia="zh-CN" w:bidi="ar"/>
+        </w:rPr>
+        <w:t>[info]</w:t>
+      </w:r>
+      <w:r>
+        <w:rPr>
+          <w:rFonts w:hint="default" w:ascii="Consolas" w:hAnsi="Consolas" w:eastAsia="Consolas" w:cs="Consolas"/>
+          <w:b w:val="0"/>
+          <w:bCs w:val="0"/>
+          <w:color w:val="BBBEBF"/>
+          <w:kern w:val="0"/>
+          <w:sz w:val="21"/>
+          <w:szCs w:val="21"/>
+          <w:shd w:val="clear" w:fill="121314"/>
+          <w:lang w:val="en-US" w:eastAsia="zh-CN" w:bidi="ar"/>
+        </w:rPr>
+        <w:t xml:space="preserve"> &gt; git show -s --decorate=full --shortstat --format=%H%n%aN%n%aE%n%at%n%ct%n%P%n%D%n%B -z </w:t>
+      </w:r>
+      <w:r>
+        <w:rPr>
+          <w:rFonts w:hint="default" w:ascii="Consolas" w:hAnsi="Consolas" w:eastAsia="Consolas" w:cs="Consolas"/>
+          <w:b w:val="0"/>
+          <w:bCs w:val="0"/>
+          <w:color w:val="569CD6"/>
+          <w:kern w:val="0"/>
+          <w:sz w:val="21"/>
+          <w:szCs w:val="21"/>
+          <w:shd w:val="clear" w:fill="121314"/>
+          <w:lang w:val="en-US" w:eastAsia="zh-CN" w:bidi="ar"/>
+        </w:rPr>
+        <w:t>f97c64b2bd7c8918e9ea421ad7b4333761de9c57</w:t>
+      </w:r>
+      <w:r>
+        <w:rPr>
+          <w:rFonts w:hint="default" w:ascii="Consolas" w:hAnsi="Consolas" w:eastAsia="Consolas" w:cs="Consolas"/>
+          <w:b w:val="0"/>
+          <w:bCs w:val="0"/>
+          <w:color w:val="BBBEBF"/>
+          <w:kern w:val="0"/>
+          <w:sz w:val="21"/>
+          <w:szCs w:val="21"/>
+          <w:shd w:val="clear" w:fill="121314"/>
+          <w:lang w:val="en-US" w:eastAsia="zh-CN" w:bidi="ar"/>
+        </w:rPr>
+        <w:t xml:space="preserve"> -- [130ms]</w:t>
+      </w:r>
+    </w:p>
+    <w:p>
+      <w:pPr>
+        <w:keepNext w:val="0"/>
+        <w:keepLines w:val="0"/>
+        <w:widowControl/>
+        <w:suppressLineNumbers w:val="0"/>
+        <w:shd w:val="clear" w:fill="121314"/>
+        <w:spacing w:line="285" w:lineRule="atLeast"/>
+        <w:jc w:val="left"/>
+        <w:rPr>
+          <w:rFonts w:hint="default" w:ascii="Consolas" w:hAnsi="Consolas" w:eastAsia="Consolas" w:cs="Consolas"/>
+          <w:b w:val="0"/>
+          <w:bCs w:val="0"/>
+          <w:color w:val="BBBEBF"/>
+          <w:sz w:val="21"/>
+          <w:szCs w:val="21"/>
+        </w:rPr>
+      </w:pPr>
+      <w:r>
+        <w:rPr>
+          <w:rFonts w:hint="default" w:ascii="Consolas" w:hAnsi="Consolas" w:eastAsia="Consolas" w:cs="Consolas"/>
+          <w:b w:val="0"/>
+          <w:bCs w:val="0"/>
+          <w:color w:val="8B949E"/>
+          <w:kern w:val="0"/>
+          <w:sz w:val="21"/>
+          <w:szCs w:val="21"/>
+          <w:shd w:val="clear" w:fill="121314"/>
+          <w:lang w:val="en-US" w:eastAsia="zh-CN" w:bidi="ar"/>
+        </w:rPr>
+        <w:t>2026-06-04</w:t>
+      </w:r>
+      <w:r>
+        <w:rPr>
+          <w:rFonts w:hint="default" w:ascii="Consolas" w:hAnsi="Consolas" w:eastAsia="Consolas" w:cs="Consolas"/>
+          <w:b w:val="0"/>
+          <w:bCs w:val="0"/>
+          <w:color w:val="BBBEBF"/>
+          <w:kern w:val="0"/>
+          <w:sz w:val="21"/>
+          <w:szCs w:val="21"/>
+          <w:shd w:val="clear" w:fill="121314"/>
+          <w:lang w:val="en-US" w:eastAsia="zh-CN" w:bidi="ar"/>
+        </w:rPr>
+        <w:t xml:space="preserve"> </w:t>
+      </w:r>
+      <w:r>
+        <w:rPr>
+          <w:rFonts w:hint="default" w:ascii="Consolas" w:hAnsi="Consolas" w:eastAsia="Consolas" w:cs="Consolas"/>
+          <w:b w:val="0"/>
+          <w:bCs w:val="0"/>
+          <w:color w:val="8B949E"/>
+          <w:kern w:val="0"/>
+          <w:sz w:val="21"/>
+          <w:szCs w:val="21"/>
+          <w:shd w:val="clear" w:fill="121314"/>
+          <w:lang w:val="en-US" w:eastAsia="zh-CN" w:bidi="ar"/>
+        </w:rPr>
+        <w:t>17:12:06.026</w:t>
+      </w:r>
+      <w:r>
+        <w:rPr>
+          <w:rFonts w:hint="default" w:ascii="Consolas" w:hAnsi="Consolas" w:eastAsia="Consolas" w:cs="Consolas"/>
+          <w:b w:val="0"/>
+          <w:bCs w:val="0"/>
+          <w:color w:val="BBBEBF"/>
+          <w:kern w:val="0"/>
+          <w:sz w:val="21"/>
+          <w:szCs w:val="21"/>
+          <w:shd w:val="clear" w:fill="121314"/>
+          <w:lang w:val="en-US" w:eastAsia="zh-CN" w:bidi="ar"/>
+        </w:rPr>
+        <w:t xml:space="preserve"> </w:t>
+      </w:r>
+      <w:r>
+        <w:rPr>
+          <w:rFonts w:hint="default" w:ascii="Consolas" w:hAnsi="Consolas" w:eastAsia="Consolas" w:cs="Consolas"/>
+          <w:b w:val="0"/>
+          <w:bCs w:val="0"/>
+          <w:color w:val="7EE787"/>
+          <w:kern w:val="0"/>
+          <w:sz w:val="21"/>
+          <w:szCs w:val="21"/>
+          <w:shd w:val="clear" w:fill="121314"/>
+          <w:lang w:val="en-US" w:eastAsia="zh-CN" w:bidi="ar"/>
+        </w:rPr>
+        <w:t>[info]</w:t>
+      </w:r>
+      <w:r>
+        <w:rPr>
+          <w:rFonts w:hint="default" w:ascii="Consolas" w:hAnsi="Consolas" w:eastAsia="Consolas" w:cs="Consolas"/>
+          <w:b w:val="0"/>
+          <w:bCs w:val="0"/>
+          <w:color w:val="BBBEBF"/>
+          <w:kern w:val="0"/>
+          <w:sz w:val="21"/>
+          <w:szCs w:val="21"/>
+          <w:shd w:val="clear" w:fill="121314"/>
+          <w:lang w:val="en-US" w:eastAsia="zh-CN" w:bidi="ar"/>
+        </w:rPr>
+        <w:t xml:space="preserve"> &gt; git log --format=%H%n%aN%n%aE%n%at%n%ct%n%P%n%D%n%B -z </w:t>
+      </w:r>
+      <w:r>
+        <w:rPr>
+          <w:rFonts w:hint="default" w:ascii="Consolas" w:hAnsi="Consolas" w:eastAsia="Consolas" w:cs="Consolas"/>
+          <w:b w:val="0"/>
+          <w:bCs w:val="0"/>
+          <w:color w:val="569CD6"/>
+          <w:kern w:val="0"/>
+          <w:sz w:val="21"/>
+          <w:szCs w:val="21"/>
+          <w:shd w:val="clear" w:fill="121314"/>
+          <w:lang w:val="en-US" w:eastAsia="zh-CN" w:bidi="ar"/>
+        </w:rPr>
+        <w:t>f97c64b2bd7c8918e9ea421ad7b4333761de9c57</w:t>
+      </w:r>
+      <w:r>
+        <w:rPr>
+          <w:rFonts w:hint="default" w:ascii="Consolas" w:hAnsi="Consolas" w:eastAsia="Consolas" w:cs="Consolas"/>
+          <w:b w:val="0"/>
+          <w:bCs w:val="0"/>
+          <w:color w:val="BBBEBF"/>
+          <w:kern w:val="0"/>
+          <w:sz w:val="21"/>
+          <w:szCs w:val="21"/>
+          <w:shd w:val="clear" w:fill="121314"/>
+          <w:lang w:val="en-US" w:eastAsia="zh-CN" w:bidi="ar"/>
+        </w:rPr>
+        <w:t>..HEAD [74ms]</w:t>
+      </w:r>
+    </w:p>
+    <w:p>
+      <w:pPr>
+        <w:keepNext w:val="0"/>
+        <w:keepLines w:val="0"/>
+        <w:widowControl/>
+        <w:suppressLineNumbers w:val="0"/>
+        <w:shd w:val="clear" w:fill="121314"/>
+        <w:spacing w:line="285" w:lineRule="atLeast"/>
+        <w:jc w:val="left"/>
+        <w:rPr>
+          <w:rFonts w:hint="default" w:ascii="Consolas" w:hAnsi="Consolas" w:eastAsia="Consolas" w:cs="Consolas"/>
+          <w:b w:val="0"/>
+          <w:bCs w:val="0"/>
+          <w:color w:val="BBBEBF"/>
+          <w:sz w:val="21"/>
+          <w:szCs w:val="21"/>
+        </w:rPr>
+      </w:pPr>
+      <w:r>
+        <w:rPr>
+          <w:rFonts w:hint="default" w:ascii="Consolas" w:hAnsi="Consolas" w:eastAsia="Consolas" w:cs="Consolas"/>
+          <w:b w:val="0"/>
+          <w:bCs w:val="0"/>
+          <w:color w:val="8B949E"/>
+          <w:kern w:val="0"/>
+          <w:sz w:val="21"/>
+          <w:szCs w:val="21"/>
+          <w:shd w:val="clear" w:fill="121314"/>
+          <w:lang w:val="en-US" w:eastAsia="zh-CN" w:bidi="ar"/>
+        </w:rPr>
+        <w:t>2026-06-04</w:t>
+      </w:r>
+      <w:r>
+        <w:rPr>
+          <w:rFonts w:hint="default" w:ascii="Consolas" w:hAnsi="Consolas" w:eastAsia="Consolas" w:cs="Consolas"/>
+          <w:b w:val="0"/>
+          <w:bCs w:val="0"/>
+          <w:color w:val="BBBEBF"/>
+          <w:kern w:val="0"/>
+          <w:sz w:val="21"/>
+          <w:szCs w:val="21"/>
+          <w:shd w:val="clear" w:fill="121314"/>
+          <w:lang w:val="en-US" w:eastAsia="zh-CN" w:bidi="ar"/>
+        </w:rPr>
+        <w:t xml:space="preserve"> </w:t>
+      </w:r>
+      <w:r>
+        <w:rPr>
+          <w:rFonts w:hint="default" w:ascii="Consolas" w:hAnsi="Consolas" w:eastAsia="Consolas" w:cs="Consolas"/>
+          <w:b w:val="0"/>
+          <w:bCs w:val="0"/>
+          <w:color w:val="8B949E"/>
+          <w:kern w:val="0"/>
+          <w:sz w:val="21"/>
+          <w:szCs w:val="21"/>
+          <w:shd w:val="clear" w:fill="121314"/>
+          <w:lang w:val="en-US" w:eastAsia="zh-CN" w:bidi="ar"/>
+        </w:rPr>
+        <w:t>17:12:06.277</w:t>
+      </w:r>
+      <w:r>
+        <w:rPr>
+          <w:rFonts w:hint="default" w:ascii="Consolas" w:hAnsi="Consolas" w:eastAsia="Consolas" w:cs="Consolas"/>
+          <w:b w:val="0"/>
+          <w:bCs w:val="0"/>
+          <w:color w:val="BBBEBF"/>
+          <w:kern w:val="0"/>
+          <w:sz w:val="21"/>
+          <w:szCs w:val="21"/>
+          <w:shd w:val="clear" w:fill="121314"/>
+          <w:lang w:val="en-US" w:eastAsia="zh-CN" w:bidi="ar"/>
+        </w:rPr>
+        <w:t xml:space="preserve"> </w:t>
+      </w:r>
+      <w:r>
+        <w:rPr>
+          <w:rFonts w:hint="default" w:ascii="Consolas" w:hAnsi="Consolas" w:eastAsia="Consolas" w:cs="Consolas"/>
+          <w:b w:val="0"/>
+          <w:bCs w:val="0"/>
+          <w:color w:val="7EE787"/>
+          <w:kern w:val="0"/>
+          <w:sz w:val="21"/>
+          <w:szCs w:val="21"/>
+          <w:shd w:val="clear" w:fill="121314"/>
+          <w:lang w:val="en-US" w:eastAsia="zh-CN" w:bidi="ar"/>
+        </w:rPr>
+        <w:t>[info]</w:t>
+      </w:r>
+      <w:r>
+        <w:rPr>
+          <w:rFonts w:hint="default" w:ascii="Consolas" w:hAnsi="Consolas" w:eastAsia="Consolas" w:cs="Consolas"/>
+          <w:b w:val="0"/>
+          <w:bCs w:val="0"/>
+          <w:color w:val="BBBEBF"/>
+          <w:kern w:val="0"/>
+          <w:sz w:val="21"/>
+          <w:szCs w:val="21"/>
+          <w:shd w:val="clear" w:fill="121314"/>
+          <w:lang w:val="en-US" w:eastAsia="zh-CN" w:bidi="ar"/>
+        </w:rPr>
+        <w:t xml:space="preserve"> &gt; git diff --name-status -z --diff-filter=ADMR </w:t>
+      </w:r>
+      <w:r>
+        <w:rPr>
+          <w:rFonts w:hint="default" w:ascii="Consolas" w:hAnsi="Consolas" w:eastAsia="Consolas" w:cs="Consolas"/>
+          <w:b w:val="0"/>
+          <w:bCs w:val="0"/>
+          <w:color w:val="569CD6"/>
+          <w:kern w:val="0"/>
+          <w:sz w:val="21"/>
+          <w:szCs w:val="21"/>
+          <w:shd w:val="clear" w:fill="121314"/>
+          <w:lang w:val="en-US" w:eastAsia="zh-CN" w:bidi="ar"/>
+        </w:rPr>
+        <w:t>f97c64b2bd7c8918e9ea421ad7b4333761de9c57</w:t>
+      </w:r>
+      <w:r>
+        <w:rPr>
+          <w:rFonts w:hint="default" w:ascii="Consolas" w:hAnsi="Consolas" w:eastAsia="Consolas" w:cs="Consolas"/>
+          <w:b w:val="0"/>
+          <w:bCs w:val="0"/>
+          <w:color w:val="BBBEBF"/>
+          <w:kern w:val="0"/>
+          <w:sz w:val="21"/>
+          <w:szCs w:val="21"/>
+          <w:shd w:val="clear" w:fill="121314"/>
+          <w:lang w:val="en-US" w:eastAsia="zh-CN" w:bidi="ar"/>
+        </w:rPr>
+        <w:t xml:space="preserve"> -- [121ms]</w:t>
+      </w:r>
+    </w:p>
+    <w:p>
+      <w:pPr>
+        <w:keepNext w:val="0"/>
+        <w:keepLines w:val="0"/>
+        <w:widowControl/>
+        <w:suppressLineNumbers w:val="0"/>
+        <w:shd w:val="clear" w:fill="121314"/>
+        <w:spacing w:line="285" w:lineRule="atLeast"/>
+        <w:jc w:val="left"/>
+        <w:rPr>
+          <w:rFonts w:hint="default" w:ascii="Consolas" w:hAnsi="Consolas" w:eastAsia="Consolas" w:cs="Consolas"/>
+          <w:b w:val="0"/>
+          <w:bCs w:val="0"/>
+          <w:color w:val="BBBEBF"/>
+          <w:sz w:val="21"/>
+          <w:szCs w:val="21"/>
+        </w:rPr>
+      </w:pPr>
+      <w:r>
+        <w:rPr>
+          <w:rFonts w:hint="default" w:ascii="Consolas" w:hAnsi="Consolas" w:eastAsia="Consolas" w:cs="Consolas"/>
+          <w:b w:val="0"/>
+          <w:bCs w:val="0"/>
+          <w:color w:val="8B949E"/>
+          <w:kern w:val="0"/>
+          <w:sz w:val="21"/>
+          <w:szCs w:val="21"/>
+          <w:shd w:val="clear" w:fill="121314"/>
+          <w:lang w:val="en-US" w:eastAsia="zh-CN" w:bidi="ar"/>
+        </w:rPr>
+        <w:t>2026-06-04</w:t>
+      </w:r>
+      <w:r>
+        <w:rPr>
+          <w:rFonts w:hint="default" w:ascii="Consolas" w:hAnsi="Consolas" w:eastAsia="Consolas" w:cs="Consolas"/>
+          <w:b w:val="0"/>
+          <w:bCs w:val="0"/>
+          <w:color w:val="BBBEBF"/>
+          <w:kern w:val="0"/>
+          <w:sz w:val="21"/>
+          <w:szCs w:val="21"/>
+          <w:shd w:val="clear" w:fill="121314"/>
+          <w:lang w:val="en-US" w:eastAsia="zh-CN" w:bidi="ar"/>
+        </w:rPr>
+        <w:t xml:space="preserve"> </w:t>
+      </w:r>
+      <w:r>
+        <w:rPr>
+          <w:rFonts w:hint="default" w:ascii="Consolas" w:hAnsi="Consolas" w:eastAsia="Consolas" w:cs="Consolas"/>
+          <w:b w:val="0"/>
+          <w:bCs w:val="0"/>
+          <w:color w:val="8B949E"/>
+          <w:kern w:val="0"/>
+          <w:sz w:val="21"/>
+          <w:szCs w:val="21"/>
+          <w:shd w:val="clear" w:fill="121314"/>
+          <w:lang w:val="en-US" w:eastAsia="zh-CN" w:bidi="ar"/>
+        </w:rPr>
+        <w:t>17:12:07.298</w:t>
+      </w:r>
+      <w:r>
+        <w:rPr>
+          <w:rFonts w:hint="default" w:ascii="Consolas" w:hAnsi="Consolas" w:eastAsia="Consolas" w:cs="Consolas"/>
+          <w:b w:val="0"/>
+          <w:bCs w:val="0"/>
+          <w:color w:val="BBBEBF"/>
+          <w:kern w:val="0"/>
+          <w:sz w:val="21"/>
+          <w:szCs w:val="21"/>
+          <w:shd w:val="clear" w:fill="121314"/>
+          <w:lang w:val="en-US" w:eastAsia="zh-CN" w:bidi="ar"/>
+        </w:rPr>
+        <w:t xml:space="preserve"> </w:t>
+      </w:r>
+      <w:r>
+        <w:rPr>
+          <w:rFonts w:hint="default" w:ascii="Consolas" w:hAnsi="Consolas" w:eastAsia="Consolas" w:cs="Consolas"/>
+          <w:b w:val="0"/>
+          <w:bCs w:val="0"/>
+          <w:color w:val="7EE787"/>
+          <w:kern w:val="0"/>
+          <w:sz w:val="21"/>
+          <w:szCs w:val="21"/>
+          <w:shd w:val="clear" w:fill="121314"/>
+          <w:lang w:val="en-US" w:eastAsia="zh-CN" w:bidi="ar"/>
+        </w:rPr>
+        <w:t>[info]</w:t>
+      </w:r>
+      <w:r>
+        <w:rPr>
+          <w:rFonts w:hint="default" w:ascii="Consolas" w:hAnsi="Consolas" w:eastAsia="Consolas" w:cs="Consolas"/>
+          <w:b w:val="0"/>
+          <w:bCs w:val="0"/>
+          <w:color w:val="BBBEBF"/>
+          <w:kern w:val="0"/>
+          <w:sz w:val="21"/>
+          <w:szCs w:val="21"/>
+          <w:shd w:val="clear" w:fill="121314"/>
+          <w:lang w:val="en-US" w:eastAsia="zh-CN" w:bidi="ar"/>
+        </w:rPr>
+        <w:t xml:space="preserve"> &gt; git diff </w:t>
+      </w:r>
+      <w:r>
+        <w:rPr>
+          <w:rFonts w:hint="default" w:ascii="Consolas" w:hAnsi="Consolas" w:eastAsia="Consolas" w:cs="Consolas"/>
+          <w:b w:val="0"/>
+          <w:bCs w:val="0"/>
+          <w:color w:val="569CD6"/>
+          <w:kern w:val="0"/>
+          <w:sz w:val="21"/>
+          <w:szCs w:val="21"/>
+          <w:shd w:val="clear" w:fill="121314"/>
+          <w:lang w:val="en-US" w:eastAsia="zh-CN" w:bidi="ar"/>
+        </w:rPr>
+        <w:t>f97c64b2bd7c8918e9ea421ad7b4333761de9c57</w:t>
+      </w:r>
+      <w:r>
+        <w:rPr>
+          <w:rFonts w:hint="default" w:ascii="Consolas" w:hAnsi="Consolas" w:eastAsia="Consolas" w:cs="Consolas"/>
+          <w:b w:val="0"/>
+          <w:bCs w:val="0"/>
+          <w:color w:val="BBBEBF"/>
+          <w:kern w:val="0"/>
+          <w:sz w:val="21"/>
+          <w:szCs w:val="21"/>
+          <w:shd w:val="clear" w:fill="121314"/>
+          <w:lang w:val="en-US" w:eastAsia="zh-CN" w:bidi="ar"/>
+        </w:rPr>
+        <w:t xml:space="preserve"> -- </w:t>
+      </w:r>
+      <w:r>
+        <w:rPr>
+          <w:rFonts w:hint="default" w:ascii="Consolas" w:hAnsi="Consolas" w:eastAsia="Consolas" w:cs="Consolas"/>
+          <w:b w:val="0"/>
+          <w:bCs w:val="0"/>
+          <w:color w:val="569CD6"/>
+          <w:kern w:val="0"/>
+          <w:sz w:val="21"/>
+          <w:szCs w:val="21"/>
+          <w:shd w:val="clear" w:fill="121314"/>
+          <w:lang w:val="en-US" w:eastAsia="zh-CN" w:bidi="ar"/>
+        </w:rPr>
+        <w:t>git.docx</w:t>
+      </w:r>
+      <w:r>
+        <w:rPr>
+          <w:rFonts w:hint="default" w:ascii="Consolas" w:hAnsi="Consolas" w:eastAsia="Consolas" w:cs="Consolas"/>
+          <w:b w:val="0"/>
+          <w:bCs w:val="0"/>
+          <w:color w:val="BBBEBF"/>
+          <w:kern w:val="0"/>
+          <w:sz w:val="21"/>
+          <w:szCs w:val="21"/>
+          <w:shd w:val="clear" w:fill="121314"/>
+          <w:lang w:val="en-US" w:eastAsia="zh-CN" w:bidi="ar"/>
+        </w:rPr>
+        <w:t xml:space="preserve"> [1008ms]</w:t>
+      </w:r>
+    </w:p>
+    <w:p>
+      <w:pPr>
+        <w:keepNext w:val="0"/>
+        <w:keepLines w:val="0"/>
+        <w:widowControl/>
+        <w:suppressLineNumbers w:val="0"/>
+        <w:shd w:val="clear" w:fill="121314"/>
+        <w:spacing w:line="285" w:lineRule="atLeast"/>
+        <w:jc w:val="left"/>
+        <w:rPr>
+          <w:rFonts w:hint="default" w:ascii="Consolas" w:hAnsi="Consolas" w:eastAsia="Consolas" w:cs="Consolas"/>
+          <w:b w:val="0"/>
+          <w:bCs w:val="0"/>
+          <w:color w:val="BBBEBF"/>
+          <w:sz w:val="21"/>
+          <w:szCs w:val="21"/>
+        </w:rPr>
+      </w:pPr>
+      <w:r>
+        <w:rPr>
+          <w:rFonts w:hint="default" w:ascii="Consolas" w:hAnsi="Consolas" w:eastAsia="Consolas" w:cs="Consolas"/>
+          <w:b w:val="0"/>
+          <w:bCs w:val="0"/>
+          <w:color w:val="8B949E"/>
+          <w:kern w:val="0"/>
+          <w:sz w:val="21"/>
+          <w:szCs w:val="21"/>
+          <w:shd w:val="clear" w:fill="121314"/>
+          <w:lang w:val="en-US" w:eastAsia="zh-CN" w:bidi="ar"/>
+        </w:rPr>
+        <w:t>2026-06-04</w:t>
+      </w:r>
+      <w:r>
+        <w:rPr>
+          <w:rFonts w:hint="default" w:ascii="Consolas" w:hAnsi="Consolas" w:eastAsia="Consolas" w:cs="Consolas"/>
+          <w:b w:val="0"/>
+          <w:bCs w:val="0"/>
+          <w:color w:val="BBBEBF"/>
+          <w:kern w:val="0"/>
+          <w:sz w:val="21"/>
+          <w:szCs w:val="21"/>
+          <w:shd w:val="clear" w:fill="121314"/>
+          <w:lang w:val="en-US" w:eastAsia="zh-CN" w:bidi="ar"/>
+        </w:rPr>
+        <w:t xml:space="preserve"> </w:t>
+      </w:r>
+      <w:r>
+        <w:rPr>
+          <w:rFonts w:hint="default" w:ascii="Consolas" w:hAnsi="Consolas" w:eastAsia="Consolas" w:cs="Consolas"/>
+          <w:b w:val="0"/>
+          <w:bCs w:val="0"/>
+          <w:color w:val="8B949E"/>
+          <w:kern w:val="0"/>
+          <w:sz w:val="21"/>
+          <w:szCs w:val="21"/>
+          <w:shd w:val="clear" w:fill="121314"/>
+          <w:lang w:val="en-US" w:eastAsia="zh-CN" w:bidi="ar"/>
+        </w:rPr>
+        <w:t>17:12:08.210</w:t>
+      </w:r>
+      <w:r>
+        <w:rPr>
+          <w:rFonts w:hint="default" w:ascii="Consolas" w:hAnsi="Consolas" w:eastAsia="Consolas" w:cs="Consolas"/>
+          <w:b w:val="0"/>
+          <w:bCs w:val="0"/>
+          <w:color w:val="BBBEBF"/>
+          <w:kern w:val="0"/>
+          <w:sz w:val="21"/>
+          <w:szCs w:val="21"/>
+          <w:shd w:val="clear" w:fill="121314"/>
+          <w:lang w:val="en-US" w:eastAsia="zh-CN" w:bidi="ar"/>
+        </w:rPr>
+        <w:t xml:space="preserve"> </w:t>
+      </w:r>
+      <w:r>
+        <w:rPr>
+          <w:rFonts w:hint="default" w:ascii="Consolas" w:hAnsi="Consolas" w:eastAsia="Consolas" w:cs="Consolas"/>
+          <w:b w:val="0"/>
+          <w:bCs w:val="0"/>
+          <w:color w:val="7EE787"/>
+          <w:kern w:val="0"/>
+          <w:sz w:val="21"/>
+          <w:szCs w:val="21"/>
+          <w:shd w:val="clear" w:fill="121314"/>
+          <w:lang w:val="en-US" w:eastAsia="zh-CN" w:bidi="ar"/>
+        </w:rPr>
+        <w:t>[info]</w:t>
+      </w:r>
+      <w:r>
+        <w:rPr>
+          <w:rFonts w:hint="default" w:ascii="Consolas" w:hAnsi="Consolas" w:eastAsia="Consolas" w:cs="Consolas"/>
+          <w:b w:val="0"/>
+          <w:bCs w:val="0"/>
+          <w:color w:val="BBBEBF"/>
+          <w:kern w:val="0"/>
+          <w:sz w:val="21"/>
+          <w:szCs w:val="21"/>
+          <w:shd w:val="clear" w:fill="121314"/>
+          <w:lang w:val="en-US" w:eastAsia="zh-CN" w:bidi="ar"/>
+        </w:rPr>
+        <w:t xml:space="preserve"> &gt; git diff </w:t>
+      </w:r>
+      <w:r>
+        <w:rPr>
+          <w:rFonts w:hint="default" w:ascii="Consolas" w:hAnsi="Consolas" w:eastAsia="Consolas" w:cs="Consolas"/>
+          <w:b w:val="0"/>
+          <w:bCs w:val="0"/>
+          <w:color w:val="569CD6"/>
+          <w:kern w:val="0"/>
+          <w:sz w:val="21"/>
+          <w:szCs w:val="21"/>
+          <w:shd w:val="clear" w:fill="121314"/>
+          <w:lang w:val="en-US" w:eastAsia="zh-CN" w:bidi="ar"/>
+        </w:rPr>
+        <w:t>f97c64b2bd7c8918e9ea421ad7b4333761de9c57</w:t>
+      </w:r>
+      <w:r>
+        <w:rPr>
+          <w:rFonts w:hint="default" w:ascii="Consolas" w:hAnsi="Consolas" w:eastAsia="Consolas" w:cs="Consolas"/>
+          <w:b w:val="0"/>
+          <w:bCs w:val="0"/>
+          <w:color w:val="BBBEBF"/>
+          <w:kern w:val="0"/>
+          <w:sz w:val="21"/>
+          <w:szCs w:val="21"/>
+          <w:shd w:val="clear" w:fill="121314"/>
+          <w:lang w:val="en-US" w:eastAsia="zh-CN" w:bidi="ar"/>
+        </w:rPr>
+        <w:t xml:space="preserve"> -- </w:t>
+      </w:r>
+      <w:r>
+        <w:rPr>
+          <w:rFonts w:hint="default" w:ascii="Consolas" w:hAnsi="Consolas" w:eastAsia="Consolas" w:cs="Consolas"/>
+          <w:b w:val="0"/>
+          <w:bCs w:val="0"/>
+          <w:color w:val="569CD6"/>
+          <w:kern w:val="0"/>
+          <w:sz w:val="21"/>
+          <w:szCs w:val="21"/>
+          <w:shd w:val="clear" w:fill="121314"/>
+          <w:lang w:val="en-US" w:eastAsia="zh-CN" w:bidi="ar"/>
+        </w:rPr>
+        <w:t>gitbash.docx</w:t>
+      </w:r>
+      <w:r>
+        <w:rPr>
+          <w:rFonts w:hint="default" w:ascii="Consolas" w:hAnsi="Consolas" w:eastAsia="Consolas" w:cs="Consolas"/>
+          <w:b w:val="0"/>
+          <w:bCs w:val="0"/>
+          <w:color w:val="BBBEBF"/>
+          <w:kern w:val="0"/>
+          <w:sz w:val="21"/>
+          <w:szCs w:val="21"/>
+          <w:shd w:val="clear" w:fill="121314"/>
+          <w:lang w:val="en-US" w:eastAsia="zh-CN" w:bidi="ar"/>
+        </w:rPr>
+        <w:t xml:space="preserve"> [898ms]</w:t>
+      </w:r>
+    </w:p>
+    <w:p>
+      <w:pPr>
+        <w:keepNext w:val="0"/>
+        <w:keepLines w:val="0"/>
+        <w:widowControl/>
+        <w:suppressLineNumbers w:val="0"/>
+        <w:shd w:val="clear" w:fill="121314"/>
+        <w:spacing w:line="285" w:lineRule="atLeast"/>
+        <w:jc w:val="left"/>
+        <w:rPr>
+          <w:rFonts w:hint="default" w:ascii="Consolas" w:hAnsi="Consolas" w:eastAsia="Consolas" w:cs="Consolas"/>
+          <w:b w:val="0"/>
+          <w:bCs w:val="0"/>
+          <w:color w:val="BBBEBF"/>
+          <w:sz w:val="21"/>
+          <w:szCs w:val="21"/>
+        </w:rPr>
+      </w:pPr>
+      <w:r>
+        <w:rPr>
+          <w:rFonts w:hint="default" w:ascii="Consolas" w:hAnsi="Consolas" w:eastAsia="Consolas" w:cs="Consolas"/>
+          <w:b w:val="0"/>
+          <w:bCs w:val="0"/>
+          <w:color w:val="8B949E"/>
+          <w:kern w:val="0"/>
+          <w:sz w:val="21"/>
+          <w:szCs w:val="21"/>
+          <w:shd w:val="clear" w:fill="121314"/>
+          <w:lang w:val="en-US" w:eastAsia="zh-CN" w:bidi="ar"/>
+        </w:rPr>
+        <w:t>2026-06-04</w:t>
+      </w:r>
+      <w:r>
+        <w:rPr>
+          <w:rFonts w:hint="default" w:ascii="Consolas" w:hAnsi="Consolas" w:eastAsia="Consolas" w:cs="Consolas"/>
+          <w:b w:val="0"/>
+          <w:bCs w:val="0"/>
+          <w:color w:val="BBBEBF"/>
+          <w:kern w:val="0"/>
+          <w:sz w:val="21"/>
+          <w:szCs w:val="21"/>
+          <w:shd w:val="clear" w:fill="121314"/>
+          <w:lang w:val="en-US" w:eastAsia="zh-CN" w:bidi="ar"/>
+        </w:rPr>
+        <w:t xml:space="preserve"> </w:t>
+      </w:r>
+      <w:r>
+        <w:rPr>
+          <w:rFonts w:hint="default" w:ascii="Consolas" w:hAnsi="Consolas" w:eastAsia="Consolas" w:cs="Consolas"/>
+          <w:b w:val="0"/>
+          <w:bCs w:val="0"/>
+          <w:color w:val="8B949E"/>
+          <w:kern w:val="0"/>
+          <w:sz w:val="21"/>
+          <w:szCs w:val="21"/>
+          <w:shd w:val="clear" w:fill="121314"/>
+          <w:lang w:val="en-US" w:eastAsia="zh-CN" w:bidi="ar"/>
+        </w:rPr>
+        <w:t>17:12:09.014</w:t>
+      </w:r>
+      <w:r>
+        <w:rPr>
+          <w:rFonts w:hint="default" w:ascii="Consolas" w:hAnsi="Consolas" w:eastAsia="Consolas" w:cs="Consolas"/>
+          <w:b w:val="0"/>
+          <w:bCs w:val="0"/>
+          <w:color w:val="BBBEBF"/>
+          <w:kern w:val="0"/>
+          <w:sz w:val="21"/>
+          <w:szCs w:val="21"/>
+          <w:shd w:val="clear" w:fill="121314"/>
+          <w:lang w:val="en-US" w:eastAsia="zh-CN" w:bidi="ar"/>
+        </w:rPr>
+        <w:t xml:space="preserve"> </w:t>
+      </w:r>
+      <w:r>
+        <w:rPr>
+          <w:rFonts w:hint="default" w:ascii="Consolas" w:hAnsi="Consolas" w:eastAsia="Consolas" w:cs="Consolas"/>
+          <w:b w:val="0"/>
+          <w:bCs w:val="0"/>
+          <w:color w:val="7EE787"/>
+          <w:kern w:val="0"/>
+          <w:sz w:val="21"/>
+          <w:szCs w:val="21"/>
+          <w:shd w:val="clear" w:fill="121314"/>
+          <w:lang w:val="en-US" w:eastAsia="zh-CN" w:bidi="ar"/>
+        </w:rPr>
+        <w:t>[info]</w:t>
+      </w:r>
+      <w:r>
+        <w:rPr>
+          <w:rFonts w:hint="default" w:ascii="Consolas" w:hAnsi="Consolas" w:eastAsia="Consolas" w:cs="Consolas"/>
+          <w:b w:val="0"/>
+          <w:bCs w:val="0"/>
+          <w:color w:val="BBBEBF"/>
+          <w:kern w:val="0"/>
+          <w:sz w:val="21"/>
+          <w:szCs w:val="21"/>
+          <w:shd w:val="clear" w:fill="121314"/>
+          <w:lang w:val="en-US" w:eastAsia="zh-CN" w:bidi="ar"/>
+        </w:rPr>
+        <w:t xml:space="preserve"> &gt; git diff </w:t>
+      </w:r>
+      <w:r>
+        <w:rPr>
+          <w:rFonts w:hint="default" w:ascii="Consolas" w:hAnsi="Consolas" w:eastAsia="Consolas" w:cs="Consolas"/>
+          <w:b w:val="0"/>
+          <w:bCs w:val="0"/>
+          <w:color w:val="569CD6"/>
+          <w:kern w:val="0"/>
+          <w:sz w:val="21"/>
+          <w:szCs w:val="21"/>
+          <w:shd w:val="clear" w:fill="121314"/>
+          <w:lang w:val="en-US" w:eastAsia="zh-CN" w:bidi="ar"/>
+        </w:rPr>
+        <w:t>f97c64b2bd7c8918e9ea421ad7b4333761de9c57</w:t>
+      </w:r>
+      <w:r>
+        <w:rPr>
+          <w:rFonts w:hint="default" w:ascii="Consolas" w:hAnsi="Consolas" w:eastAsia="Consolas" w:cs="Consolas"/>
+          <w:b w:val="0"/>
+          <w:bCs w:val="0"/>
+          <w:color w:val="BBBEBF"/>
+          <w:kern w:val="0"/>
+          <w:sz w:val="21"/>
+          <w:szCs w:val="21"/>
+          <w:shd w:val="clear" w:fill="121314"/>
+          <w:lang w:val="en-US" w:eastAsia="zh-CN" w:bidi="ar"/>
+        </w:rPr>
+        <w:t xml:space="preserve"> -- </w:t>
+      </w:r>
+      <w:r>
+        <w:rPr>
+          <w:rFonts w:hint="default" w:ascii="Consolas" w:hAnsi="Consolas" w:eastAsia="Consolas" w:cs="Consolas"/>
+          <w:b w:val="0"/>
+          <w:bCs w:val="0"/>
+          <w:color w:val="569CD6"/>
+          <w:kern w:val="0"/>
+          <w:sz w:val="21"/>
+          <w:szCs w:val="21"/>
+          <w:shd w:val="clear" w:fill="121314"/>
+          <w:lang w:val="en-US" w:eastAsia="zh-CN" w:bidi="ar"/>
+        </w:rPr>
+        <w:t>vscode.docx</w:t>
+      </w:r>
+      <w:r>
+        <w:rPr>
+          <w:rFonts w:hint="default" w:ascii="Consolas" w:hAnsi="Consolas" w:eastAsia="Consolas" w:cs="Consolas"/>
+          <w:b w:val="0"/>
+          <w:bCs w:val="0"/>
+          <w:color w:val="BBBEBF"/>
+          <w:kern w:val="0"/>
+          <w:sz w:val="21"/>
+          <w:szCs w:val="21"/>
+          <w:shd w:val="clear" w:fill="121314"/>
+          <w:lang w:val="en-US" w:eastAsia="zh-CN" w:bidi="ar"/>
+        </w:rPr>
+        <w:t xml:space="preserve"> [790ms]</w:t>
+      </w:r>
+    </w:p>
+    <w:p>
+      <w:pPr>
+        <w:keepNext w:val="0"/>
+        <w:keepLines w:val="0"/>
+        <w:widowControl/>
+        <w:suppressLineNumbers w:val="0"/>
+        <w:shd w:val="clear" w:fill="121314"/>
+        <w:spacing w:line="285" w:lineRule="atLeast"/>
+        <w:jc w:val="left"/>
+        <w:rPr>
+          <w:rFonts w:hint="default" w:ascii="Consolas" w:hAnsi="Consolas" w:eastAsia="Consolas" w:cs="Consolas"/>
+          <w:b w:val="0"/>
+          <w:bCs w:val="0"/>
+          <w:color w:val="BBBEBF"/>
+          <w:sz w:val="21"/>
+          <w:szCs w:val="21"/>
+        </w:rPr>
+      </w:pPr>
+      <w:r>
+        <w:rPr>
+          <w:rFonts w:hint="default" w:ascii="Consolas" w:hAnsi="Consolas" w:eastAsia="Consolas" w:cs="Consolas"/>
+          <w:b w:val="0"/>
+          <w:bCs w:val="0"/>
+          <w:color w:val="8B949E"/>
+          <w:kern w:val="0"/>
+          <w:sz w:val="21"/>
+          <w:szCs w:val="21"/>
+          <w:shd w:val="clear" w:fill="121314"/>
+          <w:lang w:val="en-US" w:eastAsia="zh-CN" w:bidi="ar"/>
+        </w:rPr>
+        <w:t>2026-06-04</w:t>
+      </w:r>
+      <w:r>
+        <w:rPr>
+          <w:rFonts w:hint="default" w:ascii="Consolas" w:hAnsi="Consolas" w:eastAsia="Consolas" w:cs="Consolas"/>
+          <w:b w:val="0"/>
+          <w:bCs w:val="0"/>
+          <w:color w:val="BBBEBF"/>
+          <w:kern w:val="0"/>
+          <w:sz w:val="21"/>
+          <w:szCs w:val="21"/>
+          <w:shd w:val="clear" w:fill="121314"/>
+          <w:lang w:val="en-US" w:eastAsia="zh-CN" w:bidi="ar"/>
+        </w:rPr>
+        <w:t xml:space="preserve"> </w:t>
+      </w:r>
+      <w:r>
+        <w:rPr>
+          <w:rFonts w:hint="default" w:ascii="Consolas" w:hAnsi="Consolas" w:eastAsia="Consolas" w:cs="Consolas"/>
+          <w:b w:val="0"/>
+          <w:bCs w:val="0"/>
+          <w:color w:val="8B949E"/>
+          <w:kern w:val="0"/>
+          <w:sz w:val="21"/>
+          <w:szCs w:val="21"/>
+          <w:shd w:val="clear" w:fill="121314"/>
+          <w:lang w:val="en-US" w:eastAsia="zh-CN" w:bidi="ar"/>
+        </w:rPr>
+        <w:t>17:12:33.985</w:t>
+      </w:r>
+      <w:r>
+        <w:rPr>
+          <w:rFonts w:hint="default" w:ascii="Consolas" w:hAnsi="Consolas" w:eastAsia="Consolas" w:cs="Consolas"/>
+          <w:b w:val="0"/>
+          <w:bCs w:val="0"/>
+          <w:color w:val="BBBEBF"/>
+          <w:kern w:val="0"/>
+          <w:sz w:val="21"/>
+          <w:szCs w:val="21"/>
+          <w:shd w:val="clear" w:fill="121314"/>
+          <w:lang w:val="en-US" w:eastAsia="zh-CN" w:bidi="ar"/>
+        </w:rPr>
+        <w:t xml:space="preserve"> </w:t>
+      </w:r>
+      <w:r>
+        <w:rPr>
+          <w:rFonts w:hint="default" w:ascii="Consolas" w:hAnsi="Consolas" w:eastAsia="Consolas" w:cs="Consolas"/>
+          <w:b w:val="0"/>
+          <w:bCs w:val="0"/>
+          <w:color w:val="7EE787"/>
+          <w:kern w:val="0"/>
+          <w:sz w:val="21"/>
+          <w:szCs w:val="21"/>
+          <w:shd w:val="clear" w:fill="121314"/>
+          <w:lang w:val="en-US" w:eastAsia="zh-CN" w:bidi="ar"/>
+        </w:rPr>
+        <w:t>[info]</w:t>
+      </w:r>
+      <w:r>
+        <w:rPr>
+          <w:rFonts w:hint="default" w:ascii="Consolas" w:hAnsi="Consolas" w:eastAsia="Consolas" w:cs="Consolas"/>
+          <w:b w:val="0"/>
+          <w:bCs w:val="0"/>
+          <w:color w:val="BBBEBF"/>
+          <w:kern w:val="0"/>
+          <w:sz w:val="21"/>
+          <w:szCs w:val="21"/>
+          <w:shd w:val="clear" w:fill="121314"/>
+          <w:lang w:val="en-US" w:eastAsia="zh-CN" w:bidi="ar"/>
+        </w:rPr>
+        <w:t xml:space="preserve"> &gt; git config --get </w:t>
+      </w:r>
+      <w:r>
+        <w:rPr>
+          <w:rFonts w:hint="default" w:ascii="Consolas" w:hAnsi="Consolas" w:eastAsia="Consolas" w:cs="Consolas"/>
+          <w:b w:val="0"/>
+          <w:bCs w:val="0"/>
+          <w:color w:val="569CD6"/>
+          <w:kern w:val="0"/>
+          <w:sz w:val="21"/>
+          <w:szCs w:val="21"/>
+          <w:shd w:val="clear" w:fill="121314"/>
+          <w:lang w:val="en-US" w:eastAsia="zh-CN" w:bidi="ar"/>
+        </w:rPr>
+        <w:t>commit.template</w:t>
+      </w:r>
+      <w:r>
+        <w:rPr>
+          <w:rFonts w:hint="default" w:ascii="Consolas" w:hAnsi="Consolas" w:eastAsia="Consolas" w:cs="Consolas"/>
+          <w:b w:val="0"/>
+          <w:bCs w:val="0"/>
+          <w:color w:val="BBBEBF"/>
+          <w:kern w:val="0"/>
+          <w:sz w:val="21"/>
+          <w:szCs w:val="21"/>
+          <w:shd w:val="clear" w:fill="121314"/>
+          <w:lang w:val="en-US" w:eastAsia="zh-CN" w:bidi="ar"/>
+        </w:rPr>
+        <w:t xml:space="preserve"> [105ms]</w:t>
+      </w:r>
+    </w:p>
+    <w:p>
+      <w:pPr>
+        <w:keepNext w:val="0"/>
+        <w:keepLines w:val="0"/>
+        <w:widowControl/>
+        <w:suppressLineNumbers w:val="0"/>
+        <w:shd w:val="clear" w:fill="121314"/>
+        <w:spacing w:line="285" w:lineRule="atLeast"/>
+        <w:jc w:val="left"/>
+        <w:rPr>
+          <w:rFonts w:hint="default" w:ascii="Consolas" w:hAnsi="Consolas" w:eastAsia="Consolas" w:cs="Consolas"/>
+          <w:b w:val="0"/>
+          <w:bCs w:val="0"/>
+          <w:color w:val="BBBEBF"/>
+          <w:sz w:val="21"/>
+          <w:szCs w:val="21"/>
+        </w:rPr>
+      </w:pPr>
+      <w:r>
+        <w:rPr>
+          <w:rFonts w:hint="default" w:ascii="Consolas" w:hAnsi="Consolas" w:eastAsia="Consolas" w:cs="Consolas"/>
+          <w:b w:val="0"/>
+          <w:bCs w:val="0"/>
+          <w:color w:val="8B949E"/>
+          <w:kern w:val="0"/>
+          <w:sz w:val="21"/>
+          <w:szCs w:val="21"/>
+          <w:shd w:val="clear" w:fill="121314"/>
+          <w:lang w:val="en-US" w:eastAsia="zh-CN" w:bidi="ar"/>
+        </w:rPr>
+        <w:t>2026-06-04</w:t>
+      </w:r>
+      <w:r>
+        <w:rPr>
+          <w:rFonts w:hint="default" w:ascii="Consolas" w:hAnsi="Consolas" w:eastAsia="Consolas" w:cs="Consolas"/>
+          <w:b w:val="0"/>
+          <w:bCs w:val="0"/>
+          <w:color w:val="BBBEBF"/>
+          <w:kern w:val="0"/>
+          <w:sz w:val="21"/>
+          <w:szCs w:val="21"/>
+          <w:shd w:val="clear" w:fill="121314"/>
+          <w:lang w:val="en-US" w:eastAsia="zh-CN" w:bidi="ar"/>
+        </w:rPr>
+        <w:t xml:space="preserve"> </w:t>
+      </w:r>
+      <w:r>
+        <w:rPr>
+          <w:rFonts w:hint="default" w:ascii="Consolas" w:hAnsi="Consolas" w:eastAsia="Consolas" w:cs="Consolas"/>
+          <w:b w:val="0"/>
+          <w:bCs w:val="0"/>
+          <w:color w:val="8B949E"/>
+          <w:kern w:val="0"/>
+          <w:sz w:val="21"/>
+          <w:szCs w:val="21"/>
+          <w:shd w:val="clear" w:fill="121314"/>
+          <w:lang w:val="en-US" w:eastAsia="zh-CN" w:bidi="ar"/>
+        </w:rPr>
+        <w:t>17:12:33.999</w:t>
+      </w:r>
+      <w:r>
+        <w:rPr>
+          <w:rFonts w:hint="default" w:ascii="Consolas" w:hAnsi="Consolas" w:eastAsia="Consolas" w:cs="Consolas"/>
+          <w:b w:val="0"/>
+          <w:bCs w:val="0"/>
+          <w:color w:val="BBBEBF"/>
+          <w:kern w:val="0"/>
+          <w:sz w:val="21"/>
+          <w:szCs w:val="21"/>
+          <w:shd w:val="clear" w:fill="121314"/>
+          <w:lang w:val="en-US" w:eastAsia="zh-CN" w:bidi="ar"/>
+        </w:rPr>
+        <w:t xml:space="preserve"> </w:t>
+      </w:r>
+      <w:r>
+        <w:rPr>
+          <w:rFonts w:hint="default" w:ascii="Consolas" w:hAnsi="Consolas" w:eastAsia="Consolas" w:cs="Consolas"/>
+          <w:b w:val="0"/>
+          <w:bCs w:val="0"/>
+          <w:color w:val="7EE787"/>
+          <w:kern w:val="0"/>
+          <w:sz w:val="21"/>
+          <w:szCs w:val="21"/>
+          <w:shd w:val="clear" w:fill="121314"/>
+          <w:lang w:val="en-US" w:eastAsia="zh-CN" w:bidi="ar"/>
+        </w:rPr>
+        <w:t>[info]</w:t>
+      </w:r>
+      <w:r>
+        <w:rPr>
+          <w:rFonts w:hint="default" w:ascii="Consolas" w:hAnsi="Consolas" w:eastAsia="Consolas" w:cs="Consolas"/>
+          <w:b w:val="0"/>
+          <w:bCs w:val="0"/>
+          <w:color w:val="BBBEBF"/>
+          <w:kern w:val="0"/>
+          <w:sz w:val="21"/>
+          <w:szCs w:val="21"/>
+          <w:shd w:val="clear" w:fill="121314"/>
+          <w:lang w:val="en-US" w:eastAsia="zh-CN" w:bidi="ar"/>
+        </w:rPr>
+        <w:t xml:space="preserve"> &gt; git ls-tree -l HEAD -- </w:t>
+      </w:r>
+      <w:r>
+        <w:rPr>
+          <w:rFonts w:hint="default" w:ascii="Consolas" w:hAnsi="Consolas" w:eastAsia="Consolas" w:cs="Consolas"/>
+          <w:b w:val="0"/>
+          <w:bCs w:val="0"/>
+          <w:color w:val="569CD6"/>
+          <w:kern w:val="0"/>
+          <w:sz w:val="21"/>
+          <w:szCs w:val="21"/>
+          <w:shd w:val="clear" w:fill="121314"/>
+          <w:lang w:val="en-US" w:eastAsia="zh-CN" w:bidi="ar"/>
+        </w:rPr>
+        <w:t>git.docx</w:t>
+      </w:r>
+      <w:r>
+        <w:rPr>
+          <w:rFonts w:hint="default" w:ascii="Consolas" w:hAnsi="Consolas" w:eastAsia="Consolas" w:cs="Consolas"/>
+          <w:b w:val="0"/>
+          <w:bCs w:val="0"/>
+          <w:color w:val="BBBEBF"/>
+          <w:kern w:val="0"/>
+          <w:sz w:val="21"/>
+          <w:szCs w:val="21"/>
+          <w:shd w:val="clear" w:fill="121314"/>
+          <w:lang w:val="en-US" w:eastAsia="zh-CN" w:bidi="ar"/>
+        </w:rPr>
+        <w:t xml:space="preserve"> [106ms]</w:t>
+      </w:r>
+    </w:p>
+    <w:p>
+      <w:pPr>
+        <w:keepNext w:val="0"/>
+        <w:keepLines w:val="0"/>
+        <w:widowControl/>
+        <w:suppressLineNumbers w:val="0"/>
+        <w:shd w:val="clear" w:fill="121314"/>
+        <w:spacing w:line="285" w:lineRule="atLeast"/>
+        <w:jc w:val="left"/>
+        <w:rPr>
+          <w:rFonts w:hint="default" w:ascii="Consolas" w:hAnsi="Consolas" w:eastAsia="Consolas" w:cs="Consolas"/>
+          <w:b w:val="0"/>
+          <w:bCs w:val="0"/>
+          <w:color w:val="BBBEBF"/>
+          <w:sz w:val="21"/>
+          <w:szCs w:val="21"/>
+        </w:rPr>
+      </w:pPr>
+      <w:r>
+        <w:rPr>
+          <w:rFonts w:hint="default" w:ascii="Consolas" w:hAnsi="Consolas" w:eastAsia="Consolas" w:cs="Consolas"/>
+          <w:b w:val="0"/>
+          <w:bCs w:val="0"/>
+          <w:color w:val="8B949E"/>
+          <w:kern w:val="0"/>
+          <w:sz w:val="21"/>
+          <w:szCs w:val="21"/>
+          <w:shd w:val="clear" w:fill="121314"/>
+          <w:lang w:val="en-US" w:eastAsia="zh-CN" w:bidi="ar"/>
+        </w:rPr>
+        <w:t>2026-06-04</w:t>
+      </w:r>
+      <w:r>
+        <w:rPr>
+          <w:rFonts w:hint="default" w:ascii="Consolas" w:hAnsi="Consolas" w:eastAsia="Consolas" w:cs="Consolas"/>
+          <w:b w:val="0"/>
+          <w:bCs w:val="0"/>
+          <w:color w:val="BBBEBF"/>
+          <w:kern w:val="0"/>
+          <w:sz w:val="21"/>
+          <w:szCs w:val="21"/>
+          <w:shd w:val="clear" w:fill="121314"/>
+          <w:lang w:val="en-US" w:eastAsia="zh-CN" w:bidi="ar"/>
+        </w:rPr>
+        <w:t xml:space="preserve"> </w:t>
+      </w:r>
+      <w:r>
+        <w:rPr>
+          <w:rFonts w:hint="default" w:ascii="Consolas" w:hAnsi="Consolas" w:eastAsia="Consolas" w:cs="Consolas"/>
+          <w:b w:val="0"/>
+          <w:bCs w:val="0"/>
+          <w:color w:val="8B949E"/>
+          <w:kern w:val="0"/>
+          <w:sz w:val="21"/>
+          <w:szCs w:val="21"/>
+          <w:shd w:val="clear" w:fill="121314"/>
+          <w:lang w:val="en-US" w:eastAsia="zh-CN" w:bidi="ar"/>
+        </w:rPr>
+        <w:t>17:12:34.008</w:t>
+      </w:r>
+      <w:r>
+        <w:rPr>
+          <w:rFonts w:hint="default" w:ascii="Consolas" w:hAnsi="Consolas" w:eastAsia="Consolas" w:cs="Consolas"/>
+          <w:b w:val="0"/>
+          <w:bCs w:val="0"/>
+          <w:color w:val="BBBEBF"/>
+          <w:kern w:val="0"/>
+          <w:sz w:val="21"/>
+          <w:szCs w:val="21"/>
+          <w:shd w:val="clear" w:fill="121314"/>
+          <w:lang w:val="en-US" w:eastAsia="zh-CN" w:bidi="ar"/>
+        </w:rPr>
+        <w:t xml:space="preserve"> </w:t>
+      </w:r>
+      <w:r>
+        <w:rPr>
+          <w:rFonts w:hint="default" w:ascii="Consolas" w:hAnsi="Consolas" w:eastAsia="Consolas" w:cs="Consolas"/>
+          <w:b w:val="0"/>
+          <w:bCs w:val="0"/>
+          <w:color w:val="7EE787"/>
+          <w:kern w:val="0"/>
+          <w:sz w:val="21"/>
+          <w:szCs w:val="21"/>
+          <w:shd w:val="clear" w:fill="121314"/>
+          <w:lang w:val="en-US" w:eastAsia="zh-CN" w:bidi="ar"/>
+        </w:rPr>
+        <w:t>[info]</w:t>
+      </w:r>
+      <w:r>
+        <w:rPr>
+          <w:rFonts w:hint="default" w:ascii="Consolas" w:hAnsi="Consolas" w:eastAsia="Consolas" w:cs="Consolas"/>
+          <w:b w:val="0"/>
+          <w:bCs w:val="0"/>
+          <w:color w:val="BBBEBF"/>
+          <w:kern w:val="0"/>
+          <w:sz w:val="21"/>
+          <w:szCs w:val="21"/>
+          <w:shd w:val="clear" w:fill="121314"/>
+          <w:lang w:val="en-US" w:eastAsia="zh-CN" w:bidi="ar"/>
+        </w:rPr>
+        <w:t xml:space="preserve"> &gt; git ls-files --stage -- </w:t>
+      </w:r>
+      <w:r>
+        <w:rPr>
+          <w:rFonts w:hint="default" w:ascii="Consolas" w:hAnsi="Consolas" w:eastAsia="Consolas" w:cs="Consolas"/>
+          <w:b w:val="0"/>
+          <w:bCs w:val="0"/>
+          <w:color w:val="569CD6"/>
+          <w:kern w:val="0"/>
+          <w:sz w:val="21"/>
+          <w:szCs w:val="21"/>
+          <w:shd w:val="clear" w:fill="121314"/>
+          <w:lang w:val="en-US" w:eastAsia="zh-CN" w:bidi="ar"/>
+        </w:rPr>
+        <w:t>git.docx</w:t>
+      </w:r>
+      <w:r>
+        <w:rPr>
+          <w:rFonts w:hint="default" w:ascii="Consolas" w:hAnsi="Consolas" w:eastAsia="Consolas" w:cs="Consolas"/>
+          <w:b w:val="0"/>
+          <w:bCs w:val="0"/>
+          <w:color w:val="BBBEBF"/>
+          <w:kern w:val="0"/>
+          <w:sz w:val="21"/>
+          <w:szCs w:val="21"/>
+          <w:shd w:val="clear" w:fill="121314"/>
+          <w:lang w:val="en-US" w:eastAsia="zh-CN" w:bidi="ar"/>
+        </w:rPr>
+        <w:t xml:space="preserve"> [105ms]</w:t>
+      </w:r>
+    </w:p>
+    <w:p>
+      <w:pPr>
+        <w:keepNext w:val="0"/>
+        <w:keepLines w:val="0"/>
+        <w:widowControl/>
+        <w:suppressLineNumbers w:val="0"/>
+        <w:shd w:val="clear" w:fill="121314"/>
+        <w:spacing w:line="285" w:lineRule="atLeast"/>
+        <w:jc w:val="left"/>
+        <w:rPr>
+          <w:rFonts w:hint="default" w:ascii="Consolas" w:hAnsi="Consolas" w:eastAsia="Consolas" w:cs="Consolas"/>
+          <w:b w:val="0"/>
+          <w:bCs w:val="0"/>
+          <w:color w:val="BBBEBF"/>
+          <w:sz w:val="21"/>
+          <w:szCs w:val="21"/>
+        </w:rPr>
+      </w:pPr>
+      <w:r>
+        <w:rPr>
+          <w:rFonts w:hint="default" w:ascii="Consolas" w:hAnsi="Consolas" w:eastAsia="Consolas" w:cs="Consolas"/>
+          <w:b w:val="0"/>
+          <w:bCs w:val="0"/>
+          <w:color w:val="8B949E"/>
+          <w:kern w:val="0"/>
+          <w:sz w:val="21"/>
+          <w:szCs w:val="21"/>
+          <w:shd w:val="clear" w:fill="121314"/>
+          <w:lang w:val="en-US" w:eastAsia="zh-CN" w:bidi="ar"/>
+        </w:rPr>
+        <w:t>2026-06-04</w:t>
+      </w:r>
+      <w:r>
+        <w:rPr>
+          <w:rFonts w:hint="default" w:ascii="Consolas" w:hAnsi="Consolas" w:eastAsia="Consolas" w:cs="Consolas"/>
+          <w:b w:val="0"/>
+          <w:bCs w:val="0"/>
+          <w:color w:val="BBBEBF"/>
+          <w:kern w:val="0"/>
+          <w:sz w:val="21"/>
+          <w:szCs w:val="21"/>
+          <w:shd w:val="clear" w:fill="121314"/>
+          <w:lang w:val="en-US" w:eastAsia="zh-CN" w:bidi="ar"/>
+        </w:rPr>
+        <w:t xml:space="preserve"> </w:t>
+      </w:r>
+      <w:r>
+        <w:rPr>
+          <w:rFonts w:hint="default" w:ascii="Consolas" w:hAnsi="Consolas" w:eastAsia="Consolas" w:cs="Consolas"/>
+          <w:b w:val="0"/>
+          <w:bCs w:val="0"/>
+          <w:color w:val="8B949E"/>
+          <w:kern w:val="0"/>
+          <w:sz w:val="21"/>
+          <w:szCs w:val="21"/>
+          <w:shd w:val="clear" w:fill="121314"/>
+          <w:lang w:val="en-US" w:eastAsia="zh-CN" w:bidi="ar"/>
+        </w:rPr>
+        <w:t>17:12:34.018</w:t>
+      </w:r>
+      <w:r>
+        <w:rPr>
+          <w:rFonts w:hint="default" w:ascii="Consolas" w:hAnsi="Consolas" w:eastAsia="Consolas" w:cs="Consolas"/>
+          <w:b w:val="0"/>
+          <w:bCs w:val="0"/>
+          <w:color w:val="BBBEBF"/>
+          <w:kern w:val="0"/>
+          <w:sz w:val="21"/>
+          <w:szCs w:val="21"/>
+          <w:shd w:val="clear" w:fill="121314"/>
+          <w:lang w:val="en-US" w:eastAsia="zh-CN" w:bidi="ar"/>
+        </w:rPr>
+        <w:t xml:space="preserve"> </w:t>
+      </w:r>
+      <w:r>
+        <w:rPr>
+          <w:rFonts w:hint="default" w:ascii="Consolas" w:hAnsi="Consolas" w:eastAsia="Consolas" w:cs="Consolas"/>
+          <w:b w:val="0"/>
+          <w:bCs w:val="0"/>
+          <w:color w:val="7EE787"/>
+          <w:kern w:val="0"/>
+          <w:sz w:val="21"/>
+          <w:szCs w:val="21"/>
+          <w:shd w:val="clear" w:fill="121314"/>
+          <w:lang w:val="en-US" w:eastAsia="zh-CN" w:bidi="ar"/>
+        </w:rPr>
+        <w:t>[info]</w:t>
+      </w:r>
+      <w:r>
+        <w:rPr>
+          <w:rFonts w:hint="default" w:ascii="Consolas" w:hAnsi="Consolas" w:eastAsia="Consolas" w:cs="Consolas"/>
+          <w:b w:val="0"/>
+          <w:bCs w:val="0"/>
+          <w:color w:val="BBBEBF"/>
+          <w:kern w:val="0"/>
+          <w:sz w:val="21"/>
+          <w:szCs w:val="21"/>
+          <w:shd w:val="clear" w:fill="121314"/>
+          <w:lang w:val="en-US" w:eastAsia="zh-CN" w:bidi="ar"/>
+        </w:rPr>
+        <w:t xml:space="preserve"> &gt; git for-each-ref --format=%(refname)%</w:t>
+      </w:r>
+      <w:r>
+        <w:rPr>
+          <w:rFonts w:hint="default" w:ascii="Consolas" w:hAnsi="Consolas" w:eastAsia="Consolas" w:cs="Consolas"/>
+          <w:b w:val="0"/>
+          <w:bCs w:val="0"/>
+          <w:color w:val="569CD6"/>
+          <w:kern w:val="0"/>
+          <w:sz w:val="21"/>
+          <w:szCs w:val="21"/>
+          <w:shd w:val="clear" w:fill="121314"/>
+          <w:lang w:val="en-US" w:eastAsia="zh-CN" w:bidi="ar"/>
+        </w:rPr>
+        <w:t>00</w:t>
+      </w:r>
+      <w:r>
+        <w:rPr>
+          <w:rFonts w:hint="default" w:ascii="Consolas" w:hAnsi="Consolas" w:eastAsia="Consolas" w:cs="Consolas"/>
+          <w:b w:val="0"/>
+          <w:bCs w:val="0"/>
+          <w:color w:val="BBBEBF"/>
+          <w:kern w:val="0"/>
+          <w:sz w:val="21"/>
+          <w:szCs w:val="21"/>
+          <w:shd w:val="clear" w:fill="121314"/>
+          <w:lang w:val="en-US" w:eastAsia="zh-CN" w:bidi="ar"/>
+        </w:rPr>
+        <w:t>%(upstream:short)%</w:t>
+      </w:r>
+      <w:r>
+        <w:rPr>
+          <w:rFonts w:hint="default" w:ascii="Consolas" w:hAnsi="Consolas" w:eastAsia="Consolas" w:cs="Consolas"/>
+          <w:b w:val="0"/>
+          <w:bCs w:val="0"/>
+          <w:color w:val="569CD6"/>
+          <w:kern w:val="0"/>
+          <w:sz w:val="21"/>
+          <w:szCs w:val="21"/>
+          <w:shd w:val="clear" w:fill="121314"/>
+          <w:lang w:val="en-US" w:eastAsia="zh-CN" w:bidi="ar"/>
+        </w:rPr>
+        <w:t>00</w:t>
+      </w:r>
+      <w:r>
+        <w:rPr>
+          <w:rFonts w:hint="default" w:ascii="Consolas" w:hAnsi="Consolas" w:eastAsia="Consolas" w:cs="Consolas"/>
+          <w:b w:val="0"/>
+          <w:bCs w:val="0"/>
+          <w:color w:val="BBBEBF"/>
+          <w:kern w:val="0"/>
+          <w:sz w:val="21"/>
+          <w:szCs w:val="21"/>
+          <w:shd w:val="clear" w:fill="121314"/>
+          <w:lang w:val="en-US" w:eastAsia="zh-CN" w:bidi="ar"/>
+        </w:rPr>
+        <w:t>%(objectname)%</w:t>
+      </w:r>
+      <w:r>
+        <w:rPr>
+          <w:rFonts w:hint="default" w:ascii="Consolas" w:hAnsi="Consolas" w:eastAsia="Consolas" w:cs="Consolas"/>
+          <w:b w:val="0"/>
+          <w:bCs w:val="0"/>
+          <w:color w:val="569CD6"/>
+          <w:kern w:val="0"/>
+          <w:sz w:val="21"/>
+          <w:szCs w:val="21"/>
+          <w:shd w:val="clear" w:fill="121314"/>
+          <w:lang w:val="en-US" w:eastAsia="zh-CN" w:bidi="ar"/>
+        </w:rPr>
+        <w:t>00</w:t>
+      </w:r>
+      <w:r>
+        <w:rPr>
+          <w:rFonts w:hint="default" w:ascii="Consolas" w:hAnsi="Consolas" w:eastAsia="Consolas" w:cs="Consolas"/>
+          <w:b w:val="0"/>
+          <w:bCs w:val="0"/>
+          <w:color w:val="BBBEBF"/>
+          <w:kern w:val="0"/>
+          <w:sz w:val="21"/>
+          <w:szCs w:val="21"/>
+          <w:shd w:val="clear" w:fill="121314"/>
+          <w:lang w:val="en-US" w:eastAsia="zh-CN" w:bidi="ar"/>
+        </w:rPr>
+        <w:t>%(upstream:track)%</w:t>
+      </w:r>
+      <w:r>
+        <w:rPr>
+          <w:rFonts w:hint="default" w:ascii="Consolas" w:hAnsi="Consolas" w:eastAsia="Consolas" w:cs="Consolas"/>
+          <w:b w:val="0"/>
+          <w:bCs w:val="0"/>
+          <w:color w:val="569CD6"/>
+          <w:kern w:val="0"/>
+          <w:sz w:val="21"/>
+          <w:szCs w:val="21"/>
+          <w:shd w:val="clear" w:fill="121314"/>
+          <w:lang w:val="en-US" w:eastAsia="zh-CN" w:bidi="ar"/>
+        </w:rPr>
+        <w:t>00</w:t>
+      </w:r>
+      <w:r>
+        <w:rPr>
+          <w:rFonts w:hint="default" w:ascii="Consolas" w:hAnsi="Consolas" w:eastAsia="Consolas" w:cs="Consolas"/>
+          <w:b w:val="0"/>
+          <w:bCs w:val="0"/>
+          <w:color w:val="BBBEBF"/>
+          <w:kern w:val="0"/>
+          <w:sz w:val="21"/>
+          <w:szCs w:val="21"/>
+          <w:shd w:val="clear" w:fill="121314"/>
+          <w:lang w:val="en-US" w:eastAsia="zh-CN" w:bidi="ar"/>
+        </w:rPr>
+        <w:t>%(upstream:remotename)%</w:t>
+      </w:r>
+      <w:r>
+        <w:rPr>
+          <w:rFonts w:hint="default" w:ascii="Consolas" w:hAnsi="Consolas" w:eastAsia="Consolas" w:cs="Consolas"/>
+          <w:b w:val="0"/>
+          <w:bCs w:val="0"/>
+          <w:color w:val="569CD6"/>
+          <w:kern w:val="0"/>
+          <w:sz w:val="21"/>
+          <w:szCs w:val="21"/>
+          <w:shd w:val="clear" w:fill="121314"/>
+          <w:lang w:val="en-US" w:eastAsia="zh-CN" w:bidi="ar"/>
+        </w:rPr>
+        <w:t>00</w:t>
+      </w:r>
+      <w:r>
+        <w:rPr>
+          <w:rFonts w:hint="default" w:ascii="Consolas" w:hAnsi="Consolas" w:eastAsia="Consolas" w:cs="Consolas"/>
+          <w:b w:val="0"/>
+          <w:bCs w:val="0"/>
+          <w:color w:val="BBBEBF"/>
+          <w:kern w:val="0"/>
+          <w:sz w:val="21"/>
+          <w:szCs w:val="21"/>
+          <w:shd w:val="clear" w:fill="121314"/>
+          <w:lang w:val="en-US" w:eastAsia="zh-CN" w:bidi="ar"/>
+        </w:rPr>
+        <w:t>%(upstream:remoteref) --ignore-case refs/heads/main refs/remotes/main [101ms]</w:t>
+      </w:r>
+    </w:p>
+    <w:p>
+      <w:pPr>
+        <w:keepNext w:val="0"/>
+        <w:keepLines w:val="0"/>
+        <w:widowControl/>
+        <w:suppressLineNumbers w:val="0"/>
+        <w:shd w:val="clear" w:fill="121314"/>
+        <w:spacing w:line="285" w:lineRule="atLeast"/>
+        <w:jc w:val="left"/>
+        <w:rPr>
+          <w:rFonts w:hint="default" w:ascii="Consolas" w:hAnsi="Consolas" w:eastAsia="Consolas" w:cs="Consolas"/>
+          <w:b w:val="0"/>
+          <w:bCs w:val="0"/>
+          <w:color w:val="BBBEBF"/>
+          <w:sz w:val="21"/>
+          <w:szCs w:val="21"/>
+        </w:rPr>
+      </w:pPr>
+      <w:r>
+        <w:rPr>
+          <w:rFonts w:hint="default" w:ascii="Consolas" w:hAnsi="Consolas" w:eastAsia="Consolas" w:cs="Consolas"/>
+          <w:b w:val="0"/>
+          <w:bCs w:val="0"/>
+          <w:color w:val="8B949E"/>
+          <w:kern w:val="0"/>
+          <w:sz w:val="21"/>
+          <w:szCs w:val="21"/>
+          <w:shd w:val="clear" w:fill="121314"/>
+          <w:lang w:val="en-US" w:eastAsia="zh-CN" w:bidi="ar"/>
+        </w:rPr>
+        <w:t>2026-06-04</w:t>
+      </w:r>
+      <w:r>
+        <w:rPr>
+          <w:rFonts w:hint="default" w:ascii="Consolas" w:hAnsi="Consolas" w:eastAsia="Consolas" w:cs="Consolas"/>
+          <w:b w:val="0"/>
+          <w:bCs w:val="0"/>
+          <w:color w:val="BBBEBF"/>
+          <w:kern w:val="0"/>
+          <w:sz w:val="21"/>
+          <w:szCs w:val="21"/>
+          <w:shd w:val="clear" w:fill="121314"/>
+          <w:lang w:val="en-US" w:eastAsia="zh-CN" w:bidi="ar"/>
+        </w:rPr>
+        <w:t xml:space="preserve"> </w:t>
+      </w:r>
+      <w:r>
+        <w:rPr>
+          <w:rFonts w:hint="default" w:ascii="Consolas" w:hAnsi="Consolas" w:eastAsia="Consolas" w:cs="Consolas"/>
+          <w:b w:val="0"/>
+          <w:bCs w:val="0"/>
+          <w:color w:val="8B949E"/>
+          <w:kern w:val="0"/>
+          <w:sz w:val="21"/>
+          <w:szCs w:val="21"/>
+          <w:shd w:val="clear" w:fill="121314"/>
+          <w:lang w:val="en-US" w:eastAsia="zh-CN" w:bidi="ar"/>
+        </w:rPr>
+        <w:t>17:12:34.096</w:t>
+      </w:r>
+      <w:r>
+        <w:rPr>
+          <w:rFonts w:hint="default" w:ascii="Consolas" w:hAnsi="Consolas" w:eastAsia="Consolas" w:cs="Consolas"/>
+          <w:b w:val="0"/>
+          <w:bCs w:val="0"/>
+          <w:color w:val="BBBEBF"/>
+          <w:kern w:val="0"/>
+          <w:sz w:val="21"/>
+          <w:szCs w:val="21"/>
+          <w:shd w:val="clear" w:fill="121314"/>
+          <w:lang w:val="en-US" w:eastAsia="zh-CN" w:bidi="ar"/>
+        </w:rPr>
+        <w:t xml:space="preserve"> </w:t>
+      </w:r>
+      <w:r>
+        <w:rPr>
+          <w:rFonts w:hint="default" w:ascii="Consolas" w:hAnsi="Consolas" w:eastAsia="Consolas" w:cs="Consolas"/>
+          <w:b w:val="0"/>
+          <w:bCs w:val="0"/>
+          <w:color w:val="7EE787"/>
+          <w:kern w:val="0"/>
+          <w:sz w:val="21"/>
+          <w:szCs w:val="21"/>
+          <w:shd w:val="clear" w:fill="121314"/>
+          <w:lang w:val="en-US" w:eastAsia="zh-CN" w:bidi="ar"/>
+        </w:rPr>
+        <w:t>[info]</w:t>
+      </w:r>
+      <w:r>
+        <w:rPr>
+          <w:rFonts w:hint="default" w:ascii="Consolas" w:hAnsi="Consolas" w:eastAsia="Consolas" w:cs="Consolas"/>
+          <w:b w:val="0"/>
+          <w:bCs w:val="0"/>
+          <w:color w:val="BBBEBF"/>
+          <w:kern w:val="0"/>
+          <w:sz w:val="21"/>
+          <w:szCs w:val="21"/>
+          <w:shd w:val="clear" w:fill="121314"/>
+          <w:lang w:val="en-US" w:eastAsia="zh-CN" w:bidi="ar"/>
+        </w:rPr>
+        <w:t xml:space="preserve"> &gt; git cat-file -s </w:t>
+      </w:r>
+      <w:r>
+        <w:rPr>
+          <w:rFonts w:hint="default" w:ascii="Consolas" w:hAnsi="Consolas" w:eastAsia="Consolas" w:cs="Consolas"/>
+          <w:b w:val="0"/>
+          <w:bCs w:val="0"/>
+          <w:color w:val="569CD6"/>
+          <w:kern w:val="0"/>
+          <w:sz w:val="21"/>
+          <w:szCs w:val="21"/>
+          <w:shd w:val="clear" w:fill="121314"/>
+          <w:lang w:val="en-US" w:eastAsia="zh-CN" w:bidi="ar"/>
+        </w:rPr>
+        <w:t>7628d8a27da7b6b40eee750f80a44919160c1dca</w:t>
+      </w:r>
+      <w:r>
+        <w:rPr>
+          <w:rFonts w:hint="default" w:ascii="Consolas" w:hAnsi="Consolas" w:eastAsia="Consolas" w:cs="Consolas"/>
+          <w:b w:val="0"/>
+          <w:bCs w:val="0"/>
+          <w:color w:val="BBBEBF"/>
+          <w:kern w:val="0"/>
+          <w:sz w:val="21"/>
+          <w:szCs w:val="21"/>
+          <w:shd w:val="clear" w:fill="121314"/>
+          <w:lang w:val="en-US" w:eastAsia="zh-CN" w:bidi="ar"/>
+        </w:rPr>
+        <w:t xml:space="preserve"> [80ms]</w:t>
+      </w:r>
+    </w:p>
+    <w:p>
+      <w:pPr>
+        <w:keepNext w:val="0"/>
+        <w:keepLines w:val="0"/>
+        <w:widowControl/>
+        <w:suppressLineNumbers w:val="0"/>
+        <w:shd w:val="clear" w:fill="121314"/>
+        <w:spacing w:line="285" w:lineRule="atLeast"/>
+        <w:jc w:val="left"/>
+        <w:rPr>
+          <w:rFonts w:hint="default" w:ascii="Consolas" w:hAnsi="Consolas" w:eastAsia="Consolas" w:cs="Consolas"/>
+          <w:b w:val="0"/>
+          <w:bCs w:val="0"/>
+          <w:color w:val="BBBEBF"/>
+          <w:sz w:val="21"/>
+          <w:szCs w:val="21"/>
+        </w:rPr>
+      </w:pPr>
+      <w:r>
+        <w:rPr>
+          <w:rFonts w:hint="default" w:ascii="Consolas" w:hAnsi="Consolas" w:eastAsia="Consolas" w:cs="Consolas"/>
+          <w:b w:val="0"/>
+          <w:bCs w:val="0"/>
+          <w:color w:val="8B949E"/>
+          <w:kern w:val="0"/>
+          <w:sz w:val="21"/>
+          <w:szCs w:val="21"/>
+          <w:shd w:val="clear" w:fill="121314"/>
+          <w:lang w:val="en-US" w:eastAsia="zh-CN" w:bidi="ar"/>
+        </w:rPr>
+        <w:t>2026-06-04</w:t>
+      </w:r>
+      <w:r>
+        <w:rPr>
+          <w:rFonts w:hint="default" w:ascii="Consolas" w:hAnsi="Consolas" w:eastAsia="Consolas" w:cs="Consolas"/>
+          <w:b w:val="0"/>
+          <w:bCs w:val="0"/>
+          <w:color w:val="BBBEBF"/>
+          <w:kern w:val="0"/>
+          <w:sz w:val="21"/>
+          <w:szCs w:val="21"/>
+          <w:shd w:val="clear" w:fill="121314"/>
+          <w:lang w:val="en-US" w:eastAsia="zh-CN" w:bidi="ar"/>
+        </w:rPr>
+        <w:t xml:space="preserve"> </w:t>
+      </w:r>
+      <w:r>
+        <w:rPr>
+          <w:rFonts w:hint="default" w:ascii="Consolas" w:hAnsi="Consolas" w:eastAsia="Consolas" w:cs="Consolas"/>
+          <w:b w:val="0"/>
+          <w:bCs w:val="0"/>
+          <w:color w:val="8B949E"/>
+          <w:kern w:val="0"/>
+          <w:sz w:val="21"/>
+          <w:szCs w:val="21"/>
+          <w:shd w:val="clear" w:fill="121314"/>
+          <w:lang w:val="en-US" w:eastAsia="zh-CN" w:bidi="ar"/>
+        </w:rPr>
+        <w:t>17:12:34.113</w:t>
+      </w:r>
+      <w:r>
+        <w:rPr>
+          <w:rFonts w:hint="default" w:ascii="Consolas" w:hAnsi="Consolas" w:eastAsia="Consolas" w:cs="Consolas"/>
+          <w:b w:val="0"/>
+          <w:bCs w:val="0"/>
+          <w:color w:val="BBBEBF"/>
+          <w:kern w:val="0"/>
+          <w:sz w:val="21"/>
+          <w:szCs w:val="21"/>
+          <w:shd w:val="clear" w:fill="121314"/>
+          <w:lang w:val="en-US" w:eastAsia="zh-CN" w:bidi="ar"/>
+        </w:rPr>
+        <w:t xml:space="preserve"> </w:t>
+      </w:r>
+      <w:r>
+        <w:rPr>
+          <w:rFonts w:hint="default" w:ascii="Consolas" w:hAnsi="Consolas" w:eastAsia="Consolas" w:cs="Consolas"/>
+          <w:b w:val="0"/>
+          <w:bCs w:val="0"/>
+          <w:color w:val="7EE787"/>
+          <w:kern w:val="0"/>
+          <w:sz w:val="21"/>
+          <w:szCs w:val="21"/>
+          <w:shd w:val="clear" w:fill="121314"/>
+          <w:lang w:val="en-US" w:eastAsia="zh-CN" w:bidi="ar"/>
+        </w:rPr>
+        <w:t>[info]</w:t>
+      </w:r>
+      <w:r>
+        <w:rPr>
+          <w:rFonts w:hint="default" w:ascii="Consolas" w:hAnsi="Consolas" w:eastAsia="Consolas" w:cs="Consolas"/>
+          <w:b w:val="0"/>
+          <w:bCs w:val="0"/>
+          <w:color w:val="BBBEBF"/>
+          <w:kern w:val="0"/>
+          <w:sz w:val="21"/>
+          <w:szCs w:val="21"/>
+          <w:shd w:val="clear" w:fill="121314"/>
+          <w:lang w:val="en-US" w:eastAsia="zh-CN" w:bidi="ar"/>
+        </w:rPr>
+        <w:t xml:space="preserve"> &gt; git status -z -uall [87ms]</w:t>
+      </w:r>
+    </w:p>
+    <w:p>
+      <w:pPr>
+        <w:keepNext w:val="0"/>
+        <w:keepLines w:val="0"/>
+        <w:widowControl/>
+        <w:suppressLineNumbers w:val="0"/>
+        <w:shd w:val="clear" w:fill="121314"/>
+        <w:spacing w:line="285" w:lineRule="atLeast"/>
+        <w:jc w:val="left"/>
+        <w:rPr>
+          <w:rFonts w:hint="default" w:ascii="Consolas" w:hAnsi="Consolas" w:eastAsia="Consolas" w:cs="Consolas"/>
+          <w:b w:val="0"/>
+          <w:bCs w:val="0"/>
+          <w:color w:val="BBBEBF"/>
+          <w:sz w:val="21"/>
+          <w:szCs w:val="21"/>
+        </w:rPr>
+      </w:pPr>
+      <w:r>
+        <w:rPr>
+          <w:rFonts w:hint="default" w:ascii="Consolas" w:hAnsi="Consolas" w:eastAsia="Consolas" w:cs="Consolas"/>
+          <w:b w:val="0"/>
+          <w:bCs w:val="0"/>
+          <w:color w:val="8B949E"/>
+          <w:kern w:val="0"/>
+          <w:sz w:val="21"/>
+          <w:szCs w:val="21"/>
+          <w:shd w:val="clear" w:fill="121314"/>
+          <w:lang w:val="en-US" w:eastAsia="zh-CN" w:bidi="ar"/>
+        </w:rPr>
+        <w:t>2026-06-04</w:t>
+      </w:r>
+      <w:r>
+        <w:rPr>
+          <w:rFonts w:hint="default" w:ascii="Consolas" w:hAnsi="Consolas" w:eastAsia="Consolas" w:cs="Consolas"/>
+          <w:b w:val="0"/>
+          <w:bCs w:val="0"/>
+          <w:color w:val="BBBEBF"/>
+          <w:kern w:val="0"/>
+          <w:sz w:val="21"/>
+          <w:szCs w:val="21"/>
+          <w:shd w:val="clear" w:fill="121314"/>
+          <w:lang w:val="en-US" w:eastAsia="zh-CN" w:bidi="ar"/>
+        </w:rPr>
+        <w:t xml:space="preserve"> </w:t>
+      </w:r>
+      <w:r>
+        <w:rPr>
+          <w:rFonts w:hint="default" w:ascii="Consolas" w:hAnsi="Consolas" w:eastAsia="Consolas" w:cs="Consolas"/>
+          <w:b w:val="0"/>
+          <w:bCs w:val="0"/>
+          <w:color w:val="8B949E"/>
+          <w:kern w:val="0"/>
+          <w:sz w:val="21"/>
+          <w:szCs w:val="21"/>
+          <w:shd w:val="clear" w:fill="121314"/>
+          <w:lang w:val="en-US" w:eastAsia="zh-CN" w:bidi="ar"/>
+        </w:rPr>
+        <w:t>17:12:34.118</w:t>
+      </w:r>
+      <w:r>
+        <w:rPr>
+          <w:rFonts w:hint="default" w:ascii="Consolas" w:hAnsi="Consolas" w:eastAsia="Consolas" w:cs="Consolas"/>
+          <w:b w:val="0"/>
+          <w:bCs w:val="0"/>
+          <w:color w:val="BBBEBF"/>
+          <w:kern w:val="0"/>
+          <w:sz w:val="21"/>
+          <w:szCs w:val="21"/>
+          <w:shd w:val="clear" w:fill="121314"/>
+          <w:lang w:val="en-US" w:eastAsia="zh-CN" w:bidi="ar"/>
+        </w:rPr>
+        <w:t xml:space="preserve"> </w:t>
+      </w:r>
+      <w:r>
+        <w:rPr>
+          <w:rFonts w:hint="default" w:ascii="Consolas" w:hAnsi="Consolas" w:eastAsia="Consolas" w:cs="Consolas"/>
+          <w:b w:val="0"/>
+          <w:bCs w:val="0"/>
+          <w:color w:val="7EE787"/>
+          <w:kern w:val="0"/>
+          <w:sz w:val="21"/>
+          <w:szCs w:val="21"/>
+          <w:shd w:val="clear" w:fill="121314"/>
+          <w:lang w:val="en-US" w:eastAsia="zh-CN" w:bidi="ar"/>
+        </w:rPr>
+        <w:t>[info]</w:t>
+      </w:r>
+      <w:r>
+        <w:rPr>
+          <w:rFonts w:hint="default" w:ascii="Consolas" w:hAnsi="Consolas" w:eastAsia="Consolas" w:cs="Consolas"/>
+          <w:b w:val="0"/>
+          <w:bCs w:val="0"/>
+          <w:color w:val="BBBEBF"/>
+          <w:kern w:val="0"/>
+          <w:sz w:val="21"/>
+          <w:szCs w:val="21"/>
+          <w:shd w:val="clear" w:fill="121314"/>
+          <w:lang w:val="en-US" w:eastAsia="zh-CN" w:bidi="ar"/>
+        </w:rPr>
+        <w:t xml:space="preserve"> &gt; git for-each-ref --sort -committerdate --format %(refname)%</w:t>
+      </w:r>
+      <w:r>
+        <w:rPr>
+          <w:rFonts w:hint="default" w:ascii="Consolas" w:hAnsi="Consolas" w:eastAsia="Consolas" w:cs="Consolas"/>
+          <w:b w:val="0"/>
+          <w:bCs w:val="0"/>
+          <w:color w:val="569CD6"/>
+          <w:kern w:val="0"/>
+          <w:sz w:val="21"/>
+          <w:szCs w:val="21"/>
+          <w:shd w:val="clear" w:fill="121314"/>
+          <w:lang w:val="en-US" w:eastAsia="zh-CN" w:bidi="ar"/>
+        </w:rPr>
+        <w:t>00</w:t>
+      </w:r>
+      <w:r>
+        <w:rPr>
+          <w:rFonts w:hint="default" w:ascii="Consolas" w:hAnsi="Consolas" w:eastAsia="Consolas" w:cs="Consolas"/>
+          <w:b w:val="0"/>
+          <w:bCs w:val="0"/>
+          <w:color w:val="BBBEBF"/>
+          <w:kern w:val="0"/>
+          <w:sz w:val="21"/>
+          <w:szCs w:val="21"/>
+          <w:shd w:val="clear" w:fill="121314"/>
+          <w:lang w:val="en-US" w:eastAsia="zh-CN" w:bidi="ar"/>
+        </w:rPr>
+        <w:t>%(objectname)%</w:t>
+      </w:r>
+      <w:r>
+        <w:rPr>
+          <w:rFonts w:hint="default" w:ascii="Consolas" w:hAnsi="Consolas" w:eastAsia="Consolas" w:cs="Consolas"/>
+          <w:b w:val="0"/>
+          <w:bCs w:val="0"/>
+          <w:color w:val="569CD6"/>
+          <w:kern w:val="0"/>
+          <w:sz w:val="21"/>
+          <w:szCs w:val="21"/>
+          <w:shd w:val="clear" w:fill="121314"/>
+          <w:lang w:val="en-US" w:eastAsia="zh-CN" w:bidi="ar"/>
+        </w:rPr>
+        <w:t>00</w:t>
+      </w:r>
+      <w:r>
+        <w:rPr>
+          <w:rFonts w:hint="default" w:ascii="Consolas" w:hAnsi="Consolas" w:eastAsia="Consolas" w:cs="Consolas"/>
+          <w:b w:val="0"/>
+          <w:bCs w:val="0"/>
+          <w:color w:val="BBBEBF"/>
+          <w:kern w:val="0"/>
+          <w:sz w:val="21"/>
+          <w:szCs w:val="21"/>
+          <w:shd w:val="clear" w:fill="121314"/>
+          <w:lang w:val="en-US" w:eastAsia="zh-CN" w:bidi="ar"/>
+        </w:rPr>
+        <w:t>%(*objectname) [82ms]</w:t>
+      </w:r>
+    </w:p>
+    <w:p>
+      <w:pPr>
+        <w:keepNext w:val="0"/>
+        <w:keepLines w:val="0"/>
+        <w:widowControl/>
+        <w:suppressLineNumbers w:val="0"/>
+        <w:shd w:val="clear" w:fill="121314"/>
+        <w:spacing w:line="285" w:lineRule="atLeast"/>
+        <w:jc w:val="left"/>
+        <w:rPr>
+          <w:rFonts w:hint="default" w:ascii="Consolas" w:hAnsi="Consolas" w:eastAsia="Consolas" w:cs="Consolas"/>
+          <w:b w:val="0"/>
+          <w:bCs w:val="0"/>
+          <w:color w:val="BBBEBF"/>
+          <w:sz w:val="21"/>
+          <w:szCs w:val="21"/>
+        </w:rPr>
+      </w:pPr>
+      <w:r>
+        <w:rPr>
+          <w:rFonts w:hint="default" w:ascii="Consolas" w:hAnsi="Consolas" w:eastAsia="Consolas" w:cs="Consolas"/>
+          <w:b w:val="0"/>
+          <w:bCs w:val="0"/>
+          <w:color w:val="8B949E"/>
+          <w:kern w:val="0"/>
+          <w:sz w:val="21"/>
+          <w:szCs w:val="21"/>
+          <w:shd w:val="clear" w:fill="121314"/>
+          <w:lang w:val="en-US" w:eastAsia="zh-CN" w:bidi="ar"/>
+        </w:rPr>
+        <w:t>2026-06-04</w:t>
+      </w:r>
+      <w:r>
+        <w:rPr>
+          <w:rFonts w:hint="default" w:ascii="Consolas" w:hAnsi="Consolas" w:eastAsia="Consolas" w:cs="Consolas"/>
+          <w:b w:val="0"/>
+          <w:bCs w:val="0"/>
+          <w:color w:val="BBBEBF"/>
+          <w:kern w:val="0"/>
+          <w:sz w:val="21"/>
+          <w:szCs w:val="21"/>
+          <w:shd w:val="clear" w:fill="121314"/>
+          <w:lang w:val="en-US" w:eastAsia="zh-CN" w:bidi="ar"/>
+        </w:rPr>
+        <w:t xml:space="preserve"> </w:t>
+      </w:r>
+      <w:r>
+        <w:rPr>
+          <w:rFonts w:hint="default" w:ascii="Consolas" w:hAnsi="Consolas" w:eastAsia="Consolas" w:cs="Consolas"/>
+          <w:b w:val="0"/>
+          <w:bCs w:val="0"/>
+          <w:color w:val="8B949E"/>
+          <w:kern w:val="0"/>
+          <w:sz w:val="21"/>
+          <w:szCs w:val="21"/>
+          <w:shd w:val="clear" w:fill="121314"/>
+          <w:lang w:val="en-US" w:eastAsia="zh-CN" w:bidi="ar"/>
+        </w:rPr>
+        <w:t>17:12:37.184</w:t>
+      </w:r>
+      <w:r>
+        <w:rPr>
+          <w:rFonts w:hint="default" w:ascii="Consolas" w:hAnsi="Consolas" w:eastAsia="Consolas" w:cs="Consolas"/>
+          <w:b w:val="0"/>
+          <w:bCs w:val="0"/>
+          <w:color w:val="BBBEBF"/>
+          <w:kern w:val="0"/>
+          <w:sz w:val="21"/>
+          <w:szCs w:val="21"/>
+          <w:shd w:val="clear" w:fill="121314"/>
+          <w:lang w:val="en-US" w:eastAsia="zh-CN" w:bidi="ar"/>
+        </w:rPr>
+        <w:t xml:space="preserve"> </w:t>
+      </w:r>
+      <w:r>
+        <w:rPr>
+          <w:rFonts w:hint="default" w:ascii="Consolas" w:hAnsi="Consolas" w:eastAsia="Consolas" w:cs="Consolas"/>
+          <w:b w:val="0"/>
+          <w:bCs w:val="0"/>
+          <w:color w:val="7EE787"/>
+          <w:kern w:val="0"/>
+          <w:sz w:val="21"/>
+          <w:szCs w:val="21"/>
+          <w:shd w:val="clear" w:fill="121314"/>
+          <w:lang w:val="en-US" w:eastAsia="zh-CN" w:bidi="ar"/>
+        </w:rPr>
+        <w:t>[info]</w:t>
+      </w:r>
+      <w:r>
+        <w:rPr>
+          <w:rFonts w:hint="default" w:ascii="Consolas" w:hAnsi="Consolas" w:eastAsia="Consolas" w:cs="Consolas"/>
+          <w:b w:val="0"/>
+          <w:bCs w:val="0"/>
+          <w:color w:val="BBBEBF"/>
+          <w:kern w:val="0"/>
+          <w:sz w:val="21"/>
+          <w:szCs w:val="21"/>
+          <w:shd w:val="clear" w:fill="121314"/>
+          <w:lang w:val="en-US" w:eastAsia="zh-CN" w:bidi="ar"/>
+        </w:rPr>
+        <w:t xml:space="preserve"> &gt; git fetch [3317ms]</w:t>
+      </w:r>
+    </w:p>
+    <w:p>
+      <w:pPr>
+        <w:keepNext w:val="0"/>
+        <w:keepLines w:val="0"/>
+        <w:widowControl/>
+        <w:suppressLineNumbers w:val="0"/>
+        <w:shd w:val="clear" w:fill="121314"/>
+        <w:spacing w:line="285" w:lineRule="atLeast"/>
+        <w:jc w:val="left"/>
+        <w:rPr>
+          <w:rFonts w:hint="default" w:ascii="Consolas" w:hAnsi="Consolas" w:eastAsia="Consolas" w:cs="Consolas"/>
+          <w:b w:val="0"/>
+          <w:bCs w:val="0"/>
+          <w:color w:val="BBBEBF"/>
+          <w:sz w:val="21"/>
+          <w:szCs w:val="21"/>
+        </w:rPr>
+      </w:pPr>
+      <w:r>
+        <w:rPr>
+          <w:rFonts w:hint="default" w:ascii="Consolas" w:hAnsi="Consolas" w:eastAsia="Consolas" w:cs="Consolas"/>
+          <w:b w:val="0"/>
+          <w:bCs w:val="0"/>
+          <w:color w:val="8B949E"/>
+          <w:kern w:val="0"/>
+          <w:sz w:val="21"/>
+          <w:szCs w:val="21"/>
+          <w:shd w:val="clear" w:fill="121314"/>
+          <w:lang w:val="en-US" w:eastAsia="zh-CN" w:bidi="ar"/>
+        </w:rPr>
+        <w:t>2026-06-04</w:t>
+      </w:r>
+      <w:r>
+        <w:rPr>
+          <w:rFonts w:hint="default" w:ascii="Consolas" w:hAnsi="Consolas" w:eastAsia="Consolas" w:cs="Consolas"/>
+          <w:b w:val="0"/>
+          <w:bCs w:val="0"/>
+          <w:color w:val="BBBEBF"/>
+          <w:kern w:val="0"/>
+          <w:sz w:val="21"/>
+          <w:szCs w:val="21"/>
+          <w:shd w:val="clear" w:fill="121314"/>
+          <w:lang w:val="en-US" w:eastAsia="zh-CN" w:bidi="ar"/>
+        </w:rPr>
+        <w:t xml:space="preserve"> </w:t>
+      </w:r>
+      <w:r>
+        <w:rPr>
+          <w:rFonts w:hint="default" w:ascii="Consolas" w:hAnsi="Consolas" w:eastAsia="Consolas" w:cs="Consolas"/>
+          <w:b w:val="0"/>
+          <w:bCs w:val="0"/>
+          <w:color w:val="8B949E"/>
+          <w:kern w:val="0"/>
+          <w:sz w:val="21"/>
+          <w:szCs w:val="21"/>
+          <w:shd w:val="clear" w:fill="121314"/>
+          <w:lang w:val="en-US" w:eastAsia="zh-CN" w:bidi="ar"/>
+        </w:rPr>
+        <w:t>17:12:37.263</w:t>
+      </w:r>
+      <w:r>
+        <w:rPr>
+          <w:rFonts w:hint="default" w:ascii="Consolas" w:hAnsi="Consolas" w:eastAsia="Consolas" w:cs="Consolas"/>
+          <w:b w:val="0"/>
+          <w:bCs w:val="0"/>
+          <w:color w:val="BBBEBF"/>
+          <w:kern w:val="0"/>
+          <w:sz w:val="21"/>
+          <w:szCs w:val="21"/>
+          <w:shd w:val="clear" w:fill="121314"/>
+          <w:lang w:val="en-US" w:eastAsia="zh-CN" w:bidi="ar"/>
+        </w:rPr>
+        <w:t xml:space="preserve"> </w:t>
+      </w:r>
+      <w:r>
+        <w:rPr>
+          <w:rFonts w:hint="default" w:ascii="Consolas" w:hAnsi="Consolas" w:eastAsia="Consolas" w:cs="Consolas"/>
+          <w:b w:val="0"/>
+          <w:bCs w:val="0"/>
+          <w:color w:val="7EE787"/>
+          <w:kern w:val="0"/>
+          <w:sz w:val="21"/>
+          <w:szCs w:val="21"/>
+          <w:shd w:val="clear" w:fill="121314"/>
+          <w:lang w:val="en-US" w:eastAsia="zh-CN" w:bidi="ar"/>
+        </w:rPr>
+        <w:t>[info]</w:t>
+      </w:r>
+      <w:r>
+        <w:rPr>
+          <w:rFonts w:hint="default" w:ascii="Consolas" w:hAnsi="Consolas" w:eastAsia="Consolas" w:cs="Consolas"/>
+          <w:b w:val="0"/>
+          <w:bCs w:val="0"/>
+          <w:color w:val="BBBEBF"/>
+          <w:kern w:val="0"/>
+          <w:sz w:val="21"/>
+          <w:szCs w:val="21"/>
+          <w:shd w:val="clear" w:fill="121314"/>
+          <w:lang w:val="en-US" w:eastAsia="zh-CN" w:bidi="ar"/>
+        </w:rPr>
+        <w:t xml:space="preserve"> &gt; git config --get </w:t>
+      </w:r>
+      <w:r>
+        <w:rPr>
+          <w:rFonts w:hint="default" w:ascii="Consolas" w:hAnsi="Consolas" w:eastAsia="Consolas" w:cs="Consolas"/>
+          <w:b w:val="0"/>
+          <w:bCs w:val="0"/>
+          <w:color w:val="569CD6"/>
+          <w:kern w:val="0"/>
+          <w:sz w:val="21"/>
+          <w:szCs w:val="21"/>
+          <w:shd w:val="clear" w:fill="121314"/>
+          <w:lang w:val="en-US" w:eastAsia="zh-CN" w:bidi="ar"/>
+        </w:rPr>
+        <w:t>commit.template</w:t>
+      </w:r>
+      <w:r>
+        <w:rPr>
+          <w:rFonts w:hint="default" w:ascii="Consolas" w:hAnsi="Consolas" w:eastAsia="Consolas" w:cs="Consolas"/>
+          <w:b w:val="0"/>
+          <w:bCs w:val="0"/>
+          <w:color w:val="BBBEBF"/>
+          <w:kern w:val="0"/>
+          <w:sz w:val="21"/>
+          <w:szCs w:val="21"/>
+          <w:shd w:val="clear" w:fill="121314"/>
+          <w:lang w:val="en-US" w:eastAsia="zh-CN" w:bidi="ar"/>
+        </w:rPr>
+        <w:t xml:space="preserve"> [71ms]</w:t>
+      </w:r>
+    </w:p>
+    <w:p>
+      <w:pPr>
+        <w:keepNext w:val="0"/>
+        <w:keepLines w:val="0"/>
+        <w:widowControl/>
+        <w:suppressLineNumbers w:val="0"/>
+        <w:shd w:val="clear" w:fill="121314"/>
+        <w:spacing w:line="285" w:lineRule="atLeast"/>
+        <w:jc w:val="left"/>
+        <w:rPr>
+          <w:rFonts w:hint="default" w:ascii="Consolas" w:hAnsi="Consolas" w:eastAsia="Consolas" w:cs="Consolas"/>
+          <w:b w:val="0"/>
+          <w:bCs w:val="0"/>
+          <w:color w:val="BBBEBF"/>
+          <w:sz w:val="21"/>
+          <w:szCs w:val="21"/>
+        </w:rPr>
+      </w:pPr>
+      <w:r>
+        <w:rPr>
+          <w:rFonts w:hint="default" w:ascii="Consolas" w:hAnsi="Consolas" w:eastAsia="Consolas" w:cs="Consolas"/>
+          <w:b w:val="0"/>
+          <w:bCs w:val="0"/>
+          <w:color w:val="8B949E"/>
+          <w:kern w:val="0"/>
+          <w:sz w:val="21"/>
+          <w:szCs w:val="21"/>
+          <w:shd w:val="clear" w:fill="121314"/>
+          <w:lang w:val="en-US" w:eastAsia="zh-CN" w:bidi="ar"/>
+        </w:rPr>
+        <w:t>2026-06-04</w:t>
+      </w:r>
+      <w:r>
+        <w:rPr>
+          <w:rFonts w:hint="default" w:ascii="Consolas" w:hAnsi="Consolas" w:eastAsia="Consolas" w:cs="Consolas"/>
+          <w:b w:val="0"/>
+          <w:bCs w:val="0"/>
+          <w:color w:val="BBBEBF"/>
+          <w:kern w:val="0"/>
+          <w:sz w:val="21"/>
+          <w:szCs w:val="21"/>
+          <w:shd w:val="clear" w:fill="121314"/>
+          <w:lang w:val="en-US" w:eastAsia="zh-CN" w:bidi="ar"/>
+        </w:rPr>
+        <w:t xml:space="preserve"> </w:t>
+      </w:r>
+      <w:r>
+        <w:rPr>
+          <w:rFonts w:hint="default" w:ascii="Consolas" w:hAnsi="Consolas" w:eastAsia="Consolas" w:cs="Consolas"/>
+          <w:b w:val="0"/>
+          <w:bCs w:val="0"/>
+          <w:color w:val="8B949E"/>
+          <w:kern w:val="0"/>
+          <w:sz w:val="21"/>
+          <w:szCs w:val="21"/>
+          <w:shd w:val="clear" w:fill="121314"/>
+          <w:lang w:val="en-US" w:eastAsia="zh-CN" w:bidi="ar"/>
+        </w:rPr>
+        <w:t>17:12:37.270</w:t>
+      </w:r>
+      <w:r>
+        <w:rPr>
+          <w:rFonts w:hint="default" w:ascii="Consolas" w:hAnsi="Consolas" w:eastAsia="Consolas" w:cs="Consolas"/>
+          <w:b w:val="0"/>
+          <w:bCs w:val="0"/>
+          <w:color w:val="BBBEBF"/>
+          <w:kern w:val="0"/>
+          <w:sz w:val="21"/>
+          <w:szCs w:val="21"/>
+          <w:shd w:val="clear" w:fill="121314"/>
+          <w:lang w:val="en-US" w:eastAsia="zh-CN" w:bidi="ar"/>
+        </w:rPr>
+        <w:t xml:space="preserve"> </w:t>
+      </w:r>
+      <w:r>
+        <w:rPr>
+          <w:rFonts w:hint="default" w:ascii="Consolas" w:hAnsi="Consolas" w:eastAsia="Consolas" w:cs="Consolas"/>
+          <w:b w:val="0"/>
+          <w:bCs w:val="0"/>
+          <w:color w:val="7EE787"/>
+          <w:kern w:val="0"/>
+          <w:sz w:val="21"/>
+          <w:szCs w:val="21"/>
+          <w:shd w:val="clear" w:fill="121314"/>
+          <w:lang w:val="en-US" w:eastAsia="zh-CN" w:bidi="ar"/>
+        </w:rPr>
+        <w:t>[info]</w:t>
+      </w:r>
+      <w:r>
+        <w:rPr>
+          <w:rFonts w:hint="default" w:ascii="Consolas" w:hAnsi="Consolas" w:eastAsia="Consolas" w:cs="Consolas"/>
+          <w:b w:val="0"/>
+          <w:bCs w:val="0"/>
+          <w:color w:val="BBBEBF"/>
+          <w:kern w:val="0"/>
+          <w:sz w:val="21"/>
+          <w:szCs w:val="21"/>
+          <w:shd w:val="clear" w:fill="121314"/>
+          <w:lang w:val="en-US" w:eastAsia="zh-CN" w:bidi="ar"/>
+        </w:rPr>
+        <w:t xml:space="preserve"> &gt; git for-each-ref --format=%(refname)%</w:t>
+      </w:r>
+      <w:r>
+        <w:rPr>
+          <w:rFonts w:hint="default" w:ascii="Consolas" w:hAnsi="Consolas" w:eastAsia="Consolas" w:cs="Consolas"/>
+          <w:b w:val="0"/>
+          <w:bCs w:val="0"/>
+          <w:color w:val="569CD6"/>
+          <w:kern w:val="0"/>
+          <w:sz w:val="21"/>
+          <w:szCs w:val="21"/>
+          <w:shd w:val="clear" w:fill="121314"/>
+          <w:lang w:val="en-US" w:eastAsia="zh-CN" w:bidi="ar"/>
+        </w:rPr>
+        <w:t>00</w:t>
+      </w:r>
+      <w:r>
+        <w:rPr>
+          <w:rFonts w:hint="default" w:ascii="Consolas" w:hAnsi="Consolas" w:eastAsia="Consolas" w:cs="Consolas"/>
+          <w:b w:val="0"/>
+          <w:bCs w:val="0"/>
+          <w:color w:val="BBBEBF"/>
+          <w:kern w:val="0"/>
+          <w:sz w:val="21"/>
+          <w:szCs w:val="21"/>
+          <w:shd w:val="clear" w:fill="121314"/>
+          <w:lang w:val="en-US" w:eastAsia="zh-CN" w:bidi="ar"/>
+        </w:rPr>
+        <w:t>%(upstream:short)%</w:t>
+      </w:r>
+      <w:r>
+        <w:rPr>
+          <w:rFonts w:hint="default" w:ascii="Consolas" w:hAnsi="Consolas" w:eastAsia="Consolas" w:cs="Consolas"/>
+          <w:b w:val="0"/>
+          <w:bCs w:val="0"/>
+          <w:color w:val="569CD6"/>
+          <w:kern w:val="0"/>
+          <w:sz w:val="21"/>
+          <w:szCs w:val="21"/>
+          <w:shd w:val="clear" w:fill="121314"/>
+          <w:lang w:val="en-US" w:eastAsia="zh-CN" w:bidi="ar"/>
+        </w:rPr>
+        <w:t>00</w:t>
+      </w:r>
+      <w:r>
+        <w:rPr>
+          <w:rFonts w:hint="default" w:ascii="Consolas" w:hAnsi="Consolas" w:eastAsia="Consolas" w:cs="Consolas"/>
+          <w:b w:val="0"/>
+          <w:bCs w:val="0"/>
+          <w:color w:val="BBBEBF"/>
+          <w:kern w:val="0"/>
+          <w:sz w:val="21"/>
+          <w:szCs w:val="21"/>
+          <w:shd w:val="clear" w:fill="121314"/>
+          <w:lang w:val="en-US" w:eastAsia="zh-CN" w:bidi="ar"/>
+        </w:rPr>
+        <w:t>%(objectname)%</w:t>
+      </w:r>
+      <w:r>
+        <w:rPr>
+          <w:rFonts w:hint="default" w:ascii="Consolas" w:hAnsi="Consolas" w:eastAsia="Consolas" w:cs="Consolas"/>
+          <w:b w:val="0"/>
+          <w:bCs w:val="0"/>
+          <w:color w:val="569CD6"/>
+          <w:kern w:val="0"/>
+          <w:sz w:val="21"/>
+          <w:szCs w:val="21"/>
+          <w:shd w:val="clear" w:fill="121314"/>
+          <w:lang w:val="en-US" w:eastAsia="zh-CN" w:bidi="ar"/>
+        </w:rPr>
+        <w:t>00</w:t>
+      </w:r>
+      <w:r>
+        <w:rPr>
+          <w:rFonts w:hint="default" w:ascii="Consolas" w:hAnsi="Consolas" w:eastAsia="Consolas" w:cs="Consolas"/>
+          <w:b w:val="0"/>
+          <w:bCs w:val="0"/>
+          <w:color w:val="BBBEBF"/>
+          <w:kern w:val="0"/>
+          <w:sz w:val="21"/>
+          <w:szCs w:val="21"/>
+          <w:shd w:val="clear" w:fill="121314"/>
+          <w:lang w:val="en-US" w:eastAsia="zh-CN" w:bidi="ar"/>
+        </w:rPr>
+        <w:t>%(upstream:track)%</w:t>
+      </w:r>
+      <w:r>
+        <w:rPr>
+          <w:rFonts w:hint="default" w:ascii="Consolas" w:hAnsi="Consolas" w:eastAsia="Consolas" w:cs="Consolas"/>
+          <w:b w:val="0"/>
+          <w:bCs w:val="0"/>
+          <w:color w:val="569CD6"/>
+          <w:kern w:val="0"/>
+          <w:sz w:val="21"/>
+          <w:szCs w:val="21"/>
+          <w:shd w:val="clear" w:fill="121314"/>
+          <w:lang w:val="en-US" w:eastAsia="zh-CN" w:bidi="ar"/>
+        </w:rPr>
+        <w:t>00</w:t>
+      </w:r>
+      <w:r>
+        <w:rPr>
+          <w:rFonts w:hint="default" w:ascii="Consolas" w:hAnsi="Consolas" w:eastAsia="Consolas" w:cs="Consolas"/>
+          <w:b w:val="0"/>
+          <w:bCs w:val="0"/>
+          <w:color w:val="BBBEBF"/>
+          <w:kern w:val="0"/>
+          <w:sz w:val="21"/>
+          <w:szCs w:val="21"/>
+          <w:shd w:val="clear" w:fill="121314"/>
+          <w:lang w:val="en-US" w:eastAsia="zh-CN" w:bidi="ar"/>
+        </w:rPr>
+        <w:t>%(upstream:remotename)%</w:t>
+      </w:r>
+      <w:r>
+        <w:rPr>
+          <w:rFonts w:hint="default" w:ascii="Consolas" w:hAnsi="Consolas" w:eastAsia="Consolas" w:cs="Consolas"/>
+          <w:b w:val="0"/>
+          <w:bCs w:val="0"/>
+          <w:color w:val="569CD6"/>
+          <w:kern w:val="0"/>
+          <w:sz w:val="21"/>
+          <w:szCs w:val="21"/>
+          <w:shd w:val="clear" w:fill="121314"/>
+          <w:lang w:val="en-US" w:eastAsia="zh-CN" w:bidi="ar"/>
+        </w:rPr>
+        <w:t>00</w:t>
+      </w:r>
+      <w:r>
+        <w:rPr>
+          <w:rFonts w:hint="default" w:ascii="Consolas" w:hAnsi="Consolas" w:eastAsia="Consolas" w:cs="Consolas"/>
+          <w:b w:val="0"/>
+          <w:bCs w:val="0"/>
+          <w:color w:val="BBBEBF"/>
+          <w:kern w:val="0"/>
+          <w:sz w:val="21"/>
+          <w:szCs w:val="21"/>
+          <w:shd w:val="clear" w:fill="121314"/>
+          <w:lang w:val="en-US" w:eastAsia="zh-CN" w:bidi="ar"/>
+        </w:rPr>
+        <w:t>%(upstream:remoteref) --ignore-case refs/heads/main refs/remotes/main [70ms]</w:t>
+      </w:r>
+    </w:p>
+    <w:p>
+      <w:pPr>
+        <w:keepNext w:val="0"/>
+        <w:keepLines w:val="0"/>
+        <w:widowControl/>
+        <w:suppressLineNumbers w:val="0"/>
+        <w:shd w:val="clear" w:fill="121314"/>
+        <w:spacing w:line="285" w:lineRule="atLeast"/>
+        <w:jc w:val="left"/>
+        <w:rPr>
+          <w:rFonts w:hint="default" w:ascii="Consolas" w:hAnsi="Consolas" w:eastAsia="Consolas" w:cs="Consolas"/>
+          <w:b w:val="0"/>
+          <w:bCs w:val="0"/>
+          <w:color w:val="BBBEBF"/>
+          <w:sz w:val="21"/>
+          <w:szCs w:val="21"/>
+        </w:rPr>
+      </w:pPr>
+      <w:r>
+        <w:rPr>
+          <w:rFonts w:hint="default" w:ascii="Consolas" w:hAnsi="Consolas" w:eastAsia="Consolas" w:cs="Consolas"/>
+          <w:b w:val="0"/>
+          <w:bCs w:val="0"/>
+          <w:color w:val="8B949E"/>
+          <w:kern w:val="0"/>
+          <w:sz w:val="21"/>
+          <w:szCs w:val="21"/>
+          <w:shd w:val="clear" w:fill="121314"/>
+          <w:lang w:val="en-US" w:eastAsia="zh-CN" w:bidi="ar"/>
+        </w:rPr>
+        <w:t>2026-06-04</w:t>
+      </w:r>
+      <w:r>
+        <w:rPr>
+          <w:rFonts w:hint="default" w:ascii="Consolas" w:hAnsi="Consolas" w:eastAsia="Consolas" w:cs="Consolas"/>
+          <w:b w:val="0"/>
+          <w:bCs w:val="0"/>
+          <w:color w:val="BBBEBF"/>
+          <w:kern w:val="0"/>
+          <w:sz w:val="21"/>
+          <w:szCs w:val="21"/>
+          <w:shd w:val="clear" w:fill="121314"/>
+          <w:lang w:val="en-US" w:eastAsia="zh-CN" w:bidi="ar"/>
+        </w:rPr>
+        <w:t xml:space="preserve"> </w:t>
+      </w:r>
+      <w:r>
+        <w:rPr>
+          <w:rFonts w:hint="default" w:ascii="Consolas" w:hAnsi="Consolas" w:eastAsia="Consolas" w:cs="Consolas"/>
+          <w:b w:val="0"/>
+          <w:bCs w:val="0"/>
+          <w:color w:val="8B949E"/>
+          <w:kern w:val="0"/>
+          <w:sz w:val="21"/>
+          <w:szCs w:val="21"/>
+          <w:shd w:val="clear" w:fill="121314"/>
+          <w:lang w:val="en-US" w:eastAsia="zh-CN" w:bidi="ar"/>
+        </w:rPr>
+        <w:t>17:12:37.349</w:t>
+      </w:r>
+      <w:r>
+        <w:rPr>
+          <w:rFonts w:hint="default" w:ascii="Consolas" w:hAnsi="Consolas" w:eastAsia="Consolas" w:cs="Consolas"/>
+          <w:b w:val="0"/>
+          <w:bCs w:val="0"/>
+          <w:color w:val="BBBEBF"/>
+          <w:kern w:val="0"/>
+          <w:sz w:val="21"/>
+          <w:szCs w:val="21"/>
+          <w:shd w:val="clear" w:fill="121314"/>
+          <w:lang w:val="en-US" w:eastAsia="zh-CN" w:bidi="ar"/>
+        </w:rPr>
+        <w:t xml:space="preserve"> </w:t>
+      </w:r>
+      <w:r>
+        <w:rPr>
+          <w:rFonts w:hint="default" w:ascii="Consolas" w:hAnsi="Consolas" w:eastAsia="Consolas" w:cs="Consolas"/>
+          <w:b w:val="0"/>
+          <w:bCs w:val="0"/>
+          <w:color w:val="7EE787"/>
+          <w:kern w:val="0"/>
+          <w:sz w:val="21"/>
+          <w:szCs w:val="21"/>
+          <w:shd w:val="clear" w:fill="121314"/>
+          <w:lang w:val="en-US" w:eastAsia="zh-CN" w:bidi="ar"/>
+        </w:rPr>
+        <w:t>[info]</w:t>
+      </w:r>
+      <w:r>
+        <w:rPr>
+          <w:rFonts w:hint="default" w:ascii="Consolas" w:hAnsi="Consolas" w:eastAsia="Consolas" w:cs="Consolas"/>
+          <w:b w:val="0"/>
+          <w:bCs w:val="0"/>
+          <w:color w:val="BBBEBF"/>
+          <w:kern w:val="0"/>
+          <w:sz w:val="21"/>
+          <w:szCs w:val="21"/>
+          <w:shd w:val="clear" w:fill="121314"/>
+          <w:lang w:val="en-US" w:eastAsia="zh-CN" w:bidi="ar"/>
+        </w:rPr>
+        <w:t xml:space="preserve"> &gt; git status -z -uall [73ms]</w:t>
+      </w:r>
+    </w:p>
+    <w:p>
+      <w:pPr>
+        <w:keepNext w:val="0"/>
+        <w:keepLines w:val="0"/>
+        <w:widowControl/>
+        <w:suppressLineNumbers w:val="0"/>
+        <w:shd w:val="clear" w:fill="121314"/>
+        <w:spacing w:line="285" w:lineRule="atLeast"/>
+        <w:jc w:val="left"/>
+        <w:rPr>
+          <w:rFonts w:hint="default" w:ascii="Consolas" w:hAnsi="Consolas" w:eastAsia="Consolas" w:cs="Consolas"/>
+          <w:b w:val="0"/>
+          <w:bCs w:val="0"/>
+          <w:color w:val="BBBEBF"/>
+          <w:sz w:val="21"/>
+          <w:szCs w:val="21"/>
+        </w:rPr>
+      </w:pPr>
+      <w:r>
+        <w:rPr>
+          <w:rFonts w:hint="default" w:ascii="Consolas" w:hAnsi="Consolas" w:eastAsia="Consolas" w:cs="Consolas"/>
+          <w:b w:val="0"/>
+          <w:bCs w:val="0"/>
+          <w:color w:val="8B949E"/>
+          <w:kern w:val="0"/>
+          <w:sz w:val="21"/>
+          <w:szCs w:val="21"/>
+          <w:shd w:val="clear" w:fill="121314"/>
+          <w:lang w:val="en-US" w:eastAsia="zh-CN" w:bidi="ar"/>
+        </w:rPr>
+        <w:t>2026-06-04</w:t>
+      </w:r>
+      <w:r>
+        <w:rPr>
+          <w:rFonts w:hint="default" w:ascii="Consolas" w:hAnsi="Consolas" w:eastAsia="Consolas" w:cs="Consolas"/>
+          <w:b w:val="0"/>
+          <w:bCs w:val="0"/>
+          <w:color w:val="BBBEBF"/>
+          <w:kern w:val="0"/>
+          <w:sz w:val="21"/>
+          <w:szCs w:val="21"/>
+          <w:shd w:val="clear" w:fill="121314"/>
+          <w:lang w:val="en-US" w:eastAsia="zh-CN" w:bidi="ar"/>
+        </w:rPr>
+        <w:t xml:space="preserve"> </w:t>
+      </w:r>
+      <w:r>
+        <w:rPr>
+          <w:rFonts w:hint="default" w:ascii="Consolas" w:hAnsi="Consolas" w:eastAsia="Consolas" w:cs="Consolas"/>
+          <w:b w:val="0"/>
+          <w:bCs w:val="0"/>
+          <w:color w:val="8B949E"/>
+          <w:kern w:val="0"/>
+          <w:sz w:val="21"/>
+          <w:szCs w:val="21"/>
+          <w:shd w:val="clear" w:fill="121314"/>
+          <w:lang w:val="en-US" w:eastAsia="zh-CN" w:bidi="ar"/>
+        </w:rPr>
+        <w:t>17:12:37.353</w:t>
+      </w:r>
+      <w:r>
+        <w:rPr>
+          <w:rFonts w:hint="default" w:ascii="Consolas" w:hAnsi="Consolas" w:eastAsia="Consolas" w:cs="Consolas"/>
+          <w:b w:val="0"/>
+          <w:bCs w:val="0"/>
+          <w:color w:val="BBBEBF"/>
+          <w:kern w:val="0"/>
+          <w:sz w:val="21"/>
+          <w:szCs w:val="21"/>
+          <w:shd w:val="clear" w:fill="121314"/>
+          <w:lang w:val="en-US" w:eastAsia="zh-CN" w:bidi="ar"/>
+        </w:rPr>
+        <w:t xml:space="preserve"> </w:t>
+      </w:r>
+      <w:r>
+        <w:rPr>
+          <w:rFonts w:hint="default" w:ascii="Consolas" w:hAnsi="Consolas" w:eastAsia="Consolas" w:cs="Consolas"/>
+          <w:b w:val="0"/>
+          <w:bCs w:val="0"/>
+          <w:color w:val="7EE787"/>
+          <w:kern w:val="0"/>
+          <w:sz w:val="21"/>
+          <w:szCs w:val="21"/>
+          <w:shd w:val="clear" w:fill="121314"/>
+          <w:lang w:val="en-US" w:eastAsia="zh-CN" w:bidi="ar"/>
+        </w:rPr>
+        <w:t>[info]</w:t>
+      </w:r>
+      <w:r>
+        <w:rPr>
+          <w:rFonts w:hint="default" w:ascii="Consolas" w:hAnsi="Consolas" w:eastAsia="Consolas" w:cs="Consolas"/>
+          <w:b w:val="0"/>
+          <w:bCs w:val="0"/>
+          <w:color w:val="BBBEBF"/>
+          <w:kern w:val="0"/>
+          <w:sz w:val="21"/>
+          <w:szCs w:val="21"/>
+          <w:shd w:val="clear" w:fill="121314"/>
+          <w:lang w:val="en-US" w:eastAsia="zh-CN" w:bidi="ar"/>
+        </w:rPr>
+        <w:t xml:space="preserve"> &gt; git for-each-ref --sort -committerdate --format %(refname)%</w:t>
+      </w:r>
+      <w:r>
+        <w:rPr>
+          <w:rFonts w:hint="default" w:ascii="Consolas" w:hAnsi="Consolas" w:eastAsia="Consolas" w:cs="Consolas"/>
+          <w:b w:val="0"/>
+          <w:bCs w:val="0"/>
+          <w:color w:val="569CD6"/>
+          <w:kern w:val="0"/>
+          <w:sz w:val="21"/>
+          <w:szCs w:val="21"/>
+          <w:shd w:val="clear" w:fill="121314"/>
+          <w:lang w:val="en-US" w:eastAsia="zh-CN" w:bidi="ar"/>
+        </w:rPr>
+        <w:t>00</w:t>
+      </w:r>
+      <w:r>
+        <w:rPr>
+          <w:rFonts w:hint="default" w:ascii="Consolas" w:hAnsi="Consolas" w:eastAsia="Consolas" w:cs="Consolas"/>
+          <w:b w:val="0"/>
+          <w:bCs w:val="0"/>
+          <w:color w:val="BBBEBF"/>
+          <w:kern w:val="0"/>
+          <w:sz w:val="21"/>
+          <w:szCs w:val="21"/>
+          <w:shd w:val="clear" w:fill="121314"/>
+          <w:lang w:val="en-US" w:eastAsia="zh-CN" w:bidi="ar"/>
+        </w:rPr>
+        <w:t>%(objectname)%</w:t>
+      </w:r>
+      <w:r>
+        <w:rPr>
+          <w:rFonts w:hint="default" w:ascii="Consolas" w:hAnsi="Consolas" w:eastAsia="Consolas" w:cs="Consolas"/>
+          <w:b w:val="0"/>
+          <w:bCs w:val="0"/>
+          <w:color w:val="569CD6"/>
+          <w:kern w:val="0"/>
+          <w:sz w:val="21"/>
+          <w:szCs w:val="21"/>
+          <w:shd w:val="clear" w:fill="121314"/>
+          <w:lang w:val="en-US" w:eastAsia="zh-CN" w:bidi="ar"/>
+        </w:rPr>
+        <w:t>00</w:t>
+      </w:r>
+      <w:r>
+        <w:rPr>
+          <w:rFonts w:hint="default" w:ascii="Consolas" w:hAnsi="Consolas" w:eastAsia="Consolas" w:cs="Consolas"/>
+          <w:b w:val="0"/>
+          <w:bCs w:val="0"/>
+          <w:color w:val="BBBEBF"/>
+          <w:kern w:val="0"/>
+          <w:sz w:val="21"/>
+          <w:szCs w:val="21"/>
+          <w:shd w:val="clear" w:fill="121314"/>
+          <w:lang w:val="en-US" w:eastAsia="zh-CN" w:bidi="ar"/>
+        </w:rPr>
+        <w:t>%(*objectname) [68ms]</w:t>
+      </w:r>
+    </w:p>
+    <w:p>
+      <w:pPr>
+        <w:keepNext w:val="0"/>
+        <w:keepLines w:val="0"/>
+        <w:widowControl/>
+        <w:suppressLineNumbers w:val="0"/>
+        <w:shd w:val="clear" w:fill="121314"/>
+        <w:spacing w:line="285" w:lineRule="atLeast"/>
+        <w:jc w:val="left"/>
+        <w:rPr>
+          <w:rFonts w:hint="default" w:ascii="Consolas" w:hAnsi="Consolas" w:eastAsia="Consolas" w:cs="Consolas"/>
+          <w:b w:val="0"/>
+          <w:bCs w:val="0"/>
+          <w:color w:val="BBBEBF"/>
+          <w:sz w:val="21"/>
+          <w:szCs w:val="21"/>
+        </w:rPr>
+      </w:pPr>
+      <w:r>
+        <w:rPr>
+          <w:rFonts w:hint="default" w:ascii="Consolas" w:hAnsi="Consolas" w:eastAsia="Consolas" w:cs="Consolas"/>
+          <w:b w:val="0"/>
+          <w:bCs w:val="0"/>
+          <w:color w:val="8B949E"/>
+          <w:kern w:val="0"/>
+          <w:sz w:val="21"/>
+          <w:szCs w:val="21"/>
+          <w:shd w:val="clear" w:fill="121314"/>
+          <w:lang w:val="en-US" w:eastAsia="zh-CN" w:bidi="ar"/>
+        </w:rPr>
+        <w:t>2026-06-04</w:t>
+      </w:r>
+      <w:r>
+        <w:rPr>
+          <w:rFonts w:hint="default" w:ascii="Consolas" w:hAnsi="Consolas" w:eastAsia="Consolas" w:cs="Consolas"/>
+          <w:b w:val="0"/>
+          <w:bCs w:val="0"/>
+          <w:color w:val="BBBEBF"/>
+          <w:kern w:val="0"/>
+          <w:sz w:val="21"/>
+          <w:szCs w:val="21"/>
+          <w:shd w:val="clear" w:fill="121314"/>
+          <w:lang w:val="en-US" w:eastAsia="zh-CN" w:bidi="ar"/>
+        </w:rPr>
+        <w:t xml:space="preserve"> </w:t>
+      </w:r>
+      <w:r>
+        <w:rPr>
+          <w:rFonts w:hint="default" w:ascii="Consolas" w:hAnsi="Consolas" w:eastAsia="Consolas" w:cs="Consolas"/>
+          <w:b w:val="0"/>
+          <w:bCs w:val="0"/>
+          <w:color w:val="8B949E"/>
+          <w:kern w:val="0"/>
+          <w:sz w:val="21"/>
+          <w:szCs w:val="21"/>
+          <w:shd w:val="clear" w:fill="121314"/>
+          <w:lang w:val="en-US" w:eastAsia="zh-CN" w:bidi="ar"/>
+        </w:rPr>
+        <w:t>17:13:17.756</w:t>
+      </w:r>
+      <w:r>
+        <w:rPr>
+          <w:rFonts w:hint="default" w:ascii="Consolas" w:hAnsi="Consolas" w:eastAsia="Consolas" w:cs="Consolas"/>
+          <w:b w:val="0"/>
+          <w:bCs w:val="0"/>
+          <w:color w:val="BBBEBF"/>
+          <w:kern w:val="0"/>
+          <w:sz w:val="21"/>
+          <w:szCs w:val="21"/>
+          <w:shd w:val="clear" w:fill="121314"/>
+          <w:lang w:val="en-US" w:eastAsia="zh-CN" w:bidi="ar"/>
+        </w:rPr>
+        <w:t xml:space="preserve"> </w:t>
+      </w:r>
+      <w:r>
+        <w:rPr>
+          <w:rFonts w:hint="default" w:ascii="Consolas" w:hAnsi="Consolas" w:eastAsia="Consolas" w:cs="Consolas"/>
+          <w:b w:val="0"/>
+          <w:bCs w:val="0"/>
+          <w:color w:val="7EE787"/>
+          <w:kern w:val="0"/>
+          <w:sz w:val="21"/>
+          <w:szCs w:val="21"/>
+          <w:shd w:val="clear" w:fill="121314"/>
+          <w:lang w:val="en-US" w:eastAsia="zh-CN" w:bidi="ar"/>
+        </w:rPr>
+        <w:t>[info]</w:t>
+      </w:r>
+      <w:r>
+        <w:rPr>
+          <w:rFonts w:hint="default" w:ascii="Consolas" w:hAnsi="Consolas" w:eastAsia="Consolas" w:cs="Consolas"/>
+          <w:b w:val="0"/>
+          <w:bCs w:val="0"/>
+          <w:color w:val="BBBEBF"/>
+          <w:kern w:val="0"/>
+          <w:sz w:val="21"/>
+          <w:szCs w:val="21"/>
+          <w:shd w:val="clear" w:fill="121314"/>
+          <w:lang w:val="en-US" w:eastAsia="zh-CN" w:bidi="ar"/>
+        </w:rPr>
+        <w:t xml:space="preserve"> &gt; git merge-base HEAD @{upstream} [71ms]</w:t>
+      </w:r>
+    </w:p>
+    <w:p>
+      <w:pPr>
+        <w:keepNext w:val="0"/>
+        <w:keepLines w:val="0"/>
+        <w:widowControl/>
+        <w:suppressLineNumbers w:val="0"/>
+        <w:shd w:val="clear" w:fill="121314"/>
+        <w:spacing w:line="285" w:lineRule="atLeast"/>
+        <w:jc w:val="left"/>
+        <w:rPr>
+          <w:rFonts w:hint="default" w:ascii="Consolas" w:hAnsi="Consolas" w:eastAsia="Consolas" w:cs="Consolas"/>
+          <w:b w:val="0"/>
+          <w:bCs w:val="0"/>
+          <w:color w:val="BBBEBF"/>
+          <w:sz w:val="21"/>
+          <w:szCs w:val="21"/>
+        </w:rPr>
+      </w:pPr>
+      <w:r>
+        <w:rPr>
+          <w:rFonts w:hint="default" w:ascii="Consolas" w:hAnsi="Consolas" w:eastAsia="Consolas" w:cs="Consolas"/>
+          <w:b w:val="0"/>
+          <w:bCs w:val="0"/>
+          <w:color w:val="8B949E"/>
+          <w:kern w:val="0"/>
+          <w:sz w:val="21"/>
+          <w:szCs w:val="21"/>
+          <w:shd w:val="clear" w:fill="121314"/>
+          <w:lang w:val="en-US" w:eastAsia="zh-CN" w:bidi="ar"/>
+        </w:rPr>
+        <w:t>2026-06-04</w:t>
+      </w:r>
+      <w:r>
+        <w:rPr>
+          <w:rFonts w:hint="default" w:ascii="Consolas" w:hAnsi="Consolas" w:eastAsia="Consolas" w:cs="Consolas"/>
+          <w:b w:val="0"/>
+          <w:bCs w:val="0"/>
+          <w:color w:val="BBBEBF"/>
+          <w:kern w:val="0"/>
+          <w:sz w:val="21"/>
+          <w:szCs w:val="21"/>
+          <w:shd w:val="clear" w:fill="121314"/>
+          <w:lang w:val="en-US" w:eastAsia="zh-CN" w:bidi="ar"/>
+        </w:rPr>
+        <w:t xml:space="preserve"> </w:t>
+      </w:r>
+      <w:r>
+        <w:rPr>
+          <w:rFonts w:hint="default" w:ascii="Consolas" w:hAnsi="Consolas" w:eastAsia="Consolas" w:cs="Consolas"/>
+          <w:b w:val="0"/>
+          <w:bCs w:val="0"/>
+          <w:color w:val="8B949E"/>
+          <w:kern w:val="0"/>
+          <w:sz w:val="21"/>
+          <w:szCs w:val="21"/>
+          <w:shd w:val="clear" w:fill="121314"/>
+          <w:lang w:val="en-US" w:eastAsia="zh-CN" w:bidi="ar"/>
+        </w:rPr>
+        <w:t>17:13:17.827</w:t>
+      </w:r>
+      <w:r>
+        <w:rPr>
+          <w:rFonts w:hint="default" w:ascii="Consolas" w:hAnsi="Consolas" w:eastAsia="Consolas" w:cs="Consolas"/>
+          <w:b w:val="0"/>
+          <w:bCs w:val="0"/>
+          <w:color w:val="BBBEBF"/>
+          <w:kern w:val="0"/>
+          <w:sz w:val="21"/>
+          <w:szCs w:val="21"/>
+          <w:shd w:val="clear" w:fill="121314"/>
+          <w:lang w:val="en-US" w:eastAsia="zh-CN" w:bidi="ar"/>
+        </w:rPr>
+        <w:t xml:space="preserve"> </w:t>
+      </w:r>
+      <w:r>
+        <w:rPr>
+          <w:rFonts w:hint="default" w:ascii="Consolas" w:hAnsi="Consolas" w:eastAsia="Consolas" w:cs="Consolas"/>
+          <w:b w:val="0"/>
+          <w:bCs w:val="0"/>
+          <w:color w:val="7EE787"/>
+          <w:kern w:val="0"/>
+          <w:sz w:val="21"/>
+          <w:szCs w:val="21"/>
+          <w:shd w:val="clear" w:fill="121314"/>
+          <w:lang w:val="en-US" w:eastAsia="zh-CN" w:bidi="ar"/>
+        </w:rPr>
+        <w:t>[info]</w:t>
+      </w:r>
+      <w:r>
+        <w:rPr>
+          <w:rFonts w:hint="default" w:ascii="Consolas" w:hAnsi="Consolas" w:eastAsia="Consolas" w:cs="Consolas"/>
+          <w:b w:val="0"/>
+          <w:bCs w:val="0"/>
+          <w:color w:val="BBBEBF"/>
+          <w:kern w:val="0"/>
+          <w:sz w:val="21"/>
+          <w:szCs w:val="21"/>
+          <w:shd w:val="clear" w:fill="121314"/>
+          <w:lang w:val="en-US" w:eastAsia="zh-CN" w:bidi="ar"/>
+        </w:rPr>
+        <w:t xml:space="preserve"> &gt; git config --get --local </w:t>
+      </w:r>
+      <w:r>
+        <w:rPr>
+          <w:rFonts w:hint="default" w:ascii="Consolas" w:hAnsi="Consolas" w:eastAsia="Consolas" w:cs="Consolas"/>
+          <w:b w:val="0"/>
+          <w:bCs w:val="0"/>
+          <w:color w:val="569CD6"/>
+          <w:kern w:val="0"/>
+          <w:sz w:val="21"/>
+          <w:szCs w:val="21"/>
+          <w:shd w:val="clear" w:fill="121314"/>
+          <w:lang w:val="en-US" w:eastAsia="zh-CN" w:bidi="ar"/>
+        </w:rPr>
+        <w:t>core.virtualfilesystem</w:t>
+      </w:r>
+      <w:r>
+        <w:rPr>
+          <w:rFonts w:hint="default" w:ascii="Consolas" w:hAnsi="Consolas" w:eastAsia="Consolas" w:cs="Consolas"/>
+          <w:b w:val="0"/>
+          <w:bCs w:val="0"/>
+          <w:color w:val="BBBEBF"/>
+          <w:kern w:val="0"/>
+          <w:sz w:val="21"/>
+          <w:szCs w:val="21"/>
+          <w:shd w:val="clear" w:fill="121314"/>
+          <w:lang w:val="en-US" w:eastAsia="zh-CN" w:bidi="ar"/>
+        </w:rPr>
+        <w:t xml:space="preserve"> [65ms]</w:t>
+      </w:r>
+    </w:p>
+    <w:p>
+      <w:pPr>
+        <w:keepNext w:val="0"/>
+        <w:keepLines w:val="0"/>
+        <w:widowControl/>
+        <w:suppressLineNumbers w:val="0"/>
+        <w:shd w:val="clear" w:fill="121314"/>
+        <w:spacing w:line="285" w:lineRule="atLeast"/>
+        <w:jc w:val="left"/>
+        <w:rPr>
+          <w:rFonts w:hint="default" w:ascii="Consolas" w:hAnsi="Consolas" w:eastAsia="Consolas" w:cs="Consolas"/>
+          <w:b w:val="0"/>
+          <w:bCs w:val="0"/>
+          <w:color w:val="BBBEBF"/>
+          <w:sz w:val="21"/>
+          <w:szCs w:val="21"/>
+        </w:rPr>
+      </w:pPr>
+      <w:r>
+        <w:rPr>
+          <w:rFonts w:hint="default" w:ascii="Consolas" w:hAnsi="Consolas" w:eastAsia="Consolas" w:cs="Consolas"/>
+          <w:b w:val="0"/>
+          <w:bCs w:val="0"/>
+          <w:color w:val="8B949E"/>
+          <w:kern w:val="0"/>
+          <w:sz w:val="21"/>
+          <w:szCs w:val="21"/>
+          <w:shd w:val="clear" w:fill="121314"/>
+          <w:lang w:val="en-US" w:eastAsia="zh-CN" w:bidi="ar"/>
+        </w:rPr>
+        <w:t>2026-06-04</w:t>
+      </w:r>
+      <w:r>
+        <w:rPr>
+          <w:rFonts w:hint="default" w:ascii="Consolas" w:hAnsi="Consolas" w:eastAsia="Consolas" w:cs="Consolas"/>
+          <w:b w:val="0"/>
+          <w:bCs w:val="0"/>
+          <w:color w:val="BBBEBF"/>
+          <w:kern w:val="0"/>
+          <w:sz w:val="21"/>
+          <w:szCs w:val="21"/>
+          <w:shd w:val="clear" w:fill="121314"/>
+          <w:lang w:val="en-US" w:eastAsia="zh-CN" w:bidi="ar"/>
+        </w:rPr>
+        <w:t xml:space="preserve"> </w:t>
+      </w:r>
+      <w:r>
+        <w:rPr>
+          <w:rFonts w:hint="default" w:ascii="Consolas" w:hAnsi="Consolas" w:eastAsia="Consolas" w:cs="Consolas"/>
+          <w:b w:val="0"/>
+          <w:bCs w:val="0"/>
+          <w:color w:val="8B949E"/>
+          <w:kern w:val="0"/>
+          <w:sz w:val="21"/>
+          <w:szCs w:val="21"/>
+          <w:shd w:val="clear" w:fill="121314"/>
+          <w:lang w:val="en-US" w:eastAsia="zh-CN" w:bidi="ar"/>
+        </w:rPr>
+        <w:t>17:13:17.827</w:t>
+      </w:r>
+      <w:r>
+        <w:rPr>
+          <w:rFonts w:hint="default" w:ascii="Consolas" w:hAnsi="Consolas" w:eastAsia="Consolas" w:cs="Consolas"/>
+          <w:b w:val="0"/>
+          <w:bCs w:val="0"/>
+          <w:color w:val="BBBEBF"/>
+          <w:kern w:val="0"/>
+          <w:sz w:val="21"/>
+          <w:szCs w:val="21"/>
+          <w:shd w:val="clear" w:fill="121314"/>
+          <w:lang w:val="en-US" w:eastAsia="zh-CN" w:bidi="ar"/>
+        </w:rPr>
+        <w:t xml:space="preserve"> </w:t>
+      </w:r>
+      <w:r>
+        <w:rPr>
+          <w:rFonts w:hint="default" w:ascii="Consolas" w:hAnsi="Consolas" w:eastAsia="Consolas" w:cs="Consolas"/>
+          <w:b w:val="0"/>
+          <w:bCs w:val="0"/>
+          <w:color w:val="FFA198"/>
+          <w:kern w:val="0"/>
+          <w:sz w:val="21"/>
+          <w:szCs w:val="21"/>
+          <w:shd w:val="clear" w:fill="121314"/>
+          <w:lang w:val="en-US" w:eastAsia="zh-CN" w:bidi="ar"/>
+        </w:rPr>
+        <w:t>[warning]</w:t>
+      </w:r>
+      <w:r>
+        <w:rPr>
+          <w:rFonts w:hint="default" w:ascii="Consolas" w:hAnsi="Consolas" w:eastAsia="Consolas" w:cs="Consolas"/>
+          <w:b w:val="0"/>
+          <w:bCs w:val="0"/>
+          <w:color w:val="BBBEBF"/>
+          <w:kern w:val="0"/>
+          <w:sz w:val="21"/>
+          <w:szCs w:val="21"/>
+          <w:shd w:val="clear" w:fill="121314"/>
+          <w:lang w:val="en-US" w:eastAsia="zh-CN" w:bidi="ar"/>
+        </w:rPr>
+        <w:t xml:space="preserve"> [Git][config] git config failed: Failed to execute git</w:t>
+      </w:r>
+    </w:p>
+    <w:p>
+      <w:pPr>
+        <w:keepNext w:val="0"/>
+        <w:keepLines w:val="0"/>
+        <w:widowControl/>
+        <w:suppressLineNumbers w:val="0"/>
+        <w:shd w:val="clear" w:fill="121314"/>
+        <w:spacing w:line="285" w:lineRule="atLeast"/>
+        <w:jc w:val="left"/>
+        <w:rPr>
+          <w:rFonts w:hint="default" w:ascii="Consolas" w:hAnsi="Consolas" w:eastAsia="Consolas" w:cs="Consolas"/>
+          <w:b w:val="0"/>
+          <w:bCs w:val="0"/>
+          <w:color w:val="BBBEBF"/>
+          <w:sz w:val="21"/>
+          <w:szCs w:val="21"/>
+        </w:rPr>
+      </w:pPr>
+      <w:r>
+        <w:rPr>
+          <w:rFonts w:hint="default" w:ascii="Consolas" w:hAnsi="Consolas" w:eastAsia="Consolas" w:cs="Consolas"/>
+          <w:b w:val="0"/>
+          <w:bCs w:val="0"/>
+          <w:color w:val="8B949E"/>
+          <w:kern w:val="0"/>
+          <w:sz w:val="21"/>
+          <w:szCs w:val="21"/>
+          <w:shd w:val="clear" w:fill="121314"/>
+          <w:lang w:val="en-US" w:eastAsia="zh-CN" w:bidi="ar"/>
+        </w:rPr>
+        <w:t>2026-06-04</w:t>
+      </w:r>
+      <w:r>
+        <w:rPr>
+          <w:rFonts w:hint="default" w:ascii="Consolas" w:hAnsi="Consolas" w:eastAsia="Consolas" w:cs="Consolas"/>
+          <w:b w:val="0"/>
+          <w:bCs w:val="0"/>
+          <w:color w:val="BBBEBF"/>
+          <w:kern w:val="0"/>
+          <w:sz w:val="21"/>
+          <w:szCs w:val="21"/>
+          <w:shd w:val="clear" w:fill="121314"/>
+          <w:lang w:val="en-US" w:eastAsia="zh-CN" w:bidi="ar"/>
+        </w:rPr>
+        <w:t xml:space="preserve"> </w:t>
+      </w:r>
+      <w:r>
+        <w:rPr>
+          <w:rFonts w:hint="default" w:ascii="Consolas" w:hAnsi="Consolas" w:eastAsia="Consolas" w:cs="Consolas"/>
+          <w:b w:val="0"/>
+          <w:bCs w:val="0"/>
+          <w:color w:val="8B949E"/>
+          <w:kern w:val="0"/>
+          <w:sz w:val="21"/>
+          <w:szCs w:val="21"/>
+          <w:shd w:val="clear" w:fill="121314"/>
+          <w:lang w:val="en-US" w:eastAsia="zh-CN" w:bidi="ar"/>
+        </w:rPr>
+        <w:t>17:13:17.897</w:t>
+      </w:r>
+      <w:r>
+        <w:rPr>
+          <w:rFonts w:hint="default" w:ascii="Consolas" w:hAnsi="Consolas" w:eastAsia="Consolas" w:cs="Consolas"/>
+          <w:b w:val="0"/>
+          <w:bCs w:val="0"/>
+          <w:color w:val="BBBEBF"/>
+          <w:kern w:val="0"/>
+          <w:sz w:val="21"/>
+          <w:szCs w:val="21"/>
+          <w:shd w:val="clear" w:fill="121314"/>
+          <w:lang w:val="en-US" w:eastAsia="zh-CN" w:bidi="ar"/>
+        </w:rPr>
+        <w:t xml:space="preserve"> </w:t>
+      </w:r>
+      <w:r>
+        <w:rPr>
+          <w:rFonts w:hint="default" w:ascii="Consolas" w:hAnsi="Consolas" w:eastAsia="Consolas" w:cs="Consolas"/>
+          <w:b w:val="0"/>
+          <w:bCs w:val="0"/>
+          <w:color w:val="7EE787"/>
+          <w:kern w:val="0"/>
+          <w:sz w:val="21"/>
+          <w:szCs w:val="21"/>
+          <w:shd w:val="clear" w:fill="121314"/>
+          <w:lang w:val="en-US" w:eastAsia="zh-CN" w:bidi="ar"/>
+        </w:rPr>
+        <w:t>[info]</w:t>
+      </w:r>
+      <w:r>
+        <w:rPr>
+          <w:rFonts w:hint="default" w:ascii="Consolas" w:hAnsi="Consolas" w:eastAsia="Consolas" w:cs="Consolas"/>
+          <w:b w:val="0"/>
+          <w:bCs w:val="0"/>
+          <w:color w:val="BBBEBF"/>
+          <w:kern w:val="0"/>
+          <w:sz w:val="21"/>
+          <w:szCs w:val="21"/>
+          <w:shd w:val="clear" w:fill="121314"/>
+          <w:lang w:val="en-US" w:eastAsia="zh-CN" w:bidi="ar"/>
+        </w:rPr>
+        <w:t xml:space="preserve"> &gt; git config --get --local </w:t>
+      </w:r>
+      <w:r>
+        <w:rPr>
+          <w:rFonts w:hint="default" w:ascii="Consolas" w:hAnsi="Consolas" w:eastAsia="Consolas" w:cs="Consolas"/>
+          <w:b w:val="0"/>
+          <w:bCs w:val="0"/>
+          <w:color w:val="569CD6"/>
+          <w:kern w:val="0"/>
+          <w:sz w:val="21"/>
+          <w:szCs w:val="21"/>
+          <w:shd w:val="clear" w:fill="121314"/>
+          <w:lang w:val="en-US" w:eastAsia="zh-CN" w:bidi="ar"/>
+        </w:rPr>
+        <w:t>core.sparsecheckout</w:t>
+      </w:r>
+      <w:r>
+        <w:rPr>
+          <w:rFonts w:hint="default" w:ascii="Consolas" w:hAnsi="Consolas" w:eastAsia="Consolas" w:cs="Consolas"/>
+          <w:b w:val="0"/>
+          <w:bCs w:val="0"/>
+          <w:color w:val="BBBEBF"/>
+          <w:kern w:val="0"/>
+          <w:sz w:val="21"/>
+          <w:szCs w:val="21"/>
+          <w:shd w:val="clear" w:fill="121314"/>
+          <w:lang w:val="en-US" w:eastAsia="zh-CN" w:bidi="ar"/>
+        </w:rPr>
+        <w:t xml:space="preserve"> [63ms]</w:t>
+      </w:r>
+    </w:p>
+    <w:p>
+      <w:pPr>
+        <w:keepNext w:val="0"/>
+        <w:keepLines w:val="0"/>
+        <w:widowControl/>
+        <w:suppressLineNumbers w:val="0"/>
+        <w:shd w:val="clear" w:fill="121314"/>
+        <w:spacing w:line="285" w:lineRule="atLeast"/>
+        <w:jc w:val="left"/>
+        <w:rPr>
+          <w:rFonts w:hint="default" w:ascii="Consolas" w:hAnsi="Consolas" w:eastAsia="Consolas" w:cs="Consolas"/>
+          <w:b w:val="0"/>
+          <w:bCs w:val="0"/>
+          <w:color w:val="BBBEBF"/>
+          <w:sz w:val="21"/>
+          <w:szCs w:val="21"/>
+        </w:rPr>
+      </w:pPr>
+      <w:r>
+        <w:rPr>
+          <w:rFonts w:hint="default" w:ascii="Consolas" w:hAnsi="Consolas" w:eastAsia="Consolas" w:cs="Consolas"/>
+          <w:b w:val="0"/>
+          <w:bCs w:val="0"/>
+          <w:color w:val="8B949E"/>
+          <w:kern w:val="0"/>
+          <w:sz w:val="21"/>
+          <w:szCs w:val="21"/>
+          <w:shd w:val="clear" w:fill="121314"/>
+          <w:lang w:val="en-US" w:eastAsia="zh-CN" w:bidi="ar"/>
+        </w:rPr>
+        <w:t>2026-06-04</w:t>
+      </w:r>
+      <w:r>
+        <w:rPr>
+          <w:rFonts w:hint="default" w:ascii="Consolas" w:hAnsi="Consolas" w:eastAsia="Consolas" w:cs="Consolas"/>
+          <w:b w:val="0"/>
+          <w:bCs w:val="0"/>
+          <w:color w:val="BBBEBF"/>
+          <w:kern w:val="0"/>
+          <w:sz w:val="21"/>
+          <w:szCs w:val="21"/>
+          <w:shd w:val="clear" w:fill="121314"/>
+          <w:lang w:val="en-US" w:eastAsia="zh-CN" w:bidi="ar"/>
+        </w:rPr>
+        <w:t xml:space="preserve"> </w:t>
+      </w:r>
+      <w:r>
+        <w:rPr>
+          <w:rFonts w:hint="default" w:ascii="Consolas" w:hAnsi="Consolas" w:eastAsia="Consolas" w:cs="Consolas"/>
+          <w:b w:val="0"/>
+          <w:bCs w:val="0"/>
+          <w:color w:val="8B949E"/>
+          <w:kern w:val="0"/>
+          <w:sz w:val="21"/>
+          <w:szCs w:val="21"/>
+          <w:shd w:val="clear" w:fill="121314"/>
+          <w:lang w:val="en-US" w:eastAsia="zh-CN" w:bidi="ar"/>
+        </w:rPr>
+        <w:t>17:13:17.897</w:t>
+      </w:r>
+      <w:r>
+        <w:rPr>
+          <w:rFonts w:hint="default" w:ascii="Consolas" w:hAnsi="Consolas" w:eastAsia="Consolas" w:cs="Consolas"/>
+          <w:b w:val="0"/>
+          <w:bCs w:val="0"/>
+          <w:color w:val="BBBEBF"/>
+          <w:kern w:val="0"/>
+          <w:sz w:val="21"/>
+          <w:szCs w:val="21"/>
+          <w:shd w:val="clear" w:fill="121314"/>
+          <w:lang w:val="en-US" w:eastAsia="zh-CN" w:bidi="ar"/>
+        </w:rPr>
+        <w:t xml:space="preserve"> </w:t>
+      </w:r>
+      <w:r>
+        <w:rPr>
+          <w:rFonts w:hint="default" w:ascii="Consolas" w:hAnsi="Consolas" w:eastAsia="Consolas" w:cs="Consolas"/>
+          <w:b w:val="0"/>
+          <w:bCs w:val="0"/>
+          <w:color w:val="FFA198"/>
+          <w:kern w:val="0"/>
+          <w:sz w:val="21"/>
+          <w:szCs w:val="21"/>
+          <w:shd w:val="clear" w:fill="121314"/>
+          <w:lang w:val="en-US" w:eastAsia="zh-CN" w:bidi="ar"/>
+        </w:rPr>
+        <w:t>[warning]</w:t>
+      </w:r>
+      <w:r>
+        <w:rPr>
+          <w:rFonts w:hint="default" w:ascii="Consolas" w:hAnsi="Consolas" w:eastAsia="Consolas" w:cs="Consolas"/>
+          <w:b w:val="0"/>
+          <w:bCs w:val="0"/>
+          <w:color w:val="BBBEBF"/>
+          <w:kern w:val="0"/>
+          <w:sz w:val="21"/>
+          <w:szCs w:val="21"/>
+          <w:shd w:val="clear" w:fill="121314"/>
+          <w:lang w:val="en-US" w:eastAsia="zh-CN" w:bidi="ar"/>
+        </w:rPr>
+        <w:t xml:space="preserve"> [Git][config] git config failed: Failed to execute git</w:t>
+      </w:r>
+    </w:p>
+    <w:p>
+      <w:pPr>
+        <w:keepNext w:val="0"/>
+        <w:keepLines w:val="0"/>
+        <w:widowControl/>
+        <w:suppressLineNumbers w:val="0"/>
+        <w:shd w:val="clear" w:fill="121314"/>
+        <w:spacing w:line="285" w:lineRule="atLeast"/>
+        <w:jc w:val="left"/>
+        <w:rPr>
+          <w:rFonts w:hint="default" w:ascii="Consolas" w:hAnsi="Consolas" w:eastAsia="Consolas" w:cs="Consolas"/>
+          <w:b w:val="0"/>
+          <w:bCs w:val="0"/>
+          <w:color w:val="BBBEBF"/>
+          <w:sz w:val="21"/>
+          <w:szCs w:val="21"/>
+        </w:rPr>
+      </w:pPr>
+      <w:r>
+        <w:rPr>
+          <w:rFonts w:hint="default" w:ascii="Consolas" w:hAnsi="Consolas" w:eastAsia="Consolas" w:cs="Consolas"/>
+          <w:b w:val="0"/>
+          <w:bCs w:val="0"/>
+          <w:color w:val="8B949E"/>
+          <w:kern w:val="0"/>
+          <w:sz w:val="21"/>
+          <w:szCs w:val="21"/>
+          <w:shd w:val="clear" w:fill="121314"/>
+          <w:lang w:val="en-US" w:eastAsia="zh-CN" w:bidi="ar"/>
+        </w:rPr>
+        <w:t>2026-06-04</w:t>
+      </w:r>
+      <w:r>
+        <w:rPr>
+          <w:rFonts w:hint="default" w:ascii="Consolas" w:hAnsi="Consolas" w:eastAsia="Consolas" w:cs="Consolas"/>
+          <w:b w:val="0"/>
+          <w:bCs w:val="0"/>
+          <w:color w:val="BBBEBF"/>
+          <w:kern w:val="0"/>
+          <w:sz w:val="21"/>
+          <w:szCs w:val="21"/>
+          <w:shd w:val="clear" w:fill="121314"/>
+          <w:lang w:val="en-US" w:eastAsia="zh-CN" w:bidi="ar"/>
+        </w:rPr>
+        <w:t xml:space="preserve"> </w:t>
+      </w:r>
+      <w:r>
+        <w:rPr>
+          <w:rFonts w:hint="default" w:ascii="Consolas" w:hAnsi="Consolas" w:eastAsia="Consolas" w:cs="Consolas"/>
+          <w:b w:val="0"/>
+          <w:bCs w:val="0"/>
+          <w:color w:val="8B949E"/>
+          <w:kern w:val="0"/>
+          <w:sz w:val="21"/>
+          <w:szCs w:val="21"/>
+          <w:shd w:val="clear" w:fill="121314"/>
+          <w:lang w:val="en-US" w:eastAsia="zh-CN" w:bidi="ar"/>
+        </w:rPr>
+        <w:t>17:13:18.011</w:t>
+      </w:r>
+      <w:r>
+        <w:rPr>
+          <w:rFonts w:hint="default" w:ascii="Consolas" w:hAnsi="Consolas" w:eastAsia="Consolas" w:cs="Consolas"/>
+          <w:b w:val="0"/>
+          <w:bCs w:val="0"/>
+          <w:color w:val="BBBEBF"/>
+          <w:kern w:val="0"/>
+          <w:sz w:val="21"/>
+          <w:szCs w:val="21"/>
+          <w:shd w:val="clear" w:fill="121314"/>
+          <w:lang w:val="en-US" w:eastAsia="zh-CN" w:bidi="ar"/>
+        </w:rPr>
+        <w:t xml:space="preserve"> </w:t>
+      </w:r>
+      <w:r>
+        <w:rPr>
+          <w:rFonts w:hint="default" w:ascii="Consolas" w:hAnsi="Consolas" w:eastAsia="Consolas" w:cs="Consolas"/>
+          <w:b w:val="0"/>
+          <w:bCs w:val="0"/>
+          <w:color w:val="7EE787"/>
+          <w:kern w:val="0"/>
+          <w:sz w:val="21"/>
+          <w:szCs w:val="21"/>
+          <w:shd w:val="clear" w:fill="121314"/>
+          <w:lang w:val="en-US" w:eastAsia="zh-CN" w:bidi="ar"/>
+        </w:rPr>
+        <w:t>[info]</w:t>
+      </w:r>
+      <w:r>
+        <w:rPr>
+          <w:rFonts w:hint="default" w:ascii="Consolas" w:hAnsi="Consolas" w:eastAsia="Consolas" w:cs="Consolas"/>
+          <w:b w:val="0"/>
+          <w:bCs w:val="0"/>
+          <w:color w:val="BBBEBF"/>
+          <w:kern w:val="0"/>
+          <w:sz w:val="21"/>
+          <w:szCs w:val="21"/>
+          <w:shd w:val="clear" w:fill="121314"/>
+          <w:lang w:val="en-US" w:eastAsia="zh-CN" w:bidi="ar"/>
+        </w:rPr>
+        <w:t xml:space="preserve"> &gt; git show -s --decorate=full --shortstat --format=%H%n%aN%n%aE%n%at%n%ct%n%P%n%D%n%B -z </w:t>
+      </w:r>
+      <w:r>
+        <w:rPr>
+          <w:rFonts w:hint="default" w:ascii="Consolas" w:hAnsi="Consolas" w:eastAsia="Consolas" w:cs="Consolas"/>
+          <w:b w:val="0"/>
+          <w:bCs w:val="0"/>
+          <w:color w:val="569CD6"/>
+          <w:kern w:val="0"/>
+          <w:sz w:val="21"/>
+          <w:szCs w:val="21"/>
+          <w:shd w:val="clear" w:fill="121314"/>
+          <w:lang w:val="en-US" w:eastAsia="zh-CN" w:bidi="ar"/>
+        </w:rPr>
+        <w:t>f97c64b2bd7c8918e9ea421ad7b4333761de9c57</w:t>
+      </w:r>
+      <w:r>
+        <w:rPr>
+          <w:rFonts w:hint="default" w:ascii="Consolas" w:hAnsi="Consolas" w:eastAsia="Consolas" w:cs="Consolas"/>
+          <w:b w:val="0"/>
+          <w:bCs w:val="0"/>
+          <w:color w:val="BBBEBF"/>
+          <w:kern w:val="0"/>
+          <w:sz w:val="21"/>
+          <w:szCs w:val="21"/>
+          <w:shd w:val="clear" w:fill="121314"/>
+          <w:lang w:val="en-US" w:eastAsia="zh-CN" w:bidi="ar"/>
+        </w:rPr>
+        <w:t xml:space="preserve"> -- [107ms]</w:t>
+      </w:r>
+    </w:p>
+    <w:p>
+      <w:pPr>
+        <w:keepNext w:val="0"/>
+        <w:keepLines w:val="0"/>
+        <w:widowControl/>
+        <w:suppressLineNumbers w:val="0"/>
+        <w:shd w:val="clear" w:fill="121314"/>
+        <w:spacing w:line="285" w:lineRule="atLeast"/>
+        <w:jc w:val="left"/>
+        <w:rPr>
+          <w:rFonts w:hint="default" w:ascii="Consolas" w:hAnsi="Consolas" w:eastAsia="Consolas" w:cs="Consolas"/>
+          <w:b w:val="0"/>
+          <w:bCs w:val="0"/>
+          <w:color w:val="BBBEBF"/>
+          <w:sz w:val="21"/>
+          <w:szCs w:val="21"/>
+        </w:rPr>
+      </w:pPr>
+      <w:r>
+        <w:rPr>
+          <w:rFonts w:hint="default" w:ascii="Consolas" w:hAnsi="Consolas" w:eastAsia="Consolas" w:cs="Consolas"/>
+          <w:b w:val="0"/>
+          <w:bCs w:val="0"/>
+          <w:color w:val="8B949E"/>
+          <w:kern w:val="0"/>
+          <w:sz w:val="21"/>
+          <w:szCs w:val="21"/>
+          <w:shd w:val="clear" w:fill="121314"/>
+          <w:lang w:val="en-US" w:eastAsia="zh-CN" w:bidi="ar"/>
+        </w:rPr>
+        <w:t>2026-06-04</w:t>
+      </w:r>
+      <w:r>
+        <w:rPr>
+          <w:rFonts w:hint="default" w:ascii="Consolas" w:hAnsi="Consolas" w:eastAsia="Consolas" w:cs="Consolas"/>
+          <w:b w:val="0"/>
+          <w:bCs w:val="0"/>
+          <w:color w:val="BBBEBF"/>
+          <w:kern w:val="0"/>
+          <w:sz w:val="21"/>
+          <w:szCs w:val="21"/>
+          <w:shd w:val="clear" w:fill="121314"/>
+          <w:lang w:val="en-US" w:eastAsia="zh-CN" w:bidi="ar"/>
+        </w:rPr>
+        <w:t xml:space="preserve"> </w:t>
+      </w:r>
+      <w:r>
+        <w:rPr>
+          <w:rFonts w:hint="default" w:ascii="Consolas" w:hAnsi="Consolas" w:eastAsia="Consolas" w:cs="Consolas"/>
+          <w:b w:val="0"/>
+          <w:bCs w:val="0"/>
+          <w:color w:val="8B949E"/>
+          <w:kern w:val="0"/>
+          <w:sz w:val="21"/>
+          <w:szCs w:val="21"/>
+          <w:shd w:val="clear" w:fill="121314"/>
+          <w:lang w:val="en-US" w:eastAsia="zh-CN" w:bidi="ar"/>
+        </w:rPr>
+        <w:t>17:13:18.081</w:t>
+      </w:r>
+      <w:r>
+        <w:rPr>
+          <w:rFonts w:hint="default" w:ascii="Consolas" w:hAnsi="Consolas" w:eastAsia="Consolas" w:cs="Consolas"/>
+          <w:b w:val="0"/>
+          <w:bCs w:val="0"/>
+          <w:color w:val="BBBEBF"/>
+          <w:kern w:val="0"/>
+          <w:sz w:val="21"/>
+          <w:szCs w:val="21"/>
+          <w:shd w:val="clear" w:fill="121314"/>
+          <w:lang w:val="en-US" w:eastAsia="zh-CN" w:bidi="ar"/>
+        </w:rPr>
+        <w:t xml:space="preserve"> </w:t>
+      </w:r>
+      <w:r>
+        <w:rPr>
+          <w:rFonts w:hint="default" w:ascii="Consolas" w:hAnsi="Consolas" w:eastAsia="Consolas" w:cs="Consolas"/>
+          <w:b w:val="0"/>
+          <w:bCs w:val="0"/>
+          <w:color w:val="7EE787"/>
+          <w:kern w:val="0"/>
+          <w:sz w:val="21"/>
+          <w:szCs w:val="21"/>
+          <w:shd w:val="clear" w:fill="121314"/>
+          <w:lang w:val="en-US" w:eastAsia="zh-CN" w:bidi="ar"/>
+        </w:rPr>
+        <w:t>[info]</w:t>
+      </w:r>
+      <w:r>
+        <w:rPr>
+          <w:rFonts w:hint="default" w:ascii="Consolas" w:hAnsi="Consolas" w:eastAsia="Consolas" w:cs="Consolas"/>
+          <w:b w:val="0"/>
+          <w:bCs w:val="0"/>
+          <w:color w:val="BBBEBF"/>
+          <w:kern w:val="0"/>
+          <w:sz w:val="21"/>
+          <w:szCs w:val="21"/>
+          <w:shd w:val="clear" w:fill="121314"/>
+          <w:lang w:val="en-US" w:eastAsia="zh-CN" w:bidi="ar"/>
+        </w:rPr>
+        <w:t xml:space="preserve"> &gt; git log --format=%H%n%aN%n%aE%n%at%n%ct%n%P%n%D%n%B -z </w:t>
+      </w:r>
+      <w:r>
+        <w:rPr>
+          <w:rFonts w:hint="default" w:ascii="Consolas" w:hAnsi="Consolas" w:eastAsia="Consolas" w:cs="Consolas"/>
+          <w:b w:val="0"/>
+          <w:bCs w:val="0"/>
+          <w:color w:val="569CD6"/>
+          <w:kern w:val="0"/>
+          <w:sz w:val="21"/>
+          <w:szCs w:val="21"/>
+          <w:shd w:val="clear" w:fill="121314"/>
+          <w:lang w:val="en-US" w:eastAsia="zh-CN" w:bidi="ar"/>
+        </w:rPr>
+        <w:t>f97c64b2bd7c8918e9ea421ad7b4333761de9c57</w:t>
+      </w:r>
+      <w:r>
+        <w:rPr>
+          <w:rFonts w:hint="default" w:ascii="Consolas" w:hAnsi="Consolas" w:eastAsia="Consolas" w:cs="Consolas"/>
+          <w:b w:val="0"/>
+          <w:bCs w:val="0"/>
+          <w:color w:val="BBBEBF"/>
+          <w:kern w:val="0"/>
+          <w:sz w:val="21"/>
+          <w:szCs w:val="21"/>
+          <w:shd w:val="clear" w:fill="121314"/>
+          <w:lang w:val="en-US" w:eastAsia="zh-CN" w:bidi="ar"/>
+        </w:rPr>
+        <w:t>..HEAD [63ms]</w:t>
+      </w:r>
+    </w:p>
+    <w:p>
+      <w:pPr>
+        <w:keepNext w:val="0"/>
+        <w:keepLines w:val="0"/>
+        <w:widowControl/>
+        <w:suppressLineNumbers w:val="0"/>
+        <w:shd w:val="clear" w:fill="121314"/>
+        <w:spacing w:line="285" w:lineRule="atLeast"/>
+        <w:jc w:val="left"/>
+        <w:rPr>
+          <w:rFonts w:hint="default" w:ascii="Consolas" w:hAnsi="Consolas" w:eastAsia="Consolas" w:cs="Consolas"/>
+          <w:b w:val="0"/>
+          <w:bCs w:val="0"/>
+          <w:color w:val="BBBEBF"/>
+          <w:sz w:val="21"/>
+          <w:szCs w:val="21"/>
+        </w:rPr>
+      </w:pPr>
+      <w:r>
+        <w:rPr>
+          <w:rFonts w:hint="default" w:ascii="Consolas" w:hAnsi="Consolas" w:eastAsia="Consolas" w:cs="Consolas"/>
+          <w:b w:val="0"/>
+          <w:bCs w:val="0"/>
+          <w:color w:val="8B949E"/>
+          <w:kern w:val="0"/>
+          <w:sz w:val="21"/>
+          <w:szCs w:val="21"/>
+          <w:shd w:val="clear" w:fill="121314"/>
+          <w:lang w:val="en-US" w:eastAsia="zh-CN" w:bidi="ar"/>
+        </w:rPr>
+        <w:t>2026-06-04</w:t>
+      </w:r>
+      <w:r>
+        <w:rPr>
+          <w:rFonts w:hint="default" w:ascii="Consolas" w:hAnsi="Consolas" w:eastAsia="Consolas" w:cs="Consolas"/>
+          <w:b w:val="0"/>
+          <w:bCs w:val="0"/>
+          <w:color w:val="BBBEBF"/>
+          <w:kern w:val="0"/>
+          <w:sz w:val="21"/>
+          <w:szCs w:val="21"/>
+          <w:shd w:val="clear" w:fill="121314"/>
+          <w:lang w:val="en-US" w:eastAsia="zh-CN" w:bidi="ar"/>
+        </w:rPr>
+        <w:t xml:space="preserve"> </w:t>
+      </w:r>
+      <w:r>
+        <w:rPr>
+          <w:rFonts w:hint="default" w:ascii="Consolas" w:hAnsi="Consolas" w:eastAsia="Consolas" w:cs="Consolas"/>
+          <w:b w:val="0"/>
+          <w:bCs w:val="0"/>
+          <w:color w:val="8B949E"/>
+          <w:kern w:val="0"/>
+          <w:sz w:val="21"/>
+          <w:szCs w:val="21"/>
+          <w:shd w:val="clear" w:fill="121314"/>
+          <w:lang w:val="en-US" w:eastAsia="zh-CN" w:bidi="ar"/>
+        </w:rPr>
+        <w:t>17:13:18.190</w:t>
+      </w:r>
+      <w:r>
+        <w:rPr>
+          <w:rFonts w:hint="default" w:ascii="Consolas" w:hAnsi="Consolas" w:eastAsia="Consolas" w:cs="Consolas"/>
+          <w:b w:val="0"/>
+          <w:bCs w:val="0"/>
+          <w:color w:val="BBBEBF"/>
+          <w:kern w:val="0"/>
+          <w:sz w:val="21"/>
+          <w:szCs w:val="21"/>
+          <w:shd w:val="clear" w:fill="121314"/>
+          <w:lang w:val="en-US" w:eastAsia="zh-CN" w:bidi="ar"/>
+        </w:rPr>
+        <w:t xml:space="preserve"> </w:t>
+      </w:r>
+      <w:r>
+        <w:rPr>
+          <w:rFonts w:hint="default" w:ascii="Consolas" w:hAnsi="Consolas" w:eastAsia="Consolas" w:cs="Consolas"/>
+          <w:b w:val="0"/>
+          <w:bCs w:val="0"/>
+          <w:color w:val="7EE787"/>
+          <w:kern w:val="0"/>
+          <w:sz w:val="21"/>
+          <w:szCs w:val="21"/>
+          <w:shd w:val="clear" w:fill="121314"/>
+          <w:lang w:val="en-US" w:eastAsia="zh-CN" w:bidi="ar"/>
+        </w:rPr>
+        <w:t>[info]</w:t>
+      </w:r>
+      <w:r>
+        <w:rPr>
+          <w:rFonts w:hint="default" w:ascii="Consolas" w:hAnsi="Consolas" w:eastAsia="Consolas" w:cs="Consolas"/>
+          <w:b w:val="0"/>
+          <w:bCs w:val="0"/>
+          <w:color w:val="BBBEBF"/>
+          <w:kern w:val="0"/>
+          <w:sz w:val="21"/>
+          <w:szCs w:val="21"/>
+          <w:shd w:val="clear" w:fill="121314"/>
+          <w:lang w:val="en-US" w:eastAsia="zh-CN" w:bidi="ar"/>
+        </w:rPr>
+        <w:t xml:space="preserve"> &gt; git diff --name-status -z --diff-filter=ADMR </w:t>
+      </w:r>
+      <w:r>
+        <w:rPr>
+          <w:rFonts w:hint="default" w:ascii="Consolas" w:hAnsi="Consolas" w:eastAsia="Consolas" w:cs="Consolas"/>
+          <w:b w:val="0"/>
+          <w:bCs w:val="0"/>
+          <w:color w:val="569CD6"/>
+          <w:kern w:val="0"/>
+          <w:sz w:val="21"/>
+          <w:szCs w:val="21"/>
+          <w:shd w:val="clear" w:fill="121314"/>
+          <w:lang w:val="en-US" w:eastAsia="zh-CN" w:bidi="ar"/>
+        </w:rPr>
+        <w:t>f97c64b2bd7c8918e9ea421ad7b4333761de9c57</w:t>
+      </w:r>
+      <w:r>
+        <w:rPr>
+          <w:rFonts w:hint="default" w:ascii="Consolas" w:hAnsi="Consolas" w:eastAsia="Consolas" w:cs="Consolas"/>
+          <w:b w:val="0"/>
+          <w:bCs w:val="0"/>
+          <w:color w:val="BBBEBF"/>
+          <w:kern w:val="0"/>
+          <w:sz w:val="21"/>
+          <w:szCs w:val="21"/>
+          <w:shd w:val="clear" w:fill="121314"/>
+          <w:lang w:val="en-US" w:eastAsia="zh-CN" w:bidi="ar"/>
+        </w:rPr>
+        <w:t xml:space="preserve"> -- [101ms]</w:t>
+      </w:r>
+    </w:p>
+    <w:p>
+      <w:pPr>
+        <w:keepNext w:val="0"/>
+        <w:keepLines w:val="0"/>
+        <w:widowControl/>
+        <w:suppressLineNumbers w:val="0"/>
+        <w:shd w:val="clear" w:fill="121314"/>
+        <w:spacing w:line="285" w:lineRule="atLeast"/>
+        <w:jc w:val="left"/>
+        <w:rPr>
+          <w:rFonts w:hint="default" w:ascii="Consolas" w:hAnsi="Consolas" w:eastAsia="Consolas" w:cs="Consolas"/>
+          <w:b w:val="0"/>
+          <w:bCs w:val="0"/>
+          <w:color w:val="BBBEBF"/>
+          <w:sz w:val="21"/>
+          <w:szCs w:val="21"/>
+        </w:rPr>
+      </w:pPr>
+      <w:r>
+        <w:rPr>
+          <w:rFonts w:hint="default" w:ascii="Consolas" w:hAnsi="Consolas" w:eastAsia="Consolas" w:cs="Consolas"/>
+          <w:b w:val="0"/>
+          <w:bCs w:val="0"/>
+          <w:color w:val="8B949E"/>
+          <w:kern w:val="0"/>
+          <w:sz w:val="21"/>
+          <w:szCs w:val="21"/>
+          <w:shd w:val="clear" w:fill="121314"/>
+          <w:lang w:val="en-US" w:eastAsia="zh-CN" w:bidi="ar"/>
+        </w:rPr>
+        <w:t>2026-06-04</w:t>
+      </w:r>
+      <w:r>
+        <w:rPr>
+          <w:rFonts w:hint="default" w:ascii="Consolas" w:hAnsi="Consolas" w:eastAsia="Consolas" w:cs="Consolas"/>
+          <w:b w:val="0"/>
+          <w:bCs w:val="0"/>
+          <w:color w:val="BBBEBF"/>
+          <w:kern w:val="0"/>
+          <w:sz w:val="21"/>
+          <w:szCs w:val="21"/>
+          <w:shd w:val="clear" w:fill="121314"/>
+          <w:lang w:val="en-US" w:eastAsia="zh-CN" w:bidi="ar"/>
+        </w:rPr>
+        <w:t xml:space="preserve"> </w:t>
+      </w:r>
+      <w:r>
+        <w:rPr>
+          <w:rFonts w:hint="default" w:ascii="Consolas" w:hAnsi="Consolas" w:eastAsia="Consolas" w:cs="Consolas"/>
+          <w:b w:val="0"/>
+          <w:bCs w:val="0"/>
+          <w:color w:val="8B949E"/>
+          <w:kern w:val="0"/>
+          <w:sz w:val="21"/>
+          <w:szCs w:val="21"/>
+          <w:shd w:val="clear" w:fill="121314"/>
+          <w:lang w:val="en-US" w:eastAsia="zh-CN" w:bidi="ar"/>
+        </w:rPr>
+        <w:t>17:13:19.133</w:t>
+      </w:r>
+      <w:r>
+        <w:rPr>
+          <w:rFonts w:hint="default" w:ascii="Consolas" w:hAnsi="Consolas" w:eastAsia="Consolas" w:cs="Consolas"/>
+          <w:b w:val="0"/>
+          <w:bCs w:val="0"/>
+          <w:color w:val="BBBEBF"/>
+          <w:kern w:val="0"/>
+          <w:sz w:val="21"/>
+          <w:szCs w:val="21"/>
+          <w:shd w:val="clear" w:fill="121314"/>
+          <w:lang w:val="en-US" w:eastAsia="zh-CN" w:bidi="ar"/>
+        </w:rPr>
+        <w:t xml:space="preserve"> </w:t>
+      </w:r>
+      <w:r>
+        <w:rPr>
+          <w:rFonts w:hint="default" w:ascii="Consolas" w:hAnsi="Consolas" w:eastAsia="Consolas" w:cs="Consolas"/>
+          <w:b w:val="0"/>
+          <w:bCs w:val="0"/>
+          <w:color w:val="7EE787"/>
+          <w:kern w:val="0"/>
+          <w:sz w:val="21"/>
+          <w:szCs w:val="21"/>
+          <w:shd w:val="clear" w:fill="121314"/>
+          <w:lang w:val="en-US" w:eastAsia="zh-CN" w:bidi="ar"/>
+        </w:rPr>
+        <w:t>[info]</w:t>
+      </w:r>
+      <w:r>
+        <w:rPr>
+          <w:rFonts w:hint="default" w:ascii="Consolas" w:hAnsi="Consolas" w:eastAsia="Consolas" w:cs="Consolas"/>
+          <w:b w:val="0"/>
+          <w:bCs w:val="0"/>
+          <w:color w:val="BBBEBF"/>
+          <w:kern w:val="0"/>
+          <w:sz w:val="21"/>
+          <w:szCs w:val="21"/>
+          <w:shd w:val="clear" w:fill="121314"/>
+          <w:lang w:val="en-US" w:eastAsia="zh-CN" w:bidi="ar"/>
+        </w:rPr>
+        <w:t xml:space="preserve"> &gt; git diff </w:t>
+      </w:r>
+      <w:r>
+        <w:rPr>
+          <w:rFonts w:hint="default" w:ascii="Consolas" w:hAnsi="Consolas" w:eastAsia="Consolas" w:cs="Consolas"/>
+          <w:b w:val="0"/>
+          <w:bCs w:val="0"/>
+          <w:color w:val="569CD6"/>
+          <w:kern w:val="0"/>
+          <w:sz w:val="21"/>
+          <w:szCs w:val="21"/>
+          <w:shd w:val="clear" w:fill="121314"/>
+          <w:lang w:val="en-US" w:eastAsia="zh-CN" w:bidi="ar"/>
+        </w:rPr>
+        <w:t>f97c64b2bd7c8918e9ea421ad7b4333761de9c57</w:t>
+      </w:r>
+      <w:r>
+        <w:rPr>
+          <w:rFonts w:hint="default" w:ascii="Consolas" w:hAnsi="Consolas" w:eastAsia="Consolas" w:cs="Consolas"/>
+          <w:b w:val="0"/>
+          <w:bCs w:val="0"/>
+          <w:color w:val="BBBEBF"/>
+          <w:kern w:val="0"/>
+          <w:sz w:val="21"/>
+          <w:szCs w:val="21"/>
+          <w:shd w:val="clear" w:fill="121314"/>
+          <w:lang w:val="en-US" w:eastAsia="zh-CN" w:bidi="ar"/>
+        </w:rPr>
+        <w:t xml:space="preserve"> -- </w:t>
+      </w:r>
+      <w:r>
+        <w:rPr>
+          <w:rFonts w:hint="default" w:ascii="Consolas" w:hAnsi="Consolas" w:eastAsia="Consolas" w:cs="Consolas"/>
+          <w:b w:val="0"/>
+          <w:bCs w:val="0"/>
+          <w:color w:val="569CD6"/>
+          <w:kern w:val="0"/>
+          <w:sz w:val="21"/>
+          <w:szCs w:val="21"/>
+          <w:shd w:val="clear" w:fill="121314"/>
+          <w:lang w:val="en-US" w:eastAsia="zh-CN" w:bidi="ar"/>
+        </w:rPr>
+        <w:t>git.docx</w:t>
+      </w:r>
+      <w:r>
+        <w:rPr>
+          <w:rFonts w:hint="default" w:ascii="Consolas" w:hAnsi="Consolas" w:eastAsia="Consolas" w:cs="Consolas"/>
+          <w:b w:val="0"/>
+          <w:bCs w:val="0"/>
+          <w:color w:val="BBBEBF"/>
+          <w:kern w:val="0"/>
+          <w:sz w:val="21"/>
+          <w:szCs w:val="21"/>
+          <w:shd w:val="clear" w:fill="121314"/>
+          <w:lang w:val="en-US" w:eastAsia="zh-CN" w:bidi="ar"/>
+        </w:rPr>
+        <w:t xml:space="preserve"> [935ms]</w:t>
+      </w:r>
+    </w:p>
+    <w:p>
+      <w:pPr>
+        <w:keepNext w:val="0"/>
+        <w:keepLines w:val="0"/>
+        <w:widowControl/>
+        <w:suppressLineNumbers w:val="0"/>
+        <w:shd w:val="clear" w:fill="121314"/>
+        <w:spacing w:line="285" w:lineRule="atLeast"/>
+        <w:jc w:val="left"/>
+        <w:rPr>
+          <w:rFonts w:hint="default" w:ascii="Consolas" w:hAnsi="Consolas" w:eastAsia="Consolas" w:cs="Consolas"/>
+          <w:b w:val="0"/>
+          <w:bCs w:val="0"/>
+          <w:color w:val="BBBEBF"/>
+          <w:sz w:val="21"/>
+          <w:szCs w:val="21"/>
+        </w:rPr>
+      </w:pPr>
+      <w:r>
+        <w:rPr>
+          <w:rFonts w:hint="default" w:ascii="Consolas" w:hAnsi="Consolas" w:eastAsia="Consolas" w:cs="Consolas"/>
+          <w:b w:val="0"/>
+          <w:bCs w:val="0"/>
+          <w:color w:val="8B949E"/>
+          <w:kern w:val="0"/>
+          <w:sz w:val="21"/>
+          <w:szCs w:val="21"/>
+          <w:shd w:val="clear" w:fill="121314"/>
+          <w:lang w:val="en-US" w:eastAsia="zh-CN" w:bidi="ar"/>
+        </w:rPr>
+        <w:t>2026-06-04</w:t>
+      </w:r>
+      <w:r>
+        <w:rPr>
+          <w:rFonts w:hint="default" w:ascii="Consolas" w:hAnsi="Consolas" w:eastAsia="Consolas" w:cs="Consolas"/>
+          <w:b w:val="0"/>
+          <w:bCs w:val="0"/>
+          <w:color w:val="BBBEBF"/>
+          <w:kern w:val="0"/>
+          <w:sz w:val="21"/>
+          <w:szCs w:val="21"/>
+          <w:shd w:val="clear" w:fill="121314"/>
+          <w:lang w:val="en-US" w:eastAsia="zh-CN" w:bidi="ar"/>
+        </w:rPr>
+        <w:t xml:space="preserve"> </w:t>
+      </w:r>
+      <w:r>
+        <w:rPr>
+          <w:rFonts w:hint="default" w:ascii="Consolas" w:hAnsi="Consolas" w:eastAsia="Consolas" w:cs="Consolas"/>
+          <w:b w:val="0"/>
+          <w:bCs w:val="0"/>
+          <w:color w:val="8B949E"/>
+          <w:kern w:val="0"/>
+          <w:sz w:val="21"/>
+          <w:szCs w:val="21"/>
+          <w:shd w:val="clear" w:fill="121314"/>
+          <w:lang w:val="en-US" w:eastAsia="zh-CN" w:bidi="ar"/>
+        </w:rPr>
+        <w:t>17:13:19.846</w:t>
+      </w:r>
+      <w:r>
+        <w:rPr>
+          <w:rFonts w:hint="default" w:ascii="Consolas" w:hAnsi="Consolas" w:eastAsia="Consolas" w:cs="Consolas"/>
+          <w:b w:val="0"/>
+          <w:bCs w:val="0"/>
+          <w:color w:val="BBBEBF"/>
+          <w:kern w:val="0"/>
+          <w:sz w:val="21"/>
+          <w:szCs w:val="21"/>
+          <w:shd w:val="clear" w:fill="121314"/>
+          <w:lang w:val="en-US" w:eastAsia="zh-CN" w:bidi="ar"/>
+        </w:rPr>
+        <w:t xml:space="preserve"> </w:t>
+      </w:r>
+      <w:r>
+        <w:rPr>
+          <w:rFonts w:hint="default" w:ascii="Consolas" w:hAnsi="Consolas" w:eastAsia="Consolas" w:cs="Consolas"/>
+          <w:b w:val="0"/>
+          <w:bCs w:val="0"/>
+          <w:color w:val="7EE787"/>
+          <w:kern w:val="0"/>
+          <w:sz w:val="21"/>
+          <w:szCs w:val="21"/>
+          <w:shd w:val="clear" w:fill="121314"/>
+          <w:lang w:val="en-US" w:eastAsia="zh-CN" w:bidi="ar"/>
+        </w:rPr>
+        <w:t>[info]</w:t>
+      </w:r>
+      <w:r>
+        <w:rPr>
+          <w:rFonts w:hint="default" w:ascii="Consolas" w:hAnsi="Consolas" w:eastAsia="Consolas" w:cs="Consolas"/>
+          <w:b w:val="0"/>
+          <w:bCs w:val="0"/>
+          <w:color w:val="BBBEBF"/>
+          <w:kern w:val="0"/>
+          <w:sz w:val="21"/>
+          <w:szCs w:val="21"/>
+          <w:shd w:val="clear" w:fill="121314"/>
+          <w:lang w:val="en-US" w:eastAsia="zh-CN" w:bidi="ar"/>
+        </w:rPr>
+        <w:t xml:space="preserve"> &gt; git diff </w:t>
+      </w:r>
+      <w:r>
+        <w:rPr>
+          <w:rFonts w:hint="default" w:ascii="Consolas" w:hAnsi="Consolas" w:eastAsia="Consolas" w:cs="Consolas"/>
+          <w:b w:val="0"/>
+          <w:bCs w:val="0"/>
+          <w:color w:val="569CD6"/>
+          <w:kern w:val="0"/>
+          <w:sz w:val="21"/>
+          <w:szCs w:val="21"/>
+          <w:shd w:val="clear" w:fill="121314"/>
+          <w:lang w:val="en-US" w:eastAsia="zh-CN" w:bidi="ar"/>
+        </w:rPr>
+        <w:t>f97c64b2bd7c8918e9ea421ad7b4333761de9c57</w:t>
+      </w:r>
+      <w:r>
+        <w:rPr>
+          <w:rFonts w:hint="default" w:ascii="Consolas" w:hAnsi="Consolas" w:eastAsia="Consolas" w:cs="Consolas"/>
+          <w:b w:val="0"/>
+          <w:bCs w:val="0"/>
+          <w:color w:val="BBBEBF"/>
+          <w:kern w:val="0"/>
+          <w:sz w:val="21"/>
+          <w:szCs w:val="21"/>
+          <w:shd w:val="clear" w:fill="121314"/>
+          <w:lang w:val="en-US" w:eastAsia="zh-CN" w:bidi="ar"/>
+        </w:rPr>
+        <w:t xml:space="preserve"> -- </w:t>
+      </w:r>
+      <w:r>
+        <w:rPr>
+          <w:rFonts w:hint="default" w:ascii="Consolas" w:hAnsi="Consolas" w:eastAsia="Consolas" w:cs="Consolas"/>
+          <w:b w:val="0"/>
+          <w:bCs w:val="0"/>
+          <w:color w:val="569CD6"/>
+          <w:kern w:val="0"/>
+          <w:sz w:val="21"/>
+          <w:szCs w:val="21"/>
+          <w:shd w:val="clear" w:fill="121314"/>
+          <w:lang w:val="en-US" w:eastAsia="zh-CN" w:bidi="ar"/>
+        </w:rPr>
+        <w:t>gitbash.docx</w:t>
+      </w:r>
+      <w:r>
+        <w:rPr>
+          <w:rFonts w:hint="default" w:ascii="Consolas" w:hAnsi="Consolas" w:eastAsia="Consolas" w:cs="Consolas"/>
+          <w:b w:val="0"/>
+          <w:bCs w:val="0"/>
+          <w:color w:val="BBBEBF"/>
+          <w:kern w:val="0"/>
+          <w:sz w:val="21"/>
+          <w:szCs w:val="21"/>
+          <w:shd w:val="clear" w:fill="121314"/>
+          <w:lang w:val="en-US" w:eastAsia="zh-CN" w:bidi="ar"/>
+        </w:rPr>
+        <w:t xml:space="preserve"> [706ms]</w:t>
+      </w:r>
+    </w:p>
+    <w:p>
+      <w:pPr>
+        <w:keepNext w:val="0"/>
+        <w:keepLines w:val="0"/>
+        <w:widowControl/>
+        <w:suppressLineNumbers w:val="0"/>
+        <w:shd w:val="clear" w:fill="121314"/>
+        <w:spacing w:line="285" w:lineRule="atLeast"/>
+        <w:jc w:val="left"/>
+        <w:rPr>
+          <w:rFonts w:hint="default" w:ascii="Consolas" w:hAnsi="Consolas" w:eastAsia="Consolas" w:cs="Consolas"/>
+          <w:b w:val="0"/>
+          <w:bCs w:val="0"/>
+          <w:color w:val="BBBEBF"/>
+          <w:sz w:val="21"/>
+          <w:szCs w:val="21"/>
+        </w:rPr>
+      </w:pPr>
+      <w:r>
+        <w:rPr>
+          <w:rFonts w:hint="default" w:ascii="Consolas" w:hAnsi="Consolas" w:eastAsia="Consolas" w:cs="Consolas"/>
+          <w:b w:val="0"/>
+          <w:bCs w:val="0"/>
+          <w:color w:val="8B949E"/>
+          <w:kern w:val="0"/>
+          <w:sz w:val="21"/>
+          <w:szCs w:val="21"/>
+          <w:shd w:val="clear" w:fill="121314"/>
+          <w:lang w:val="en-US" w:eastAsia="zh-CN" w:bidi="ar"/>
+        </w:rPr>
+        <w:t>2026-06-04</w:t>
+      </w:r>
+      <w:r>
+        <w:rPr>
+          <w:rFonts w:hint="default" w:ascii="Consolas" w:hAnsi="Consolas" w:eastAsia="Consolas" w:cs="Consolas"/>
+          <w:b w:val="0"/>
+          <w:bCs w:val="0"/>
+          <w:color w:val="BBBEBF"/>
+          <w:kern w:val="0"/>
+          <w:sz w:val="21"/>
+          <w:szCs w:val="21"/>
+          <w:shd w:val="clear" w:fill="121314"/>
+          <w:lang w:val="en-US" w:eastAsia="zh-CN" w:bidi="ar"/>
+        </w:rPr>
+        <w:t xml:space="preserve"> </w:t>
+      </w:r>
+      <w:r>
+        <w:rPr>
+          <w:rFonts w:hint="default" w:ascii="Consolas" w:hAnsi="Consolas" w:eastAsia="Consolas" w:cs="Consolas"/>
+          <w:b w:val="0"/>
+          <w:bCs w:val="0"/>
+          <w:color w:val="8B949E"/>
+          <w:kern w:val="0"/>
+          <w:sz w:val="21"/>
+          <w:szCs w:val="21"/>
+          <w:shd w:val="clear" w:fill="121314"/>
+          <w:lang w:val="en-US" w:eastAsia="zh-CN" w:bidi="ar"/>
+        </w:rPr>
+        <w:t>17:13:20.504</w:t>
+      </w:r>
+      <w:r>
+        <w:rPr>
+          <w:rFonts w:hint="default" w:ascii="Consolas" w:hAnsi="Consolas" w:eastAsia="Consolas" w:cs="Consolas"/>
+          <w:b w:val="0"/>
+          <w:bCs w:val="0"/>
+          <w:color w:val="BBBEBF"/>
+          <w:kern w:val="0"/>
+          <w:sz w:val="21"/>
+          <w:szCs w:val="21"/>
+          <w:shd w:val="clear" w:fill="121314"/>
+          <w:lang w:val="en-US" w:eastAsia="zh-CN" w:bidi="ar"/>
+        </w:rPr>
+        <w:t xml:space="preserve"> </w:t>
+      </w:r>
+      <w:r>
+        <w:rPr>
+          <w:rFonts w:hint="default" w:ascii="Consolas" w:hAnsi="Consolas" w:eastAsia="Consolas" w:cs="Consolas"/>
+          <w:b w:val="0"/>
+          <w:bCs w:val="0"/>
+          <w:color w:val="7EE787"/>
+          <w:kern w:val="0"/>
+          <w:sz w:val="21"/>
+          <w:szCs w:val="21"/>
+          <w:shd w:val="clear" w:fill="121314"/>
+          <w:lang w:val="en-US" w:eastAsia="zh-CN" w:bidi="ar"/>
+        </w:rPr>
+        <w:t>[info]</w:t>
+      </w:r>
+      <w:r>
+        <w:rPr>
+          <w:rFonts w:hint="default" w:ascii="Consolas" w:hAnsi="Consolas" w:eastAsia="Consolas" w:cs="Consolas"/>
+          <w:b w:val="0"/>
+          <w:bCs w:val="0"/>
+          <w:color w:val="BBBEBF"/>
+          <w:kern w:val="0"/>
+          <w:sz w:val="21"/>
+          <w:szCs w:val="21"/>
+          <w:shd w:val="clear" w:fill="121314"/>
+          <w:lang w:val="en-US" w:eastAsia="zh-CN" w:bidi="ar"/>
+        </w:rPr>
+        <w:t xml:space="preserve"> &gt; git diff </w:t>
+      </w:r>
+      <w:r>
+        <w:rPr>
+          <w:rFonts w:hint="default" w:ascii="Consolas" w:hAnsi="Consolas" w:eastAsia="Consolas" w:cs="Consolas"/>
+          <w:b w:val="0"/>
+          <w:bCs w:val="0"/>
+          <w:color w:val="569CD6"/>
+          <w:kern w:val="0"/>
+          <w:sz w:val="21"/>
+          <w:szCs w:val="21"/>
+          <w:shd w:val="clear" w:fill="121314"/>
+          <w:lang w:val="en-US" w:eastAsia="zh-CN" w:bidi="ar"/>
+        </w:rPr>
+        <w:t>f97c64b2bd7c8918e9ea421ad7b4333761de9c57</w:t>
+      </w:r>
+      <w:r>
+        <w:rPr>
+          <w:rFonts w:hint="default" w:ascii="Consolas" w:hAnsi="Consolas" w:eastAsia="Consolas" w:cs="Consolas"/>
+          <w:b w:val="0"/>
+          <w:bCs w:val="0"/>
+          <w:color w:val="BBBEBF"/>
+          <w:kern w:val="0"/>
+          <w:sz w:val="21"/>
+          <w:szCs w:val="21"/>
+          <w:shd w:val="clear" w:fill="121314"/>
+          <w:lang w:val="en-US" w:eastAsia="zh-CN" w:bidi="ar"/>
+        </w:rPr>
+        <w:t xml:space="preserve"> -- </w:t>
+      </w:r>
+      <w:r>
+        <w:rPr>
+          <w:rFonts w:hint="default" w:ascii="Consolas" w:hAnsi="Consolas" w:eastAsia="Consolas" w:cs="Consolas"/>
+          <w:b w:val="0"/>
+          <w:bCs w:val="0"/>
+          <w:color w:val="569CD6"/>
+          <w:kern w:val="0"/>
+          <w:sz w:val="21"/>
+          <w:szCs w:val="21"/>
+          <w:shd w:val="clear" w:fill="121314"/>
+          <w:lang w:val="en-US" w:eastAsia="zh-CN" w:bidi="ar"/>
+        </w:rPr>
+        <w:t>vscode.docx</w:t>
+      </w:r>
+      <w:r>
+        <w:rPr>
+          <w:rFonts w:hint="default" w:ascii="Consolas" w:hAnsi="Consolas" w:eastAsia="Consolas" w:cs="Consolas"/>
+          <w:b w:val="0"/>
+          <w:bCs w:val="0"/>
+          <w:color w:val="BBBEBF"/>
+          <w:kern w:val="0"/>
+          <w:sz w:val="21"/>
+          <w:szCs w:val="21"/>
+          <w:shd w:val="clear" w:fill="121314"/>
+          <w:lang w:val="en-US" w:eastAsia="zh-CN" w:bidi="ar"/>
+        </w:rPr>
+        <w:t xml:space="preserve"> [652ms]</w:t>
+      </w:r>
+    </w:p>
+    <w:p>
+      <w:pPr>
+        <w:spacing w:beforeLines="0" w:afterLines="0"/>
+        <w:jc w:val="left"/>
+        <w:rPr>
+          <w:rFonts w:hint="default" w:ascii="Lucida Console" w:hAnsi="Lucida Console" w:eastAsia="Lucida Console"/>
+          <w:color w:val="auto"/>
+          <w:sz w:val="18"/>
+          <w:szCs w:val="24"/>
+          <w:lang w:val="en-US"/>
+        </w:rPr>
+      </w:pPr>
     </w:p>
     <w:sectPr>
       <w:pgSz w:w="12240" w:h="15840"/>
@@ -49702,11 +53899,11 @@
     <w:lsdException w:unhideWhenUsed="0" w:uiPriority="0" w:semiHidden="0" w:name="HTML Code"/>
     <w:lsdException w:unhideWhenUsed="0" w:uiPriority="0" w:semiHidden="0" w:name="HTML Definition"/>
     <w:lsdException w:unhideWhenUsed="0" w:uiPriority="0" w:semiHidden="0" w:name="HTML Keyboard"/>
-    <w:lsdException w:unhideWhenUsed="0" w:uiPriority="0" w:semiHidden="0" w:name="HTML Preformatted"/>
+    <w:lsdException w:qFormat="1" w:unhideWhenUsed="0" w:uiPriority="0" w:semiHidden="0" w:name="HTML Preformatted"/>
     <w:lsdException w:unhideWhenUsed="0" w:uiPriority="0" w:semiHidden="0" w:name="HTML Sample"/>
     <w:lsdException w:unhideWhenUsed="0" w:uiPriority="0" w:semiHidden="0" w:name="HTML Typewriter"/>
     <w:lsdException w:unhideWhenUsed="0" w:uiPriority="0" w:semiHidden="0" w:name="HTML Variable"/>
-    <w:lsdException w:unhideWhenUsed="0" w:uiPriority="0" w:name="Normal Table"/>
+    <w:lsdException w:qFormat="1" w:unhideWhenUsed="0" w:uiPriority="0" w:name="Normal Table"/>
     <w:lsdException w:unhideWhenUsed="0" w:uiPriority="0" w:semiHidden="0" w:name="annotation subject"/>
     <w:lsdException w:unhideWhenUsed="0" w:uiPriority="0" w:semiHidden="0" w:name="Table Simple 1"/>
     <w:lsdException w:unhideWhenUsed="0" w:uiPriority="0" w:semiHidden="0" w:name="Table Simple 2"/>
@@ -49874,6 +54071,7 @@
   <w:style w:type="table" w:default="1" w:styleId="3">
     <w:name w:val="Normal Table"/>
     <w:semiHidden/>
+    <w:qFormat/>
     <w:uiPriority w:val="0"/>
     <w:tblPr>
       <w:tblCellMar>
@@ -49887,6 +54085,7 @@
   <w:style w:type="paragraph" w:styleId="2">
     <w:name w:val="HTML Preformatted"/>
     <w:basedOn w:val="1"/>
+    <w:qFormat/>
     <w:uiPriority w:val="0"/>
     <w:pPr>
       <w:tabs>

--- a/gitbash.docx
+++ b/gitbash.docx
@@ -49683,8 +49683,6 @@
         </w:rPr>
         <w:t>Commit Composer Preview</w:t>
       </w:r>
-      <w:bookmarkStart w:id="0" w:name="_GoBack"/>
-      <w:bookmarkEnd w:id="0"/>
     </w:p>
     <w:p>
       <w:pPr>
@@ -53776,7 +53774,1947 @@
           <w:szCs w:val="24"/>
           <w:lang w:val="en-US"/>
         </w:rPr>
-      </w:pPr>
+        <w:sectPr>
+          <w:pgSz w:w="12240" w:h="15840"/>
+          <w:pgMar w:top="1440" w:right="1800" w:bottom="1440" w:left="1800" w:header="720" w:footer="720" w:gutter="0"/>
+          <w:lnNumType w:countBy="0" w:distance="360"/>
+          <w:cols w:space="720" w:num="1"/>
+          <w:docGrid w:type="lines" w:linePitch="312" w:charSpace="0"/>
+        </w:sectPr>
+      </w:pPr>
+    </w:p>
+    <w:p>
+      <w:pPr>
+        <w:spacing w:beforeLines="0" w:afterLines="0"/>
+        <w:jc w:val="left"/>
+        <w:rPr>
+          <w:rFonts w:hint="eastAsia" w:ascii="Lucida Console" w:hAnsi="Lucida Console"/>
+          <w:color w:val="auto"/>
+          <w:sz w:val="18"/>
+          <w:szCs w:val="24"/>
+          <w:lang w:val="en-US" w:eastAsia="zh-CN"/>
+        </w:rPr>
+      </w:pPr>
+      <w:r>
+        <w:rPr>
+          <w:rFonts w:hint="eastAsia" w:ascii="Lucida Console" w:hAnsi="Lucida Console"/>
+          <w:color w:val="auto"/>
+          <w:sz w:val="18"/>
+          <w:szCs w:val="24"/>
+          <w:lang w:val="en-US" w:eastAsia="zh-CN"/>
+        </w:rPr>
+        <w:t>使用实操</w:t>
+      </w:r>
+    </w:p>
+    <w:p>
+      <w:pPr>
+        <w:keepNext w:val="0"/>
+        <w:keepLines w:val="0"/>
+        <w:widowControl/>
+        <w:suppressLineNumbers w:val="0"/>
+        <w:shd w:val="clear" w:fill="121314"/>
+        <w:spacing w:line="285" w:lineRule="atLeast"/>
+        <w:jc w:val="left"/>
+        <w:rPr>
+          <w:rFonts w:ascii="Consolas" w:hAnsi="Consolas" w:eastAsia="Consolas" w:cs="Consolas"/>
+          <w:b w:val="0"/>
+          <w:bCs w:val="0"/>
+          <w:color w:val="BBBEBF"/>
+          <w:sz w:val="21"/>
+          <w:szCs w:val="21"/>
+        </w:rPr>
+      </w:pPr>
+      <w:r>
+        <w:rPr>
+          <w:rFonts w:hint="default" w:ascii="Consolas" w:hAnsi="Consolas" w:eastAsia="Consolas" w:cs="Consolas"/>
+          <w:b w:val="0"/>
+          <w:bCs w:val="0"/>
+          <w:color w:val="BBBEBF"/>
+          <w:kern w:val="0"/>
+          <w:sz w:val="21"/>
+          <w:szCs w:val="21"/>
+          <w:shd w:val="clear" w:fill="121314"/>
+          <w:lang w:val="en-US" w:eastAsia="zh-CN" w:bidi="ar"/>
+        </w:rPr>
+        <w:t>2026-06-09 通过github删除docx衍生文件并增加md文件</w:t>
+      </w:r>
+      <w:r>
+        <w:rPr>
+          <w:rFonts w:hint="default" w:ascii="Consolas" w:hAnsi="Consolas" w:eastAsia="Consolas" w:cs="Consolas"/>
+          <w:b w:val="0"/>
+          <w:bCs w:val="0"/>
+          <w:color w:val="808080"/>
+          <w:kern w:val="0"/>
+          <w:sz w:val="21"/>
+          <w:szCs w:val="21"/>
+          <w:shd w:val="clear" w:fill="121314"/>
+          <w:lang w:val="en-US" w:eastAsia="zh-CN" w:bidi="ar"/>
+        </w:rPr>
+        <w:t>&lt;</w:t>
+      </w:r>
+      <w:r>
+        <w:rPr>
+          <w:rFonts w:hint="default" w:ascii="Consolas" w:hAnsi="Consolas" w:eastAsia="Consolas" w:cs="Consolas"/>
+          <w:b w:val="0"/>
+          <w:bCs w:val="0"/>
+          <w:color w:val="7EE787"/>
+          <w:kern w:val="0"/>
+          <w:sz w:val="21"/>
+          <w:szCs w:val="21"/>
+          <w:shd w:val="clear" w:fill="121314"/>
+          <w:lang w:val="en-US" w:eastAsia="zh-CN" w:bidi="ar"/>
+        </w:rPr>
+        <w:t>br</w:t>
+      </w:r>
+      <w:r>
+        <w:rPr>
+          <w:rFonts w:hint="default" w:ascii="Consolas" w:hAnsi="Consolas" w:eastAsia="Consolas" w:cs="Consolas"/>
+          <w:b w:val="0"/>
+          <w:bCs w:val="0"/>
+          <w:color w:val="808080"/>
+          <w:kern w:val="0"/>
+          <w:sz w:val="21"/>
+          <w:szCs w:val="21"/>
+          <w:shd w:val="clear" w:fill="121314"/>
+          <w:lang w:val="en-US" w:eastAsia="zh-CN" w:bidi="ar"/>
+        </w:rPr>
+        <w:t>&gt;</w:t>
+      </w:r>
+    </w:p>
+    <w:p>
+      <w:pPr>
+        <w:keepNext w:val="0"/>
+        <w:keepLines w:val="0"/>
+        <w:widowControl/>
+        <w:suppressLineNumbers w:val="0"/>
+        <w:shd w:val="clear" w:fill="121314"/>
+        <w:spacing w:line="285" w:lineRule="atLeast"/>
+        <w:jc w:val="left"/>
+        <w:rPr>
+          <w:rFonts w:hint="default" w:ascii="Consolas" w:hAnsi="Consolas" w:eastAsia="Consolas" w:cs="Consolas"/>
+          <w:b w:val="0"/>
+          <w:bCs w:val="0"/>
+          <w:color w:val="BBBEBF"/>
+          <w:sz w:val="21"/>
+          <w:szCs w:val="21"/>
+        </w:rPr>
+      </w:pPr>
+      <w:r>
+        <w:rPr>
+          <w:rFonts w:hint="default" w:ascii="Consolas" w:hAnsi="Consolas" w:eastAsia="Consolas" w:cs="Consolas"/>
+          <w:b w:val="0"/>
+          <w:bCs w:val="0"/>
+          <w:color w:val="BBBEBF"/>
+          <w:kern w:val="0"/>
+          <w:sz w:val="21"/>
+          <w:szCs w:val="21"/>
+          <w:shd w:val="clear" w:fill="121314"/>
+          <w:lang w:val="en-US" w:eastAsia="zh-CN" w:bidi="ar"/>
+        </w:rPr>
+        <w:t>2026-06-09 初步更改md格式，重组远程提交历史，拉取合并本地更改</w:t>
+      </w:r>
+      <w:r>
+        <w:rPr>
+          <w:rFonts w:hint="default" w:ascii="Consolas" w:hAnsi="Consolas" w:eastAsia="Consolas" w:cs="Consolas"/>
+          <w:b w:val="0"/>
+          <w:bCs w:val="0"/>
+          <w:color w:val="808080"/>
+          <w:kern w:val="0"/>
+          <w:sz w:val="21"/>
+          <w:szCs w:val="21"/>
+          <w:shd w:val="clear" w:fill="121314"/>
+          <w:lang w:val="en-US" w:eastAsia="zh-CN" w:bidi="ar"/>
+        </w:rPr>
+        <w:t>&lt;</w:t>
+      </w:r>
+      <w:r>
+        <w:rPr>
+          <w:rFonts w:hint="default" w:ascii="Consolas" w:hAnsi="Consolas" w:eastAsia="Consolas" w:cs="Consolas"/>
+          <w:b w:val="0"/>
+          <w:bCs w:val="0"/>
+          <w:color w:val="7EE787"/>
+          <w:kern w:val="0"/>
+          <w:sz w:val="21"/>
+          <w:szCs w:val="21"/>
+          <w:shd w:val="clear" w:fill="121314"/>
+          <w:lang w:val="en-US" w:eastAsia="zh-CN" w:bidi="ar"/>
+        </w:rPr>
+        <w:t>br</w:t>
+      </w:r>
+      <w:r>
+        <w:rPr>
+          <w:rFonts w:hint="default" w:ascii="Consolas" w:hAnsi="Consolas" w:eastAsia="Consolas" w:cs="Consolas"/>
+          <w:b w:val="0"/>
+          <w:bCs w:val="0"/>
+          <w:color w:val="808080"/>
+          <w:kern w:val="0"/>
+          <w:sz w:val="21"/>
+          <w:szCs w:val="21"/>
+          <w:shd w:val="clear" w:fill="121314"/>
+          <w:lang w:val="en-US" w:eastAsia="zh-CN" w:bidi="ar"/>
+        </w:rPr>
+        <w:t>&gt;</w:t>
+      </w:r>
+    </w:p>
+    <w:p>
+      <w:pPr>
+        <w:keepNext w:val="0"/>
+        <w:keepLines w:val="0"/>
+        <w:widowControl/>
+        <w:suppressLineNumbers w:val="0"/>
+        <w:shd w:val="clear" w:fill="121314"/>
+        <w:spacing w:line="285" w:lineRule="atLeast"/>
+        <w:jc w:val="left"/>
+        <w:rPr>
+          <w:rFonts w:hint="default" w:ascii="Consolas" w:hAnsi="Consolas" w:eastAsia="Consolas" w:cs="Consolas"/>
+          <w:b w:val="0"/>
+          <w:bCs w:val="0"/>
+          <w:color w:val="BBBEBF"/>
+          <w:sz w:val="21"/>
+          <w:szCs w:val="21"/>
+        </w:rPr>
+      </w:pPr>
+      <w:r>
+        <w:rPr>
+          <w:rFonts w:hint="default" w:ascii="Consolas" w:hAnsi="Consolas" w:eastAsia="Consolas" w:cs="Consolas"/>
+          <w:b w:val="0"/>
+          <w:bCs w:val="0"/>
+          <w:color w:val="BBBEBF"/>
+          <w:kern w:val="0"/>
+          <w:sz w:val="21"/>
+          <w:szCs w:val="21"/>
+          <w:shd w:val="clear" w:fill="121314"/>
+          <w:lang w:val="en-US" w:eastAsia="zh-CN" w:bidi="ar"/>
+        </w:rPr>
+        <w:t>2026-06-09 取代本地原有更改（提交（修改）），拉取远程以文档为单位合并（冲突）</w:t>
+      </w:r>
+      <w:r>
+        <w:rPr>
+          <w:rFonts w:hint="default" w:ascii="Consolas" w:hAnsi="Consolas" w:eastAsia="Consolas" w:cs="Consolas"/>
+          <w:b w:val="0"/>
+          <w:bCs w:val="0"/>
+          <w:color w:val="808080"/>
+          <w:kern w:val="0"/>
+          <w:sz w:val="21"/>
+          <w:szCs w:val="21"/>
+          <w:shd w:val="clear" w:fill="121314"/>
+          <w:lang w:val="en-US" w:eastAsia="zh-CN" w:bidi="ar"/>
+        </w:rPr>
+        <w:t>&lt;</w:t>
+      </w:r>
+      <w:r>
+        <w:rPr>
+          <w:rFonts w:hint="default" w:ascii="Consolas" w:hAnsi="Consolas" w:eastAsia="Consolas" w:cs="Consolas"/>
+          <w:b w:val="0"/>
+          <w:bCs w:val="0"/>
+          <w:color w:val="7EE787"/>
+          <w:kern w:val="0"/>
+          <w:sz w:val="21"/>
+          <w:szCs w:val="21"/>
+          <w:shd w:val="clear" w:fill="121314"/>
+          <w:lang w:val="en-US" w:eastAsia="zh-CN" w:bidi="ar"/>
+        </w:rPr>
+        <w:t>br</w:t>
+      </w:r>
+      <w:r>
+        <w:rPr>
+          <w:rFonts w:hint="default" w:ascii="Consolas" w:hAnsi="Consolas" w:eastAsia="Consolas" w:cs="Consolas"/>
+          <w:b w:val="0"/>
+          <w:bCs w:val="0"/>
+          <w:color w:val="808080"/>
+          <w:kern w:val="0"/>
+          <w:sz w:val="21"/>
+          <w:szCs w:val="21"/>
+          <w:shd w:val="clear" w:fill="121314"/>
+          <w:lang w:val="en-US" w:eastAsia="zh-CN" w:bidi="ar"/>
+        </w:rPr>
+        <w:t>&gt;</w:t>
+      </w:r>
+    </w:p>
+    <w:p>
+      <w:pPr>
+        <w:keepNext w:val="0"/>
+        <w:keepLines w:val="0"/>
+        <w:widowControl/>
+        <w:suppressLineNumbers w:val="0"/>
+        <w:shd w:val="clear" w:fill="121314"/>
+        <w:spacing w:line="285" w:lineRule="atLeast"/>
+        <w:jc w:val="left"/>
+        <w:rPr>
+          <w:rFonts w:hint="default" w:ascii="Consolas" w:hAnsi="Consolas" w:eastAsia="Consolas" w:cs="Consolas"/>
+          <w:b w:val="0"/>
+          <w:bCs w:val="0"/>
+          <w:color w:val="BBBEBF"/>
+          <w:sz w:val="21"/>
+          <w:szCs w:val="21"/>
+        </w:rPr>
+      </w:pPr>
+      <w:r>
+        <w:rPr>
+          <w:rFonts w:hint="default" w:ascii="Consolas" w:hAnsi="Consolas" w:eastAsia="Consolas" w:cs="Consolas"/>
+          <w:b w:val="0"/>
+          <w:bCs w:val="0"/>
+          <w:color w:val="BBBEBF"/>
+          <w:kern w:val="0"/>
+          <w:sz w:val="21"/>
+          <w:szCs w:val="21"/>
+          <w:shd w:val="clear" w:fill="121314"/>
+          <w:lang w:val="en-US" w:eastAsia="zh-CN" w:bidi="ar"/>
+        </w:rPr>
+        <w:t>2026-06-09 本地修改md，只提交部分工作区文件</w:t>
+      </w:r>
+      <w:r>
+        <w:rPr>
+          <w:rFonts w:hint="default" w:ascii="Consolas" w:hAnsi="Consolas" w:eastAsia="Consolas" w:cs="Consolas"/>
+          <w:b w:val="0"/>
+          <w:bCs w:val="0"/>
+          <w:color w:val="808080"/>
+          <w:kern w:val="0"/>
+          <w:sz w:val="21"/>
+          <w:szCs w:val="21"/>
+          <w:shd w:val="clear" w:fill="121314"/>
+          <w:lang w:val="en-US" w:eastAsia="zh-CN" w:bidi="ar"/>
+        </w:rPr>
+        <w:t>&lt;</w:t>
+      </w:r>
+      <w:r>
+        <w:rPr>
+          <w:rFonts w:hint="default" w:ascii="Consolas" w:hAnsi="Consolas" w:eastAsia="Consolas" w:cs="Consolas"/>
+          <w:b w:val="0"/>
+          <w:bCs w:val="0"/>
+          <w:color w:val="7EE787"/>
+          <w:kern w:val="0"/>
+          <w:sz w:val="21"/>
+          <w:szCs w:val="21"/>
+          <w:shd w:val="clear" w:fill="121314"/>
+          <w:lang w:val="en-US" w:eastAsia="zh-CN" w:bidi="ar"/>
+        </w:rPr>
+        <w:t>br</w:t>
+      </w:r>
+      <w:r>
+        <w:rPr>
+          <w:rFonts w:hint="default" w:ascii="Consolas" w:hAnsi="Consolas" w:eastAsia="Consolas" w:cs="Consolas"/>
+          <w:b w:val="0"/>
+          <w:bCs w:val="0"/>
+          <w:color w:val="808080"/>
+          <w:kern w:val="0"/>
+          <w:sz w:val="21"/>
+          <w:szCs w:val="21"/>
+          <w:shd w:val="clear" w:fill="121314"/>
+          <w:lang w:val="en-US" w:eastAsia="zh-CN" w:bidi="ar"/>
+        </w:rPr>
+        <w:t>&gt;</w:t>
+      </w:r>
+    </w:p>
+    <w:p>
+      <w:pPr>
+        <w:keepNext w:val="0"/>
+        <w:keepLines w:val="0"/>
+        <w:widowControl/>
+        <w:suppressLineNumbers w:val="0"/>
+        <w:shd w:val="clear" w:fill="121314"/>
+        <w:spacing w:line="285" w:lineRule="atLeast"/>
+        <w:jc w:val="left"/>
+        <w:rPr>
+          <w:rFonts w:hint="default" w:ascii="Consolas" w:hAnsi="Consolas" w:eastAsia="Consolas" w:cs="Consolas"/>
+          <w:b w:val="0"/>
+          <w:bCs w:val="0"/>
+          <w:color w:val="BBBEBF"/>
+          <w:sz w:val="21"/>
+          <w:szCs w:val="21"/>
+        </w:rPr>
+      </w:pPr>
+      <w:r>
+        <w:rPr>
+          <w:rFonts w:hint="default" w:ascii="Consolas" w:hAnsi="Consolas" w:eastAsia="Consolas" w:cs="Consolas"/>
+          <w:b w:val="0"/>
+          <w:bCs w:val="0"/>
+          <w:color w:val="BBBEBF"/>
+          <w:kern w:val="0"/>
+          <w:sz w:val="21"/>
+          <w:szCs w:val="21"/>
+          <w:shd w:val="clear" w:fill="121314"/>
+          <w:lang w:val="en-US" w:eastAsia="zh-CN" w:bidi="ar"/>
+        </w:rPr>
+        <w:t>2026-06-09 取代本次同步远程合并更改（提交（修改）），致使同步失效，远程版本未取代前同步节点成为新分支</w:t>
+      </w:r>
+      <w:r>
+        <w:rPr>
+          <w:rFonts w:hint="default" w:ascii="Consolas" w:hAnsi="Consolas" w:eastAsia="Consolas" w:cs="Consolas"/>
+          <w:b w:val="0"/>
+          <w:bCs w:val="0"/>
+          <w:color w:val="808080"/>
+          <w:kern w:val="0"/>
+          <w:sz w:val="21"/>
+          <w:szCs w:val="21"/>
+          <w:shd w:val="clear" w:fill="121314"/>
+          <w:lang w:val="en-US" w:eastAsia="zh-CN" w:bidi="ar"/>
+        </w:rPr>
+        <w:t>&lt;</w:t>
+      </w:r>
+      <w:r>
+        <w:rPr>
+          <w:rFonts w:hint="default" w:ascii="Consolas" w:hAnsi="Consolas" w:eastAsia="Consolas" w:cs="Consolas"/>
+          <w:b w:val="0"/>
+          <w:bCs w:val="0"/>
+          <w:color w:val="7EE787"/>
+          <w:kern w:val="0"/>
+          <w:sz w:val="21"/>
+          <w:szCs w:val="21"/>
+          <w:shd w:val="clear" w:fill="121314"/>
+          <w:lang w:val="en-US" w:eastAsia="zh-CN" w:bidi="ar"/>
+        </w:rPr>
+        <w:t>br</w:t>
+      </w:r>
+      <w:r>
+        <w:rPr>
+          <w:rFonts w:hint="default" w:ascii="Consolas" w:hAnsi="Consolas" w:eastAsia="Consolas" w:cs="Consolas"/>
+          <w:b w:val="0"/>
+          <w:bCs w:val="0"/>
+          <w:color w:val="808080"/>
+          <w:kern w:val="0"/>
+          <w:sz w:val="21"/>
+          <w:szCs w:val="21"/>
+          <w:shd w:val="clear" w:fill="121314"/>
+          <w:lang w:val="en-US" w:eastAsia="zh-CN" w:bidi="ar"/>
+        </w:rPr>
+        <w:t>&gt;</w:t>
+      </w:r>
+    </w:p>
+    <w:p>
+      <w:pPr>
+        <w:keepNext w:val="0"/>
+        <w:keepLines w:val="0"/>
+        <w:widowControl/>
+        <w:suppressLineNumbers w:val="0"/>
+        <w:shd w:val="clear" w:fill="121314"/>
+        <w:spacing w:line="285" w:lineRule="atLeast"/>
+        <w:jc w:val="left"/>
+        <w:rPr>
+          <w:rFonts w:hint="default" w:ascii="Consolas" w:hAnsi="Consolas" w:eastAsia="Consolas" w:cs="Consolas"/>
+          <w:b w:val="0"/>
+          <w:bCs w:val="0"/>
+          <w:color w:val="BBBEBF"/>
+          <w:sz w:val="21"/>
+          <w:szCs w:val="21"/>
+        </w:rPr>
+      </w:pPr>
+      <w:r>
+        <w:rPr>
+          <w:rFonts w:hint="default" w:ascii="Consolas" w:hAnsi="Consolas" w:eastAsia="Consolas" w:cs="Consolas"/>
+          <w:b w:val="0"/>
+          <w:bCs w:val="0"/>
+          <w:color w:val="BBBEBF"/>
+          <w:kern w:val="0"/>
+          <w:sz w:val="21"/>
+          <w:szCs w:val="21"/>
+          <w:shd w:val="clear" w:fill="121314"/>
+          <w:lang w:val="en-US" w:eastAsia="zh-CN" w:bidi="ar"/>
+        </w:rPr>
+        <w:t>2026-06-09 如何合并远程提交记录（变基），理解并处理签出（已分离）</w:t>
+      </w:r>
+    </w:p>
+    <w:p>
+      <w:pPr>
+        <w:keepNext w:val="0"/>
+        <w:keepLines w:val="0"/>
+        <w:widowControl/>
+        <w:suppressLineNumbers w:val="0"/>
+        <w:shd w:val="clear" w:fill="121314"/>
+        <w:spacing w:line="285" w:lineRule="atLeast"/>
+        <w:jc w:val="left"/>
+        <w:rPr>
+          <w:rFonts w:hint="default" w:ascii="Consolas" w:hAnsi="Consolas" w:eastAsia="Consolas" w:cs="Consolas"/>
+          <w:b w:val="0"/>
+          <w:bCs w:val="0"/>
+          <w:color w:val="BBBEBF"/>
+          <w:kern w:val="0"/>
+          <w:sz w:val="21"/>
+          <w:szCs w:val="21"/>
+          <w:shd w:val="clear" w:fill="121314"/>
+          <w:lang w:val="en-US" w:eastAsia="zh-CN" w:bidi="ar"/>
+        </w:rPr>
+      </w:pPr>
+      <w:r>
+        <w:rPr>
+          <w:rFonts w:hint="default" w:ascii="Consolas" w:hAnsi="Consolas" w:eastAsia="Consolas" w:cs="Consolas"/>
+          <w:b w:val="0"/>
+          <w:bCs w:val="0"/>
+          <w:color w:val="BBBEBF"/>
+          <w:kern w:val="0"/>
+          <w:sz w:val="21"/>
+          <w:szCs w:val="21"/>
+          <w:shd w:val="clear" w:fill="121314"/>
+          <w:lang w:val="en-US" w:eastAsia="zh-CN" w:bidi="ar"/>
+        </w:rPr>
+        <w:t>2026-06-09 如何修改已提交命名，如何更改已追踪文件命名</w:t>
+      </w:r>
+    </w:p>
+    <w:p>
+      <w:pPr>
+        <w:keepNext w:val="0"/>
+        <w:keepLines w:val="0"/>
+        <w:widowControl/>
+        <w:suppressLineNumbers w:val="0"/>
+        <w:shd w:val="clear" w:fill="121314"/>
+        <w:spacing w:line="285" w:lineRule="atLeast"/>
+        <w:jc w:val="left"/>
+        <w:rPr>
+          <w:rFonts w:hint="default" w:ascii="Consolas" w:hAnsi="Consolas" w:eastAsia="Consolas" w:cs="Consolas"/>
+          <w:b w:val="0"/>
+          <w:bCs w:val="0"/>
+          <w:color w:val="BBBEBF"/>
+          <w:sz w:val="21"/>
+          <w:szCs w:val="21"/>
+        </w:rPr>
+      </w:pPr>
+      <w:r>
+        <w:rPr>
+          <w:rFonts w:hint="default" w:ascii="Consolas" w:hAnsi="Consolas" w:eastAsia="Consolas" w:cs="Consolas"/>
+          <w:b w:val="0"/>
+          <w:bCs w:val="0"/>
+          <w:color w:val="BBBEBF"/>
+          <w:kern w:val="0"/>
+          <w:sz w:val="21"/>
+          <w:szCs w:val="21"/>
+          <w:shd w:val="clear" w:fill="121314"/>
+          <w:lang w:val="en-US" w:eastAsia="zh-CN" w:bidi="ar"/>
+        </w:rPr>
+        <w:t>2026-06-</w:t>
+      </w:r>
+      <w:r>
+        <w:rPr>
+          <w:rFonts w:hint="eastAsia" w:ascii="Consolas" w:hAnsi="Consolas" w:eastAsia="Consolas" w:cs="Consolas"/>
+          <w:b w:val="0"/>
+          <w:bCs w:val="0"/>
+          <w:color w:val="BBBEBF"/>
+          <w:kern w:val="0"/>
+          <w:sz w:val="21"/>
+          <w:szCs w:val="21"/>
+          <w:shd w:val="clear" w:fill="121314"/>
+          <w:lang w:val="en-US" w:eastAsia="zh-CN" w:bidi="ar"/>
+        </w:rPr>
+        <w:t>10</w:t>
+      </w:r>
+      <w:r>
+        <w:rPr>
+          <w:rFonts w:hint="default" w:ascii="Consolas" w:hAnsi="Consolas" w:eastAsia="Consolas" w:cs="Consolas"/>
+          <w:b w:val="0"/>
+          <w:bCs w:val="0"/>
+          <w:color w:val="BBBEBF"/>
+          <w:kern w:val="0"/>
+          <w:sz w:val="21"/>
+          <w:szCs w:val="21"/>
+          <w:shd w:val="clear" w:fill="121314"/>
+          <w:lang w:val="en-US" w:eastAsia="zh-CN" w:bidi="ar"/>
+        </w:rPr>
+        <w:t xml:space="preserve"> </w:t>
+      </w:r>
+      <w:r>
+        <w:rPr>
+          <w:rFonts w:hint="default" w:ascii="Consolas" w:hAnsi="Consolas" w:eastAsia="Consolas" w:cs="Consolas"/>
+          <w:b w:val="0"/>
+          <w:bCs w:val="0"/>
+          <w:color w:val="BBBEBF"/>
+          <w:kern w:val="0"/>
+          <w:sz w:val="21"/>
+          <w:szCs w:val="21"/>
+          <w:shd w:val="clear" w:fill="121314"/>
+          <w:lang w:val="en-US" w:eastAsia="zh-CN" w:bidi="ar"/>
+        </w:rPr>
+        <w:t>定义</w:t>
+      </w:r>
+      <w:r>
+        <w:rPr>
+          <w:rFonts w:hint="eastAsia" w:ascii="Consolas" w:hAnsi="Consolas" w:eastAsia="Consolas" w:cs="Consolas"/>
+          <w:b w:val="0"/>
+          <w:bCs w:val="0"/>
+          <w:color w:val="BBBEBF"/>
+          <w:kern w:val="0"/>
+          <w:sz w:val="21"/>
+          <w:szCs w:val="21"/>
+          <w:shd w:val="clear" w:fill="121314"/>
+          <w:lang w:val="en-US" w:eastAsia="zh-CN" w:bidi="ar"/>
+        </w:rPr>
+        <w:t>gitbash.docx</w:t>
+      </w:r>
+      <w:r>
+        <w:rPr>
+          <w:rFonts w:hint="default" w:ascii="Consolas" w:hAnsi="Consolas" w:eastAsia="Consolas" w:cs="Consolas"/>
+          <w:b w:val="0"/>
+          <w:bCs w:val="0"/>
+          <w:color w:val="BBBEBF"/>
+          <w:kern w:val="0"/>
+          <w:sz w:val="21"/>
+          <w:szCs w:val="21"/>
+          <w:shd w:val="clear" w:fill="121314"/>
+          <w:lang w:val="en-US" w:eastAsia="zh-CN" w:bidi="ar"/>
+        </w:rPr>
+        <w:t>文件为实操笔记并转移md记录</w:t>
+      </w:r>
+      <w:r>
+        <w:rPr>
+          <w:rFonts w:hint="default" w:ascii="Consolas" w:hAnsi="Consolas" w:eastAsia="Consolas" w:cs="Consolas"/>
+          <w:b w:val="0"/>
+          <w:bCs w:val="0"/>
+          <w:color w:val="808080"/>
+          <w:kern w:val="0"/>
+          <w:sz w:val="21"/>
+          <w:szCs w:val="21"/>
+          <w:shd w:val="clear" w:fill="121314"/>
+          <w:lang w:val="en-US" w:eastAsia="zh-CN" w:bidi="ar"/>
+        </w:rPr>
+        <w:t>&lt;</w:t>
+      </w:r>
+      <w:r>
+        <w:rPr>
+          <w:rFonts w:hint="default" w:ascii="Consolas" w:hAnsi="Consolas" w:eastAsia="Consolas" w:cs="Consolas"/>
+          <w:b w:val="0"/>
+          <w:bCs w:val="0"/>
+          <w:color w:val="7EE787"/>
+          <w:kern w:val="0"/>
+          <w:sz w:val="21"/>
+          <w:szCs w:val="21"/>
+          <w:shd w:val="clear" w:fill="121314"/>
+          <w:lang w:val="en-US" w:eastAsia="zh-CN" w:bidi="ar"/>
+        </w:rPr>
+        <w:t>br</w:t>
+      </w:r>
+      <w:r>
+        <w:rPr>
+          <w:rFonts w:hint="default" w:ascii="Consolas" w:hAnsi="Consolas" w:eastAsia="Consolas" w:cs="Consolas"/>
+          <w:b w:val="0"/>
+          <w:bCs w:val="0"/>
+          <w:color w:val="808080"/>
+          <w:kern w:val="0"/>
+          <w:sz w:val="21"/>
+          <w:szCs w:val="21"/>
+          <w:shd w:val="clear" w:fill="121314"/>
+          <w:lang w:val="en-US" w:eastAsia="zh-CN" w:bidi="ar"/>
+        </w:rPr>
+        <w:t>&gt;</w:t>
+      </w:r>
+    </w:p>
+    <w:p>
+      <w:pPr>
+        <w:keepNext w:val="0"/>
+        <w:keepLines w:val="0"/>
+        <w:widowControl/>
+        <w:suppressLineNumbers w:val="0"/>
+        <w:shd w:val="clear" w:fill="121314"/>
+        <w:spacing w:line="285" w:lineRule="atLeast"/>
+        <w:jc w:val="left"/>
+        <w:rPr>
+          <w:rFonts w:hint="default" w:ascii="Consolas" w:hAnsi="Consolas" w:eastAsia="Consolas" w:cs="Consolas"/>
+          <w:b w:val="0"/>
+          <w:bCs w:val="0"/>
+          <w:color w:val="808080"/>
+          <w:kern w:val="0"/>
+          <w:sz w:val="21"/>
+          <w:szCs w:val="21"/>
+          <w:shd w:val="clear" w:fill="121314"/>
+          <w:lang w:val="en-US" w:eastAsia="zh-CN" w:bidi="ar"/>
+        </w:rPr>
+      </w:pPr>
+      <w:r>
+        <w:rPr>
+          <w:rFonts w:hint="default" w:ascii="Consolas" w:hAnsi="Consolas" w:eastAsia="Consolas" w:cs="Consolas"/>
+          <w:b w:val="0"/>
+          <w:bCs w:val="0"/>
+          <w:color w:val="BBBEBF"/>
+          <w:kern w:val="0"/>
+          <w:sz w:val="21"/>
+          <w:szCs w:val="21"/>
+          <w:shd w:val="clear" w:fill="121314"/>
+          <w:lang w:val="en-US" w:eastAsia="zh-CN" w:bidi="ar"/>
+        </w:rPr>
+        <w:t>2026-06-</w:t>
+      </w:r>
+      <w:r>
+        <w:rPr>
+          <w:rFonts w:hint="eastAsia" w:ascii="Consolas" w:hAnsi="Consolas" w:eastAsia="Consolas" w:cs="Consolas"/>
+          <w:b w:val="0"/>
+          <w:bCs w:val="0"/>
+          <w:color w:val="BBBEBF"/>
+          <w:kern w:val="0"/>
+          <w:sz w:val="21"/>
+          <w:szCs w:val="21"/>
+          <w:shd w:val="clear" w:fill="121314"/>
+          <w:lang w:val="en-US" w:eastAsia="zh-CN" w:bidi="ar"/>
+        </w:rPr>
+        <w:t>10</w:t>
+      </w:r>
+      <w:r>
+        <w:rPr>
+          <w:rFonts w:hint="default" w:ascii="Consolas" w:hAnsi="Consolas" w:eastAsia="Consolas" w:cs="Consolas"/>
+          <w:b w:val="0"/>
+          <w:bCs w:val="0"/>
+          <w:color w:val="BBBEBF"/>
+          <w:kern w:val="0"/>
+          <w:sz w:val="21"/>
+          <w:szCs w:val="21"/>
+          <w:shd w:val="clear" w:fill="121314"/>
+          <w:lang w:val="en-US" w:eastAsia="zh-CN" w:bidi="ar"/>
+        </w:rPr>
+        <w:t xml:space="preserve"> 回退版本至同步，尝试解决合并远程报错</w:t>
+      </w:r>
+      <w:r>
+        <w:rPr>
+          <w:rFonts w:hint="default" w:ascii="Consolas" w:hAnsi="Consolas" w:eastAsia="Consolas" w:cs="Consolas"/>
+          <w:b w:val="0"/>
+          <w:bCs w:val="0"/>
+          <w:color w:val="808080"/>
+          <w:kern w:val="0"/>
+          <w:sz w:val="21"/>
+          <w:szCs w:val="21"/>
+          <w:shd w:val="clear" w:fill="121314"/>
+          <w:lang w:val="en-US" w:eastAsia="zh-CN" w:bidi="ar"/>
+        </w:rPr>
+        <w:t>&lt;</w:t>
+      </w:r>
+      <w:r>
+        <w:rPr>
+          <w:rFonts w:hint="default" w:ascii="Consolas" w:hAnsi="Consolas" w:eastAsia="Consolas" w:cs="Consolas"/>
+          <w:b w:val="0"/>
+          <w:bCs w:val="0"/>
+          <w:color w:val="7EE787"/>
+          <w:kern w:val="0"/>
+          <w:sz w:val="21"/>
+          <w:szCs w:val="21"/>
+          <w:shd w:val="clear" w:fill="121314"/>
+          <w:lang w:val="en-US" w:eastAsia="zh-CN" w:bidi="ar"/>
+        </w:rPr>
+        <w:t>br</w:t>
+      </w:r>
+      <w:r>
+        <w:rPr>
+          <w:rFonts w:hint="default" w:ascii="Consolas" w:hAnsi="Consolas" w:eastAsia="Consolas" w:cs="Consolas"/>
+          <w:b w:val="0"/>
+          <w:bCs w:val="0"/>
+          <w:color w:val="808080"/>
+          <w:kern w:val="0"/>
+          <w:sz w:val="21"/>
+          <w:szCs w:val="21"/>
+          <w:shd w:val="clear" w:fill="121314"/>
+          <w:lang w:val="en-US" w:eastAsia="zh-CN" w:bidi="ar"/>
+        </w:rPr>
+        <w:t>&gt;</w:t>
+      </w:r>
+    </w:p>
+    <w:p>
+      <w:pPr>
+        <w:keepNext w:val="0"/>
+        <w:keepLines w:val="0"/>
+        <w:widowControl/>
+        <w:suppressLineNumbers w:val="0"/>
+        <w:shd w:val="clear" w:fill="121314"/>
+        <w:spacing w:line="285" w:lineRule="atLeast"/>
+        <w:jc w:val="left"/>
+        <w:rPr>
+          <w:rFonts w:hint="default" w:ascii="Consolas" w:hAnsi="Consolas" w:eastAsia="Consolas" w:cs="Consolas"/>
+          <w:b w:val="0"/>
+          <w:bCs w:val="0"/>
+          <w:color w:val="808080"/>
+          <w:kern w:val="0"/>
+          <w:sz w:val="21"/>
+          <w:szCs w:val="21"/>
+          <w:shd w:val="clear" w:fill="121314"/>
+          <w:lang w:val="en-US" w:eastAsia="zh-CN" w:bidi="ar"/>
+        </w:rPr>
+      </w:pPr>
+      <w:r>
+        <w:rPr>
+          <w:rFonts w:hint="default" w:ascii="Consolas" w:hAnsi="Consolas" w:eastAsia="Consolas" w:cs="Consolas"/>
+          <w:b w:val="0"/>
+          <w:bCs w:val="0"/>
+          <w:color w:val="BBBEBF"/>
+          <w:kern w:val="0"/>
+          <w:sz w:val="21"/>
+          <w:szCs w:val="21"/>
+          <w:shd w:val="clear" w:fill="121314"/>
+          <w:lang w:val="en-US" w:eastAsia="zh-CN" w:bidi="ar"/>
+        </w:rPr>
+        <w:t>2026-06-</w:t>
+      </w:r>
+      <w:r>
+        <w:rPr>
+          <w:rFonts w:hint="eastAsia" w:ascii="Consolas" w:hAnsi="Consolas" w:eastAsia="Consolas" w:cs="Consolas"/>
+          <w:b w:val="0"/>
+          <w:bCs w:val="0"/>
+          <w:color w:val="BBBEBF"/>
+          <w:kern w:val="0"/>
+          <w:sz w:val="21"/>
+          <w:szCs w:val="21"/>
+          <w:shd w:val="clear" w:fill="121314"/>
+          <w:lang w:val="en-US" w:eastAsia="zh-CN" w:bidi="ar"/>
+        </w:rPr>
+        <w:t>10</w:t>
+      </w:r>
+      <w:r>
+        <w:rPr>
+          <w:rFonts w:hint="default" w:ascii="Consolas" w:hAnsi="Consolas" w:eastAsia="Consolas" w:cs="Consolas"/>
+          <w:b w:val="0"/>
+          <w:bCs w:val="0"/>
+          <w:color w:val="BBBEBF"/>
+          <w:kern w:val="0"/>
+          <w:sz w:val="21"/>
+          <w:szCs w:val="21"/>
+          <w:shd w:val="clear" w:fill="121314"/>
+          <w:lang w:val="en-US" w:eastAsia="zh-CN" w:bidi="ar"/>
+        </w:rPr>
+        <w:t xml:space="preserve"> 储藏当前更改</w:t>
+      </w:r>
+      <w:r>
+        <w:rPr>
+          <w:rFonts w:hint="eastAsia" w:ascii="Consolas" w:hAnsi="Consolas" w:eastAsia="Consolas" w:cs="Consolas"/>
+          <w:b w:val="0"/>
+          <w:bCs w:val="0"/>
+          <w:color w:val="BBBEBF"/>
+          <w:kern w:val="0"/>
+          <w:sz w:val="21"/>
+          <w:szCs w:val="21"/>
+          <w:shd w:val="clear" w:fill="121314"/>
+          <w:lang w:val="en-US" w:eastAsia="zh-CN" w:bidi="ar"/>
+        </w:rPr>
+        <w:t>针对工作区与暂存区4种不同操作</w:t>
+      </w:r>
+    </w:p>
+    <w:p>
+      <w:pPr>
+        <w:keepNext w:val="0"/>
+        <w:keepLines w:val="0"/>
+        <w:widowControl/>
+        <w:suppressLineNumbers w:val="0"/>
+        <w:shd w:val="clear" w:fill="121314"/>
+        <w:spacing w:line="285" w:lineRule="atLeast"/>
+        <w:jc w:val="left"/>
+        <w:rPr>
+          <w:rFonts w:hint="eastAsia" w:ascii="Consolas" w:hAnsi="Consolas" w:eastAsia="Consolas" w:cs="Consolas"/>
+          <w:b w:val="0"/>
+          <w:bCs w:val="0"/>
+          <w:color w:val="BBBEBF"/>
+          <w:kern w:val="0"/>
+          <w:sz w:val="21"/>
+          <w:szCs w:val="21"/>
+          <w:shd w:val="clear" w:fill="121314"/>
+          <w:lang w:val="en-US" w:eastAsia="zh-CN" w:bidi="ar"/>
+        </w:rPr>
+      </w:pPr>
+      <w:r>
+        <w:rPr>
+          <w:rFonts w:hint="default" w:ascii="Consolas" w:hAnsi="Consolas" w:eastAsia="Consolas" w:cs="Consolas"/>
+          <w:b w:val="0"/>
+          <w:bCs w:val="0"/>
+          <w:color w:val="BBBEBF"/>
+          <w:kern w:val="0"/>
+          <w:sz w:val="21"/>
+          <w:szCs w:val="21"/>
+          <w:shd w:val="clear" w:fill="121314"/>
+          <w:lang w:val="en-US" w:eastAsia="zh-CN" w:bidi="ar"/>
+        </w:rPr>
+        <w:t>2026-06-</w:t>
+      </w:r>
+      <w:r>
+        <w:rPr>
+          <w:rFonts w:hint="eastAsia" w:ascii="Consolas" w:hAnsi="Consolas" w:eastAsia="Consolas" w:cs="Consolas"/>
+          <w:b w:val="0"/>
+          <w:bCs w:val="0"/>
+          <w:color w:val="BBBEBF"/>
+          <w:kern w:val="0"/>
+          <w:sz w:val="21"/>
+          <w:szCs w:val="21"/>
+          <w:shd w:val="clear" w:fill="121314"/>
+          <w:lang w:val="en-US" w:eastAsia="zh-CN" w:bidi="ar"/>
+        </w:rPr>
+        <w:t>10</w:t>
+      </w:r>
+      <w:r>
+        <w:rPr>
+          <w:rFonts w:hint="default" w:ascii="Consolas" w:hAnsi="Consolas" w:eastAsia="Consolas" w:cs="Consolas"/>
+          <w:b w:val="0"/>
+          <w:bCs w:val="0"/>
+          <w:color w:val="BBBEBF"/>
+          <w:kern w:val="0"/>
+          <w:sz w:val="21"/>
+          <w:szCs w:val="21"/>
+          <w:shd w:val="clear" w:fill="121314"/>
+          <w:lang w:val="en-US" w:eastAsia="zh-CN" w:bidi="ar"/>
+        </w:rPr>
+        <w:t xml:space="preserve"> </w:t>
+      </w:r>
+      <w:r>
+        <w:rPr>
+          <w:rFonts w:hint="eastAsia" w:ascii="Consolas" w:hAnsi="Consolas" w:eastAsia="Consolas" w:cs="Consolas"/>
+          <w:b w:val="0"/>
+          <w:bCs w:val="0"/>
+          <w:color w:val="BBBEBF"/>
+          <w:kern w:val="0"/>
+          <w:sz w:val="21"/>
+          <w:szCs w:val="21"/>
+          <w:shd w:val="clear" w:fill="121314"/>
+          <w:lang w:val="en-US" w:eastAsia="zh-CN" w:bidi="ar"/>
+        </w:rPr>
+        <w:t>右键文件本身open change与file histroy与git:view file histroy</w:t>
+      </w:r>
+    </w:p>
+    <w:p>
+      <w:pPr>
+        <w:keepNext w:val="0"/>
+        <w:keepLines w:val="0"/>
+        <w:widowControl/>
+        <w:suppressLineNumbers w:val="0"/>
+        <w:shd w:val="clear" w:fill="121314"/>
+        <w:spacing w:line="285" w:lineRule="atLeast"/>
+        <w:jc w:val="left"/>
+        <w:rPr>
+          <w:rFonts w:hint="eastAsia" w:ascii="Consolas" w:hAnsi="Consolas" w:eastAsia="Consolas" w:cs="Consolas"/>
+          <w:b w:val="0"/>
+          <w:bCs w:val="0"/>
+          <w:color w:val="BBBEBF"/>
+          <w:kern w:val="0"/>
+          <w:sz w:val="21"/>
+          <w:szCs w:val="21"/>
+          <w:shd w:val="clear" w:fill="121314"/>
+          <w:lang w:val="en-US" w:eastAsia="zh-CN" w:bidi="ar"/>
+        </w:rPr>
+      </w:pPr>
+      <w:r>
+        <w:rPr>
+          <w:rFonts w:hint="default" w:ascii="Consolas" w:hAnsi="Consolas" w:eastAsia="Consolas" w:cs="Consolas"/>
+          <w:b w:val="0"/>
+          <w:bCs w:val="0"/>
+          <w:color w:val="BBBEBF"/>
+          <w:kern w:val="0"/>
+          <w:sz w:val="21"/>
+          <w:szCs w:val="21"/>
+          <w:shd w:val="clear" w:fill="121314"/>
+          <w:lang w:val="en-US" w:eastAsia="zh-CN" w:bidi="ar"/>
+        </w:rPr>
+        <w:t>2026-06-</w:t>
+      </w:r>
+      <w:r>
+        <w:rPr>
+          <w:rFonts w:hint="eastAsia" w:ascii="Consolas" w:hAnsi="Consolas" w:eastAsia="Consolas" w:cs="Consolas"/>
+          <w:b w:val="0"/>
+          <w:bCs w:val="0"/>
+          <w:color w:val="BBBEBF"/>
+          <w:kern w:val="0"/>
+          <w:sz w:val="21"/>
+          <w:szCs w:val="21"/>
+          <w:shd w:val="clear" w:fill="121314"/>
+          <w:lang w:val="en-US" w:eastAsia="zh-CN" w:bidi="ar"/>
+        </w:rPr>
+        <w:t>10</w:t>
+      </w:r>
+      <w:r>
+        <w:rPr>
+          <w:rFonts w:hint="default" w:ascii="Consolas" w:hAnsi="Consolas" w:eastAsia="Consolas" w:cs="Consolas"/>
+          <w:b w:val="0"/>
+          <w:bCs w:val="0"/>
+          <w:color w:val="BBBEBF"/>
+          <w:kern w:val="0"/>
+          <w:sz w:val="21"/>
+          <w:szCs w:val="21"/>
+          <w:shd w:val="clear" w:fill="121314"/>
+          <w:lang w:val="en-US" w:eastAsia="zh-CN" w:bidi="ar"/>
+        </w:rPr>
+        <w:t xml:space="preserve"> </w:t>
+      </w:r>
+      <w:r>
+        <w:rPr>
+          <w:rFonts w:hint="eastAsia" w:ascii="Consolas" w:hAnsi="Consolas" w:eastAsia="Consolas" w:cs="Consolas"/>
+          <w:b w:val="0"/>
+          <w:bCs w:val="0"/>
+          <w:color w:val="BBBEBF"/>
+          <w:kern w:val="0"/>
+          <w:sz w:val="21"/>
+          <w:szCs w:val="21"/>
+          <w:shd w:val="clear" w:fill="121314"/>
+          <w:lang w:val="en-US" w:eastAsia="zh-CN" w:bidi="ar"/>
+        </w:rPr>
+        <w:t>撤回</w:t>
+      </w:r>
+      <w:r>
+        <w:rPr>
+          <w:rFonts w:hint="default" w:ascii="Consolas" w:hAnsi="Consolas" w:eastAsia="Consolas" w:cs="Consolas"/>
+          <w:b w:val="0"/>
+          <w:bCs w:val="0"/>
+          <w:color w:val="BBBEBF"/>
+          <w:kern w:val="0"/>
+          <w:sz w:val="21"/>
+          <w:szCs w:val="21"/>
+          <w:shd w:val="clear" w:fill="121314"/>
+          <w:lang w:val="en-US" w:eastAsia="zh-CN" w:bidi="ar"/>
+        </w:rPr>
+        <w:t>提交（修改）</w:t>
+      </w:r>
+      <w:r>
+        <w:rPr>
+          <w:rFonts w:hint="eastAsia" w:ascii="Consolas" w:hAnsi="Consolas" w:eastAsia="Consolas" w:cs="Consolas"/>
+          <w:b w:val="0"/>
+          <w:bCs w:val="0"/>
+          <w:color w:val="BBBEBF"/>
+          <w:kern w:val="0"/>
+          <w:sz w:val="21"/>
+          <w:szCs w:val="21"/>
+          <w:shd w:val="clear" w:fill="121314"/>
+          <w:lang w:val="en-US" w:eastAsia="zh-CN" w:bidi="ar"/>
+        </w:rPr>
+        <w:t>操作，恢复上次提交，被修改提交消失，单纯回溯操作</w:t>
+      </w:r>
+    </w:p>
+    <w:p>
+      <w:pPr>
+        <w:keepNext w:val="0"/>
+        <w:keepLines w:val="0"/>
+        <w:widowControl/>
+        <w:suppressLineNumbers w:val="0"/>
+        <w:shd w:val="clear" w:fill="121314"/>
+        <w:spacing w:line="285" w:lineRule="atLeast"/>
+        <w:jc w:val="left"/>
+        <w:rPr>
+          <w:rFonts w:hint="eastAsia" w:ascii="Consolas" w:hAnsi="Consolas" w:cs="Consolas"/>
+          <w:i w:val="0"/>
+          <w:iCs w:val="0"/>
+          <w:caps w:val="0"/>
+          <w:color w:val="ABB2BF"/>
+          <w:spacing w:val="0"/>
+          <w:sz w:val="21"/>
+          <w:szCs w:val="21"/>
+          <w:shd w:val="clear" w:fill="282C34"/>
+          <w:lang w:val="en-US" w:eastAsia="zh-CN"/>
+        </w:rPr>
+      </w:pPr>
+      <w:r>
+        <w:rPr>
+          <w:rFonts w:hint="default" w:ascii="Consolas" w:hAnsi="Consolas" w:eastAsia="Consolas" w:cs="Consolas"/>
+          <w:b w:val="0"/>
+          <w:bCs w:val="0"/>
+          <w:color w:val="BBBEBF"/>
+          <w:kern w:val="0"/>
+          <w:sz w:val="21"/>
+          <w:szCs w:val="21"/>
+          <w:shd w:val="clear" w:fill="121314"/>
+          <w:lang w:val="en-US" w:eastAsia="zh-CN" w:bidi="ar"/>
+        </w:rPr>
+        <w:t>2026-06-</w:t>
+      </w:r>
+      <w:r>
+        <w:rPr>
+          <w:rFonts w:hint="eastAsia" w:ascii="Consolas" w:hAnsi="Consolas" w:eastAsia="Consolas" w:cs="Consolas"/>
+          <w:b w:val="0"/>
+          <w:bCs w:val="0"/>
+          <w:color w:val="BBBEBF"/>
+          <w:kern w:val="0"/>
+          <w:sz w:val="21"/>
+          <w:szCs w:val="21"/>
+          <w:shd w:val="clear" w:fill="121314"/>
+          <w:lang w:val="en-US" w:eastAsia="zh-CN" w:bidi="ar"/>
+        </w:rPr>
+        <w:t>10</w:t>
+      </w:r>
+      <w:r>
+        <w:rPr>
+          <w:rFonts w:hint="default" w:ascii="Consolas" w:hAnsi="Consolas" w:eastAsia="Consolas" w:cs="Consolas"/>
+          <w:b w:val="0"/>
+          <w:bCs w:val="0"/>
+          <w:color w:val="BBBEBF"/>
+          <w:kern w:val="0"/>
+          <w:sz w:val="21"/>
+          <w:szCs w:val="21"/>
+          <w:shd w:val="clear" w:fill="121314"/>
+          <w:lang w:val="en-US" w:eastAsia="zh-CN" w:bidi="ar"/>
+        </w:rPr>
+        <w:t xml:space="preserve"> </w:t>
+      </w:r>
+      <w:r>
+        <w:rPr>
+          <w:rFonts w:hint="eastAsia" w:ascii="Consolas" w:hAnsi="Consolas" w:eastAsia="Consolas" w:cs="Consolas"/>
+          <w:b w:val="0"/>
+          <w:bCs w:val="0"/>
+          <w:color w:val="BBBEBF"/>
+          <w:kern w:val="0"/>
+          <w:sz w:val="21"/>
+          <w:szCs w:val="21"/>
+          <w:shd w:val="clear" w:fill="121314"/>
+          <w:lang w:val="en-US" w:eastAsia="zh-CN" w:bidi="ar"/>
+        </w:rPr>
+        <w:t>方法一</w:t>
+      </w:r>
+      <w:r>
+        <w:rPr>
+          <w:rFonts w:hint="eastAsia" w:ascii="Consolas" w:hAnsi="Consolas" w:cs="Consolas"/>
+          <w:i w:val="0"/>
+          <w:iCs w:val="0"/>
+          <w:caps w:val="0"/>
+          <w:color w:val="ABB2BF"/>
+          <w:spacing w:val="0"/>
+          <w:sz w:val="21"/>
+          <w:szCs w:val="21"/>
+          <w:shd w:val="clear" w:fill="282C34"/>
+          <w:lang w:val="en-US" w:eastAsia="zh-CN"/>
+        </w:rPr>
+        <w:t xml:space="preserve">强制推送 </w:t>
+      </w:r>
+      <w:r>
+        <w:rPr>
+          <w:rFonts w:ascii="Consolas" w:hAnsi="Consolas" w:eastAsia="Consolas" w:cs="Consolas"/>
+          <w:i w:val="0"/>
+          <w:iCs w:val="0"/>
+          <w:caps w:val="0"/>
+          <w:color w:val="61AEEE"/>
+          <w:spacing w:val="0"/>
+          <w:sz w:val="21"/>
+          <w:szCs w:val="21"/>
+          <w:bdr w:val="none" w:color="auto" w:sz="0" w:space="0"/>
+        </w:rPr>
+        <w:t>git</w:t>
+      </w:r>
+      <w:r>
+        <w:rPr>
+          <w:rFonts w:hint="default" w:ascii="Consolas" w:hAnsi="Consolas" w:eastAsia="Consolas" w:cs="Consolas"/>
+          <w:i w:val="0"/>
+          <w:iCs w:val="0"/>
+          <w:caps w:val="0"/>
+          <w:color w:val="ABB2BF"/>
+          <w:spacing w:val="0"/>
+          <w:sz w:val="21"/>
+          <w:szCs w:val="21"/>
+          <w:shd w:val="clear" w:fill="282C34"/>
+        </w:rPr>
+        <w:t xml:space="preserve"> push origin </w:t>
+      </w:r>
+      <w:r>
+        <w:rPr>
+          <w:rFonts w:hint="default" w:ascii="Consolas" w:hAnsi="Consolas" w:eastAsia="Consolas" w:cs="Consolas"/>
+          <w:i w:val="0"/>
+          <w:iCs w:val="0"/>
+          <w:caps w:val="0"/>
+          <w:color w:val="669900"/>
+          <w:spacing w:val="0"/>
+          <w:sz w:val="21"/>
+          <w:szCs w:val="21"/>
+          <w:bdr w:val="none" w:color="auto" w:sz="0" w:space="0"/>
+        </w:rPr>
+        <w:t>&lt;</w:t>
+      </w:r>
+      <w:r>
+        <w:rPr>
+          <w:rFonts w:hint="default" w:ascii="Consolas" w:hAnsi="Consolas" w:eastAsia="Consolas" w:cs="Consolas"/>
+          <w:i w:val="0"/>
+          <w:iCs w:val="0"/>
+          <w:caps w:val="0"/>
+          <w:color w:val="ABB2BF"/>
+          <w:spacing w:val="0"/>
+          <w:sz w:val="21"/>
+          <w:szCs w:val="21"/>
+          <w:shd w:val="clear" w:fill="282C34"/>
+        </w:rPr>
+        <w:t>branch-name</w:t>
+      </w:r>
+      <w:r>
+        <w:rPr>
+          <w:rFonts w:hint="default" w:ascii="Consolas" w:hAnsi="Consolas" w:eastAsia="Consolas" w:cs="Consolas"/>
+          <w:i w:val="0"/>
+          <w:iCs w:val="0"/>
+          <w:caps w:val="0"/>
+          <w:color w:val="669900"/>
+          <w:spacing w:val="0"/>
+          <w:sz w:val="21"/>
+          <w:szCs w:val="21"/>
+          <w:bdr w:val="none" w:color="auto" w:sz="0" w:space="0"/>
+        </w:rPr>
+        <w:t>&gt;</w:t>
+      </w:r>
+      <w:r>
+        <w:rPr>
+          <w:rFonts w:hint="default" w:ascii="Consolas" w:hAnsi="Consolas" w:eastAsia="Consolas" w:cs="Consolas"/>
+          <w:i w:val="0"/>
+          <w:iCs w:val="0"/>
+          <w:caps w:val="0"/>
+          <w:color w:val="ABB2BF"/>
+          <w:spacing w:val="0"/>
+          <w:sz w:val="21"/>
+          <w:szCs w:val="21"/>
+          <w:shd w:val="clear" w:fill="282C34"/>
+        </w:rPr>
+        <w:t xml:space="preserve"> --force</w:t>
+      </w:r>
+      <w:r>
+        <w:rPr>
+          <w:rFonts w:hint="eastAsia" w:ascii="Consolas" w:hAnsi="Consolas" w:cs="Consolas"/>
+          <w:i w:val="0"/>
+          <w:iCs w:val="0"/>
+          <w:caps w:val="0"/>
+          <w:color w:val="ABB2BF"/>
+          <w:spacing w:val="0"/>
+          <w:sz w:val="21"/>
+          <w:szCs w:val="21"/>
+          <w:shd w:val="clear" w:fill="282C34"/>
+          <w:lang w:val="en-US" w:eastAsia="zh-CN"/>
+        </w:rPr>
+        <w:t xml:space="preserve"> </w:t>
+      </w:r>
+    </w:p>
+    <w:p>
+      <w:pPr>
+        <w:keepNext w:val="0"/>
+        <w:keepLines w:val="0"/>
+        <w:widowControl/>
+        <w:suppressLineNumbers w:val="0"/>
+        <w:shd w:val="clear" w:fill="121314"/>
+        <w:spacing w:line="285" w:lineRule="atLeast"/>
+        <w:jc w:val="left"/>
+        <w:rPr>
+          <w:rFonts w:hint="default" w:ascii="Consolas" w:hAnsi="Consolas" w:eastAsia="Consolas" w:cs="Consolas"/>
+          <w:i w:val="0"/>
+          <w:iCs w:val="0"/>
+          <w:caps w:val="0"/>
+          <w:color w:val="ABB2BF"/>
+          <w:spacing w:val="0"/>
+          <w:sz w:val="21"/>
+          <w:szCs w:val="21"/>
+          <w:shd w:val="clear" w:fill="282C34"/>
+        </w:rPr>
+      </w:pPr>
+      <w:r>
+        <w:rPr>
+          <w:rFonts w:hint="default" w:ascii="Consolas" w:hAnsi="Consolas" w:eastAsia="Consolas" w:cs="Consolas"/>
+          <w:b w:val="0"/>
+          <w:bCs w:val="0"/>
+          <w:color w:val="BBBEBF"/>
+          <w:kern w:val="0"/>
+          <w:sz w:val="21"/>
+          <w:szCs w:val="21"/>
+          <w:shd w:val="clear" w:fill="121314"/>
+          <w:lang w:val="en-US" w:eastAsia="zh-CN" w:bidi="ar"/>
+        </w:rPr>
+        <w:t>2026-06-</w:t>
+      </w:r>
+      <w:r>
+        <w:rPr>
+          <w:rFonts w:hint="eastAsia" w:ascii="Consolas" w:hAnsi="Consolas" w:eastAsia="Consolas" w:cs="Consolas"/>
+          <w:b w:val="0"/>
+          <w:bCs w:val="0"/>
+          <w:color w:val="BBBEBF"/>
+          <w:kern w:val="0"/>
+          <w:sz w:val="21"/>
+          <w:szCs w:val="21"/>
+          <w:shd w:val="clear" w:fill="121314"/>
+          <w:lang w:val="en-US" w:eastAsia="zh-CN" w:bidi="ar"/>
+        </w:rPr>
+        <w:t>10</w:t>
+      </w:r>
+      <w:r>
+        <w:rPr>
+          <w:rFonts w:hint="default" w:ascii="Consolas" w:hAnsi="Consolas" w:eastAsia="Consolas" w:cs="Consolas"/>
+          <w:b w:val="0"/>
+          <w:bCs w:val="0"/>
+          <w:color w:val="BBBEBF"/>
+          <w:kern w:val="0"/>
+          <w:sz w:val="21"/>
+          <w:szCs w:val="21"/>
+          <w:shd w:val="clear" w:fill="121314"/>
+          <w:lang w:val="en-US" w:eastAsia="zh-CN" w:bidi="ar"/>
+        </w:rPr>
+        <w:t xml:space="preserve"> </w:t>
+      </w:r>
+      <w:r>
+        <w:rPr>
+          <w:rFonts w:hint="eastAsia" w:ascii="Consolas" w:hAnsi="Consolas" w:eastAsia="Consolas" w:cs="Consolas"/>
+          <w:b w:val="0"/>
+          <w:bCs w:val="0"/>
+          <w:color w:val="BBBEBF"/>
+          <w:kern w:val="0"/>
+          <w:sz w:val="21"/>
+          <w:szCs w:val="21"/>
+          <w:shd w:val="clear" w:fill="121314"/>
+          <w:lang w:val="en-US" w:eastAsia="zh-CN" w:bidi="ar"/>
+        </w:rPr>
+        <w:t>方法二重置到指定提交但不要同步</w:t>
+      </w:r>
+      <w:r>
+        <w:rPr>
+          <w:rFonts w:ascii="Consolas" w:hAnsi="Consolas" w:eastAsia="Consolas" w:cs="Consolas"/>
+          <w:i w:val="0"/>
+          <w:iCs w:val="0"/>
+          <w:caps w:val="0"/>
+          <w:color w:val="61AEEE"/>
+          <w:spacing w:val="0"/>
+          <w:sz w:val="21"/>
+          <w:szCs w:val="21"/>
+          <w:bdr w:val="none" w:color="auto" w:sz="0" w:space="0"/>
+        </w:rPr>
+        <w:t>git</w:t>
+      </w:r>
+      <w:r>
+        <w:rPr>
+          <w:rFonts w:hint="default" w:ascii="Consolas" w:hAnsi="Consolas" w:eastAsia="Consolas" w:cs="Consolas"/>
+          <w:i w:val="0"/>
+          <w:iCs w:val="0"/>
+          <w:caps w:val="0"/>
+          <w:color w:val="ABB2BF"/>
+          <w:spacing w:val="0"/>
+          <w:sz w:val="21"/>
+          <w:szCs w:val="21"/>
+          <w:shd w:val="clear" w:fill="282C34"/>
+        </w:rPr>
+        <w:t xml:space="preserve"> reset --hard abc1234</w:t>
+      </w:r>
+    </w:p>
+    <w:p>
+      <w:pPr>
+        <w:keepNext w:val="0"/>
+        <w:keepLines w:val="0"/>
+        <w:widowControl/>
+        <w:suppressLineNumbers w:val="0"/>
+        <w:shd w:val="clear" w:fill="121314"/>
+        <w:spacing w:line="285" w:lineRule="atLeast"/>
+        <w:jc w:val="left"/>
+        <w:rPr>
+          <w:rFonts w:hint="eastAsia" w:ascii="Consolas" w:hAnsi="Consolas" w:eastAsia="Consolas" w:cs="Consolas"/>
+          <w:b w:val="0"/>
+          <w:bCs w:val="0"/>
+          <w:color w:val="BBBEBF"/>
+          <w:kern w:val="0"/>
+          <w:sz w:val="21"/>
+          <w:szCs w:val="21"/>
+          <w:shd w:val="clear" w:fill="121314"/>
+          <w:lang w:val="en-US" w:eastAsia="zh-CN" w:bidi="ar"/>
+        </w:rPr>
+      </w:pPr>
+      <w:r>
+        <w:rPr>
+          <w:rFonts w:hint="default" w:ascii="Consolas" w:hAnsi="Consolas" w:eastAsia="Consolas" w:cs="Consolas"/>
+          <w:b w:val="0"/>
+          <w:bCs w:val="0"/>
+          <w:color w:val="BBBEBF"/>
+          <w:kern w:val="0"/>
+          <w:sz w:val="21"/>
+          <w:szCs w:val="21"/>
+          <w:shd w:val="clear" w:fill="121314"/>
+          <w:lang w:val="en-US" w:eastAsia="zh-CN" w:bidi="ar"/>
+        </w:rPr>
+        <w:t>2026-06-</w:t>
+      </w:r>
+      <w:r>
+        <w:rPr>
+          <w:rFonts w:hint="eastAsia" w:ascii="Consolas" w:hAnsi="Consolas" w:eastAsia="Consolas" w:cs="Consolas"/>
+          <w:b w:val="0"/>
+          <w:bCs w:val="0"/>
+          <w:color w:val="BBBEBF"/>
+          <w:kern w:val="0"/>
+          <w:sz w:val="21"/>
+          <w:szCs w:val="21"/>
+          <w:shd w:val="clear" w:fill="121314"/>
+          <w:lang w:val="en-US" w:eastAsia="zh-CN" w:bidi="ar"/>
+        </w:rPr>
+        <w:t>10</w:t>
+      </w:r>
+      <w:r>
+        <w:rPr>
+          <w:rFonts w:hint="default" w:ascii="Consolas" w:hAnsi="Consolas" w:eastAsia="Consolas" w:cs="Consolas"/>
+          <w:b w:val="0"/>
+          <w:bCs w:val="0"/>
+          <w:color w:val="BBBEBF"/>
+          <w:kern w:val="0"/>
+          <w:sz w:val="21"/>
+          <w:szCs w:val="21"/>
+          <w:shd w:val="clear" w:fill="121314"/>
+          <w:lang w:val="en-US" w:eastAsia="zh-CN" w:bidi="ar"/>
+        </w:rPr>
+        <w:t xml:space="preserve"> </w:t>
+      </w:r>
+      <w:r>
+        <w:rPr>
+          <w:rFonts w:hint="eastAsia" w:ascii="Consolas" w:hAnsi="Consolas" w:eastAsia="Consolas" w:cs="Consolas"/>
+          <w:b w:val="0"/>
+          <w:bCs w:val="0"/>
+          <w:color w:val="BBBEBF"/>
+          <w:kern w:val="0"/>
+          <w:sz w:val="21"/>
+          <w:szCs w:val="21"/>
+          <w:shd w:val="clear" w:fill="121314"/>
+          <w:lang w:val="en-US" w:eastAsia="zh-CN" w:bidi="ar"/>
+        </w:rPr>
+        <w:t>方法三git reflog在vscode的实现（操作hash）</w:t>
+      </w:r>
+    </w:p>
+    <w:p>
+      <w:pPr>
+        <w:keepNext w:val="0"/>
+        <w:keepLines w:val="0"/>
+        <w:widowControl/>
+        <w:suppressLineNumbers w:val="0"/>
+        <w:shd w:val="clear" w:fill="121314"/>
+        <w:spacing w:line="285" w:lineRule="atLeast"/>
+        <w:jc w:val="left"/>
+        <w:rPr>
+          <w:rFonts w:hint="default" w:ascii="Consolas" w:hAnsi="Consolas" w:eastAsia="宋体" w:cs="Consolas"/>
+          <w:b w:val="0"/>
+          <w:bCs w:val="0"/>
+          <w:color w:val="BBBEBF"/>
+          <w:kern w:val="0"/>
+          <w:sz w:val="21"/>
+          <w:szCs w:val="21"/>
+          <w:shd w:val="clear" w:fill="121314"/>
+          <w:lang w:val="en-US" w:eastAsia="zh-CN" w:bidi="ar"/>
+        </w:rPr>
+      </w:pPr>
+      <w:r>
+        <w:rPr>
+          <w:rFonts w:hint="default" w:ascii="Consolas" w:hAnsi="Consolas" w:eastAsia="Consolas" w:cs="Consolas"/>
+          <w:b w:val="0"/>
+          <w:bCs w:val="0"/>
+          <w:color w:val="BBBEBF"/>
+          <w:kern w:val="0"/>
+          <w:sz w:val="21"/>
+          <w:szCs w:val="21"/>
+          <w:shd w:val="clear" w:fill="121314"/>
+          <w:lang w:val="en-US" w:eastAsia="zh-CN" w:bidi="ar"/>
+        </w:rPr>
+        <w:t>2026-06-</w:t>
+      </w:r>
+      <w:r>
+        <w:rPr>
+          <w:rFonts w:hint="eastAsia" w:ascii="Consolas" w:hAnsi="Consolas" w:eastAsia="Consolas" w:cs="Consolas"/>
+          <w:b w:val="0"/>
+          <w:bCs w:val="0"/>
+          <w:color w:val="BBBEBF"/>
+          <w:kern w:val="0"/>
+          <w:sz w:val="21"/>
+          <w:szCs w:val="21"/>
+          <w:shd w:val="clear" w:fill="121314"/>
+          <w:lang w:val="en-US" w:eastAsia="zh-CN" w:bidi="ar"/>
+        </w:rPr>
+        <w:t>10</w:t>
+      </w:r>
+      <w:r>
+        <w:rPr>
+          <w:rFonts w:hint="default" w:ascii="Consolas" w:hAnsi="Consolas" w:eastAsia="Consolas" w:cs="Consolas"/>
+          <w:b w:val="0"/>
+          <w:bCs w:val="0"/>
+          <w:color w:val="BBBEBF"/>
+          <w:kern w:val="0"/>
+          <w:sz w:val="21"/>
+          <w:szCs w:val="21"/>
+          <w:shd w:val="clear" w:fill="121314"/>
+          <w:lang w:val="en-US" w:eastAsia="zh-CN" w:bidi="ar"/>
+        </w:rPr>
+        <w:t xml:space="preserve"> </w:t>
+      </w:r>
+      <w:r>
+        <w:rPr>
+          <w:rFonts w:hint="eastAsia" w:ascii="Consolas" w:hAnsi="Consolas" w:eastAsia="Consolas" w:cs="Consolas"/>
+          <w:b w:val="0"/>
+          <w:bCs w:val="0"/>
+          <w:color w:val="BBBEBF"/>
+          <w:kern w:val="0"/>
+          <w:sz w:val="21"/>
+          <w:szCs w:val="21"/>
+          <w:shd w:val="clear" w:fill="121314"/>
+          <w:lang w:val="en-US" w:eastAsia="zh-CN" w:bidi="ar"/>
+        </w:rPr>
+        <w:t xml:space="preserve">方法四head新增临时分支main混合回退在新分支上变基 </w:t>
+      </w:r>
+      <w:r>
+        <w:rPr>
+          <w:rFonts w:ascii="宋体" w:hAnsi="宋体" w:eastAsia="宋体" w:cs="宋体"/>
+          <w:sz w:val="24"/>
+          <w:szCs w:val="24"/>
+        </w:rPr>
+        <w:fldChar w:fldCharType="begin"/>
+      </w:r>
+      <w:r>
+        <w:rPr>
+          <w:rFonts w:ascii="宋体" w:hAnsi="宋体" w:eastAsia="宋体" w:cs="宋体"/>
+          <w:sz w:val="24"/>
+          <w:szCs w:val="24"/>
+        </w:rPr>
+        <w:instrText xml:space="preserve"> HYPERLINK "https://wellstsai.com/post/git-tutorial-reset/" </w:instrText>
+      </w:r>
+      <w:r>
+        <w:rPr>
+          <w:rFonts w:ascii="宋体" w:hAnsi="宋体" w:eastAsia="宋体" w:cs="宋体"/>
+          <w:sz w:val="24"/>
+          <w:szCs w:val="24"/>
+        </w:rPr>
+        <w:fldChar w:fldCharType="separate"/>
+      </w:r>
+      <w:r>
+        <w:rPr>
+          <w:rStyle w:val="5"/>
+          <w:rFonts w:ascii="宋体" w:hAnsi="宋体" w:eastAsia="宋体" w:cs="宋体"/>
+          <w:sz w:val="24"/>
+          <w:szCs w:val="24"/>
+        </w:rPr>
+        <w:t>Git 基礎教學：使用 VS Code 執行 Reset 回退與 Reflog 救援 - WellWells</w:t>
+      </w:r>
+      <w:r>
+        <w:rPr>
+          <w:rFonts w:ascii="宋体" w:hAnsi="宋体" w:eastAsia="宋体" w:cs="宋体"/>
+          <w:sz w:val="24"/>
+          <w:szCs w:val="24"/>
+        </w:rPr>
+        <w:fldChar w:fldCharType="end"/>
+      </w:r>
+      <w:r>
+        <w:rPr>
+          <w:rFonts w:hint="eastAsia" w:ascii="宋体" w:hAnsi="宋体" w:cs="宋体"/>
+          <w:sz w:val="24"/>
+          <w:szCs w:val="24"/>
+          <w:lang w:val="en-US" w:eastAsia="zh-CN"/>
+        </w:rPr>
+        <w:t xml:space="preserve"> ps.终端代码补全</w:t>
+      </w:r>
+    </w:p>
+    <w:p>
+      <w:pPr>
+        <w:keepNext w:val="0"/>
+        <w:keepLines w:val="0"/>
+        <w:widowControl/>
+        <w:suppressLineNumbers w:val="0"/>
+        <w:shd w:val="clear" w:fill="121314"/>
+        <w:spacing w:line="285" w:lineRule="atLeast"/>
+        <w:jc w:val="left"/>
+        <w:rPr>
+          <w:rFonts w:hint="default" w:ascii="Consolas" w:hAnsi="Consolas" w:eastAsia="Consolas" w:cs="Consolas"/>
+          <w:b w:val="0"/>
+          <w:bCs w:val="0"/>
+          <w:color w:val="808080"/>
+          <w:kern w:val="0"/>
+          <w:sz w:val="21"/>
+          <w:szCs w:val="21"/>
+          <w:shd w:val="clear" w:fill="121314"/>
+          <w:lang w:val="en-US" w:eastAsia="zh-CN" w:bidi="ar"/>
+        </w:rPr>
+      </w:pPr>
+      <w:r>
+        <w:rPr>
+          <w:rFonts w:hint="default" w:ascii="Consolas" w:hAnsi="Consolas" w:eastAsia="Consolas" w:cs="Consolas"/>
+          <w:b w:val="0"/>
+          <w:bCs w:val="0"/>
+          <w:color w:val="BBBEBF"/>
+          <w:kern w:val="0"/>
+          <w:sz w:val="21"/>
+          <w:szCs w:val="21"/>
+          <w:shd w:val="clear" w:fill="121314"/>
+          <w:lang w:val="en-US" w:eastAsia="zh-CN" w:bidi="ar"/>
+        </w:rPr>
+        <w:t>2026-06-</w:t>
+      </w:r>
+      <w:r>
+        <w:rPr>
+          <w:rFonts w:hint="eastAsia" w:ascii="Consolas" w:hAnsi="Consolas" w:eastAsia="Consolas" w:cs="Consolas"/>
+          <w:b w:val="0"/>
+          <w:bCs w:val="0"/>
+          <w:color w:val="BBBEBF"/>
+          <w:kern w:val="0"/>
+          <w:sz w:val="21"/>
+          <w:szCs w:val="21"/>
+          <w:shd w:val="clear" w:fill="121314"/>
+          <w:lang w:val="en-US" w:eastAsia="zh-CN" w:bidi="ar"/>
+        </w:rPr>
+        <w:t>10 gitlens强化一 home分栏强制推送，用本地修改过的同步（加一次新增修改）覆盖被视为前进一个版本的原因远程同步（1下2上）</w:t>
+      </w:r>
+      <w:r>
+        <w:rPr>
+          <w:rFonts w:hint="default" w:ascii="Consolas" w:hAnsi="Consolas" w:eastAsia="Consolas" w:cs="Consolas"/>
+          <w:b w:val="0"/>
+          <w:bCs w:val="0"/>
+          <w:color w:val="808080"/>
+          <w:kern w:val="0"/>
+          <w:sz w:val="21"/>
+          <w:szCs w:val="21"/>
+          <w:shd w:val="clear" w:fill="121314"/>
+          <w:lang w:val="en-US" w:eastAsia="zh-CN" w:bidi="ar"/>
+        </w:rPr>
+        <w:t>&lt;</w:t>
+      </w:r>
+      <w:r>
+        <w:rPr>
+          <w:rFonts w:hint="default" w:ascii="Consolas" w:hAnsi="Consolas" w:eastAsia="Consolas" w:cs="Consolas"/>
+          <w:b w:val="0"/>
+          <w:bCs w:val="0"/>
+          <w:color w:val="7EE787"/>
+          <w:kern w:val="0"/>
+          <w:sz w:val="21"/>
+          <w:szCs w:val="21"/>
+          <w:shd w:val="clear" w:fill="121314"/>
+          <w:lang w:val="en-US" w:eastAsia="zh-CN" w:bidi="ar"/>
+        </w:rPr>
+        <w:t>br</w:t>
+      </w:r>
+      <w:r>
+        <w:rPr>
+          <w:rFonts w:hint="default" w:ascii="Consolas" w:hAnsi="Consolas" w:eastAsia="Consolas" w:cs="Consolas"/>
+          <w:b w:val="0"/>
+          <w:bCs w:val="0"/>
+          <w:color w:val="808080"/>
+          <w:kern w:val="0"/>
+          <w:sz w:val="21"/>
+          <w:szCs w:val="21"/>
+          <w:shd w:val="clear" w:fill="121314"/>
+          <w:lang w:val="en-US" w:eastAsia="zh-CN" w:bidi="ar"/>
+        </w:rPr>
+        <w:t>&gt;</w:t>
+      </w:r>
+    </w:p>
+    <w:p>
+      <w:pPr>
+        <w:keepNext w:val="0"/>
+        <w:keepLines w:val="0"/>
+        <w:widowControl/>
+        <w:suppressLineNumbers w:val="0"/>
+        <w:shd w:val="clear" w:fill="121314"/>
+        <w:spacing w:line="285" w:lineRule="atLeast"/>
+        <w:jc w:val="left"/>
+        <w:rPr>
+          <w:rFonts w:hint="default" w:ascii="Consolas" w:hAnsi="Consolas" w:eastAsia="Consolas" w:cs="Consolas"/>
+          <w:b w:val="0"/>
+          <w:bCs w:val="0"/>
+          <w:color w:val="BBBEBF"/>
+          <w:kern w:val="0"/>
+          <w:sz w:val="21"/>
+          <w:szCs w:val="21"/>
+          <w:shd w:val="clear" w:fill="121314"/>
+          <w:lang w:val="en-US" w:eastAsia="zh-CN" w:bidi="ar"/>
+        </w:rPr>
+      </w:pPr>
+      <w:r>
+        <w:rPr>
+          <w:rFonts w:hint="default" w:ascii="Consolas" w:hAnsi="Consolas" w:eastAsia="Consolas" w:cs="Consolas"/>
+          <w:b w:val="0"/>
+          <w:bCs w:val="0"/>
+          <w:color w:val="BBBEBF"/>
+          <w:kern w:val="0"/>
+          <w:sz w:val="21"/>
+          <w:szCs w:val="21"/>
+          <w:shd w:val="clear" w:fill="121314"/>
+          <w:lang w:val="en-US" w:eastAsia="zh-CN" w:bidi="ar"/>
+        </w:rPr>
+        <w:t>2026-06-</w:t>
+      </w:r>
+      <w:r>
+        <w:rPr>
+          <w:rFonts w:hint="eastAsia" w:ascii="Consolas" w:hAnsi="Consolas" w:eastAsia="Consolas" w:cs="Consolas"/>
+          <w:b w:val="0"/>
+          <w:bCs w:val="0"/>
+          <w:color w:val="BBBEBF"/>
+          <w:kern w:val="0"/>
+          <w:sz w:val="21"/>
+          <w:szCs w:val="21"/>
+          <w:shd w:val="clear" w:fill="121314"/>
+          <w:lang w:val="en-US" w:eastAsia="zh-CN" w:bidi="ar"/>
+        </w:rPr>
+        <w:t xml:space="preserve">10 gitlens强化二 暂停操作子节点与恢复策略 </w:t>
+      </w:r>
+      <w:r>
+        <w:rPr>
+          <w:rFonts w:ascii="宋体" w:hAnsi="宋体" w:eastAsia="宋体" w:cs="宋体"/>
+          <w:sz w:val="24"/>
+          <w:szCs w:val="24"/>
+        </w:rPr>
+        <w:fldChar w:fldCharType="begin"/>
+      </w:r>
+      <w:r>
+        <w:rPr>
+          <w:rFonts w:ascii="宋体" w:hAnsi="宋体" w:eastAsia="宋体" w:cs="宋体"/>
+          <w:sz w:val="24"/>
+          <w:szCs w:val="24"/>
+        </w:rPr>
+        <w:instrText xml:space="preserve"> HYPERLINK "https://blog.csdn.net/gitblog_00407/article/details/153677103" </w:instrText>
+      </w:r>
+      <w:r>
+        <w:rPr>
+          <w:rFonts w:ascii="宋体" w:hAnsi="宋体" w:eastAsia="宋体" w:cs="宋体"/>
+          <w:sz w:val="24"/>
+          <w:szCs w:val="24"/>
+        </w:rPr>
+        <w:fldChar w:fldCharType="separate"/>
+      </w:r>
+      <w:r>
+        <w:rPr>
+          <w:rStyle w:val="5"/>
+          <w:rFonts w:ascii="宋体" w:hAnsi="宋体" w:eastAsia="宋体" w:cs="宋体"/>
+          <w:sz w:val="24"/>
+          <w:szCs w:val="24"/>
+        </w:rPr>
+        <w:t>终极指南：如何快速解决VSCode-GitLens暂停操作错误与PausedOperation处理-CSDN博客</w:t>
+      </w:r>
+      <w:r>
+        <w:rPr>
+          <w:rFonts w:ascii="宋体" w:hAnsi="宋体" w:eastAsia="宋体" w:cs="宋体"/>
+          <w:sz w:val="24"/>
+          <w:szCs w:val="24"/>
+        </w:rPr>
+        <w:fldChar w:fldCharType="end"/>
+      </w:r>
+    </w:p>
+    <w:p>
+      <w:pPr>
+        <w:keepNext w:val="0"/>
+        <w:keepLines w:val="0"/>
+        <w:widowControl/>
+        <w:suppressLineNumbers w:val="0"/>
+        <w:shd w:val="clear" w:fill="121314"/>
+        <w:spacing w:line="285" w:lineRule="atLeast"/>
+        <w:jc w:val="left"/>
+        <w:rPr>
+          <w:rFonts w:ascii="宋体" w:hAnsi="宋体" w:eastAsia="宋体" w:cs="宋体"/>
+          <w:sz w:val="24"/>
+          <w:szCs w:val="24"/>
+        </w:rPr>
+      </w:pPr>
+      <w:r>
+        <w:rPr>
+          <w:rFonts w:hint="default" w:ascii="Consolas" w:hAnsi="Consolas" w:eastAsia="Consolas" w:cs="Consolas"/>
+          <w:b w:val="0"/>
+          <w:bCs w:val="0"/>
+          <w:color w:val="BBBEBF"/>
+          <w:kern w:val="0"/>
+          <w:sz w:val="21"/>
+          <w:szCs w:val="21"/>
+          <w:shd w:val="clear" w:fill="121314"/>
+          <w:lang w:val="en-US" w:eastAsia="zh-CN" w:bidi="ar"/>
+        </w:rPr>
+        <w:t>2026-06-</w:t>
+      </w:r>
+      <w:r>
+        <w:rPr>
+          <w:rFonts w:hint="eastAsia" w:ascii="Consolas" w:hAnsi="Consolas" w:eastAsia="Consolas" w:cs="Consolas"/>
+          <w:b w:val="0"/>
+          <w:bCs w:val="0"/>
+          <w:color w:val="BBBEBF"/>
+          <w:kern w:val="0"/>
+          <w:sz w:val="21"/>
+          <w:szCs w:val="21"/>
+          <w:shd w:val="clear" w:fill="121314"/>
+          <w:lang w:val="en-US" w:eastAsia="zh-CN" w:bidi="ar"/>
+        </w:rPr>
+        <w:t xml:space="preserve">10 gitlens强化三 命令面板快速访问 </w:t>
+      </w:r>
+      <w:r>
+        <w:rPr>
+          <w:rFonts w:ascii="宋体" w:hAnsi="宋体" w:eastAsia="宋体" w:cs="宋体"/>
+          <w:sz w:val="24"/>
+          <w:szCs w:val="24"/>
+        </w:rPr>
+        <w:fldChar w:fldCharType="begin"/>
+      </w:r>
+      <w:r>
+        <w:rPr>
+          <w:rFonts w:ascii="宋体" w:hAnsi="宋体" w:eastAsia="宋体" w:cs="宋体"/>
+          <w:sz w:val="24"/>
+          <w:szCs w:val="24"/>
+        </w:rPr>
+        <w:instrText xml:space="preserve"> HYPERLINK "https://blog.csdn.net/gitblog_00843/article/details/153678375" </w:instrText>
+      </w:r>
+      <w:r>
+        <w:rPr>
+          <w:rFonts w:ascii="宋体" w:hAnsi="宋体" w:eastAsia="宋体" w:cs="宋体"/>
+          <w:sz w:val="24"/>
+          <w:szCs w:val="24"/>
+        </w:rPr>
+        <w:fldChar w:fldCharType="separate"/>
+      </w:r>
+      <w:r>
+        <w:rPr>
+          <w:rStyle w:val="5"/>
+          <w:rFonts w:ascii="宋体" w:hAnsi="宋体" w:eastAsia="宋体" w:cs="宋体"/>
+          <w:sz w:val="24"/>
+          <w:szCs w:val="24"/>
+        </w:rPr>
+        <w:t>vscode-gitlens命令面板：Git命令快速访问技巧-CSDN博客</w:t>
+      </w:r>
+      <w:r>
+        <w:rPr>
+          <w:rFonts w:ascii="宋体" w:hAnsi="宋体" w:eastAsia="宋体" w:cs="宋体"/>
+          <w:sz w:val="24"/>
+          <w:szCs w:val="24"/>
+        </w:rPr>
+        <w:fldChar w:fldCharType="end"/>
+      </w:r>
+    </w:p>
+    <w:p>
+      <w:pPr>
+        <w:keepNext w:val="0"/>
+        <w:keepLines w:val="0"/>
+        <w:widowControl/>
+        <w:suppressLineNumbers w:val="0"/>
+        <w:shd w:val="clear" w:fill="121314"/>
+        <w:spacing w:line="285" w:lineRule="atLeast"/>
+        <w:jc w:val="left"/>
+        <w:rPr>
+          <w:rFonts w:hint="eastAsia" w:ascii="Consolas" w:hAnsi="Consolas" w:eastAsia="Consolas" w:cs="Consolas"/>
+          <w:b w:val="0"/>
+          <w:bCs w:val="0"/>
+          <w:color w:val="BBBEBF"/>
+          <w:kern w:val="0"/>
+          <w:sz w:val="21"/>
+          <w:szCs w:val="21"/>
+          <w:shd w:val="clear" w:fill="121314"/>
+          <w:lang w:val="en-US" w:eastAsia="zh-CN" w:bidi="ar"/>
+        </w:rPr>
+      </w:pPr>
+      <w:r>
+        <w:rPr>
+          <w:rFonts w:hint="default" w:ascii="Consolas" w:hAnsi="Consolas" w:eastAsia="Consolas" w:cs="Consolas"/>
+          <w:b w:val="0"/>
+          <w:bCs w:val="0"/>
+          <w:color w:val="BBBEBF"/>
+          <w:kern w:val="0"/>
+          <w:sz w:val="21"/>
+          <w:szCs w:val="21"/>
+          <w:shd w:val="clear" w:fill="121314"/>
+          <w:lang w:val="en-US" w:eastAsia="zh-CN" w:bidi="ar"/>
+        </w:rPr>
+        <w:t>2026-06-</w:t>
+      </w:r>
+      <w:r>
+        <w:rPr>
+          <w:rFonts w:hint="eastAsia" w:ascii="Consolas" w:hAnsi="Consolas" w:eastAsia="Consolas" w:cs="Consolas"/>
+          <w:b w:val="0"/>
+          <w:bCs w:val="0"/>
+          <w:color w:val="BBBEBF"/>
+          <w:kern w:val="0"/>
+          <w:sz w:val="21"/>
+          <w:szCs w:val="21"/>
+          <w:shd w:val="clear" w:fill="121314"/>
+          <w:lang w:val="en-US" w:eastAsia="zh-CN" w:bidi="ar"/>
+        </w:rPr>
+        <w:t>10 gitlens强化四（Pro）使用变基编辑器解决复杂冲突</w:t>
+      </w:r>
+    </w:p>
+    <w:p>
+      <w:pPr>
+        <w:keepNext w:val="0"/>
+        <w:keepLines w:val="0"/>
+        <w:widowControl/>
+        <w:suppressLineNumbers w:val="0"/>
+        <w:shd w:val="clear" w:fill="121314"/>
+        <w:spacing w:line="285" w:lineRule="atLeast"/>
+        <w:jc w:val="left"/>
+        <w:rPr>
+          <w:rFonts w:hint="eastAsia" w:ascii="Consolas" w:hAnsi="Consolas" w:eastAsia="Consolas" w:cs="Consolas"/>
+          <w:b w:val="0"/>
+          <w:bCs w:val="0"/>
+          <w:color w:val="BBBEBF"/>
+          <w:kern w:val="0"/>
+          <w:sz w:val="21"/>
+          <w:szCs w:val="21"/>
+          <w:shd w:val="clear" w:fill="121314"/>
+          <w:lang w:val="en-US" w:eastAsia="zh-CN" w:bidi="ar"/>
+        </w:rPr>
+      </w:pPr>
+      <w:r>
+        <w:rPr>
+          <w:rFonts w:hint="default" w:ascii="Consolas" w:hAnsi="Consolas" w:eastAsia="Consolas" w:cs="Consolas"/>
+          <w:b w:val="0"/>
+          <w:bCs w:val="0"/>
+          <w:color w:val="BBBEBF"/>
+          <w:kern w:val="0"/>
+          <w:sz w:val="21"/>
+          <w:szCs w:val="21"/>
+          <w:shd w:val="clear" w:fill="121314"/>
+          <w:lang w:val="en-US" w:eastAsia="zh-CN" w:bidi="ar"/>
+        </w:rPr>
+        <w:t>2026-06-</w:t>
+      </w:r>
+      <w:r>
+        <w:rPr>
+          <w:rFonts w:hint="eastAsia" w:ascii="Consolas" w:hAnsi="Consolas" w:eastAsia="Consolas" w:cs="Consolas"/>
+          <w:b w:val="0"/>
+          <w:bCs w:val="0"/>
+          <w:color w:val="BBBEBF"/>
+          <w:kern w:val="0"/>
+          <w:sz w:val="21"/>
+          <w:szCs w:val="21"/>
+          <w:shd w:val="clear" w:fill="121314"/>
+          <w:lang w:val="en-US" w:eastAsia="zh-CN" w:bidi="ar"/>
+        </w:rPr>
+        <w:t>10 gitlens强化五 commit分栏对图标列出所有分栏可操作（归属于本顶端分支）使用组合模式重新组合提交Recompose Commits From Here (Preview)</w:t>
+      </w:r>
+      <w:r>
+        <w:rPr>
+          <w:rFonts w:hint="default" w:ascii="Consolas" w:hAnsi="Consolas" w:eastAsia="Consolas" w:cs="Consolas"/>
+          <w:b w:val="0"/>
+          <w:bCs w:val="0"/>
+          <w:color w:val="808080"/>
+          <w:kern w:val="0"/>
+          <w:sz w:val="21"/>
+          <w:szCs w:val="21"/>
+          <w:shd w:val="clear" w:fill="121314"/>
+          <w:lang w:val="en-US" w:eastAsia="zh-CN" w:bidi="ar"/>
+        </w:rPr>
+        <w:t>&lt;</w:t>
+      </w:r>
+      <w:r>
+        <w:rPr>
+          <w:rFonts w:hint="default" w:ascii="Consolas" w:hAnsi="Consolas" w:eastAsia="Consolas" w:cs="Consolas"/>
+          <w:b w:val="0"/>
+          <w:bCs w:val="0"/>
+          <w:color w:val="7EE787"/>
+          <w:kern w:val="0"/>
+          <w:sz w:val="21"/>
+          <w:szCs w:val="21"/>
+          <w:shd w:val="clear" w:fill="121314"/>
+          <w:lang w:val="en-US" w:eastAsia="zh-CN" w:bidi="ar"/>
+        </w:rPr>
+        <w:t>br</w:t>
+      </w:r>
+      <w:r>
+        <w:rPr>
+          <w:rFonts w:hint="default" w:ascii="Consolas" w:hAnsi="Consolas" w:eastAsia="Consolas" w:cs="Consolas"/>
+          <w:b w:val="0"/>
+          <w:bCs w:val="0"/>
+          <w:color w:val="808080"/>
+          <w:kern w:val="0"/>
+          <w:sz w:val="21"/>
+          <w:szCs w:val="21"/>
+          <w:shd w:val="clear" w:fill="121314"/>
+          <w:lang w:val="en-US" w:eastAsia="zh-CN" w:bidi="ar"/>
+        </w:rPr>
+        <w:t>&gt;</w:t>
+      </w:r>
+    </w:p>
+    <w:p>
+      <w:pPr>
+        <w:keepNext w:val="0"/>
+        <w:keepLines w:val="0"/>
+        <w:widowControl/>
+        <w:suppressLineNumbers w:val="0"/>
+        <w:shd w:val="clear" w:fill="121314"/>
+        <w:spacing w:line="285" w:lineRule="atLeast"/>
+        <w:jc w:val="left"/>
+        <w:rPr>
+          <w:rFonts w:hint="default" w:ascii="Consolas" w:hAnsi="Consolas" w:eastAsia="Consolas" w:cs="Consolas"/>
+          <w:b w:val="0"/>
+          <w:bCs w:val="0"/>
+          <w:color w:val="BBBEBF"/>
+          <w:kern w:val="0"/>
+          <w:sz w:val="21"/>
+          <w:szCs w:val="21"/>
+          <w:shd w:val="clear" w:fill="121314"/>
+          <w:lang w:val="en-US" w:eastAsia="zh-CN" w:bidi="ar"/>
+        </w:rPr>
+      </w:pPr>
+      <w:r>
+        <w:rPr>
+          <w:rFonts w:hint="default" w:ascii="Consolas" w:hAnsi="Consolas" w:eastAsia="Consolas" w:cs="Consolas"/>
+          <w:b w:val="0"/>
+          <w:bCs w:val="0"/>
+          <w:color w:val="BBBEBF"/>
+          <w:kern w:val="0"/>
+          <w:sz w:val="21"/>
+          <w:szCs w:val="21"/>
+          <w:shd w:val="clear" w:fill="121314"/>
+          <w:lang w:val="en-US" w:eastAsia="zh-CN" w:bidi="ar"/>
+        </w:rPr>
+        <w:t>2026-06-10 GitHub Desktop重组远程提交历史重新排序提交Reorder Commit</w:t>
+      </w:r>
+      <w:bookmarkStart w:id="0" w:name="_GoBack"/>
+      <w:bookmarkEnd w:id="0"/>
     </w:p>
     <w:sectPr>
       <w:pgSz w:w="12240" w:h="15840"/>
@@ -53896,7 +55834,7 @@
     <w:lsdException w:unhideWhenUsed="0" w:uiPriority="0" w:semiHidden="0" w:name="HTML Acronym"/>
     <w:lsdException w:unhideWhenUsed="0" w:uiPriority="0" w:semiHidden="0" w:name="HTML Address"/>
     <w:lsdException w:unhideWhenUsed="0" w:uiPriority="0" w:semiHidden="0" w:name="HTML Cite"/>
-    <w:lsdException w:unhideWhenUsed="0" w:uiPriority="0" w:semiHidden="0" w:name="HTML Code"/>
+    <w:lsdException w:qFormat="1" w:unhideWhenUsed="0" w:uiPriority="0" w:semiHidden="0" w:name="HTML Code"/>
     <w:lsdException w:unhideWhenUsed="0" w:uiPriority="0" w:semiHidden="0" w:name="HTML Definition"/>
     <w:lsdException w:unhideWhenUsed="0" w:uiPriority="0" w:semiHidden="0" w:name="HTML Keyboard"/>
     <w:lsdException w:qFormat="1" w:unhideWhenUsed="0" w:uiPriority="0" w:semiHidden="0" w:name="HTML Preformatted"/>
@@ -54129,6 +56067,7 @@
   <w:style w:type="character" w:styleId="6">
     <w:name w:val="HTML Code"/>
     <w:basedOn w:val="4"/>
+    <w:qFormat/>
     <w:uiPriority w:val="0"/>
     <w:rPr>
       <w:rFonts w:ascii="Courier New" w:hAnsi="Courier New"/>
